--- a/quiz-output/职业病危害因素评价项目流程说明.docx
+++ b/quiz-output/职业病危害因素评价项目流程说明.docx
@@ -1,85 +1,84 @@
 
 <file path=word/document.xml><?xml version="1.0" encoding="utf-8"?>
-<w:document xmlns:wpc="http://schemas.microsoft.com/office/word/2010/wordprocessingCanvas" xmlns:mc="http://schemas.openxmlformats.org/markup-compatibility/2006" xmlns:o="urn:schemas-microsoft-com:office:office" xmlns:r="http://schemas.openxmlformats.org/officeDocument/2006/relationships" xmlns:m="http://schemas.openxmlformats.org/officeDocument/2006/math" xmlns:v="urn:schemas-microsoft-com:vml" xmlns:wp14="http://schemas.microsoft.com/office/word/2010/wordprocessingDrawing" xmlns:wp="http://schemas.openxmlformats.org/drawingml/2006/wordprocessingDrawing" xmlns:w="http://schemas.openxmlformats.org/wordprocessingml/2006/main" xmlns:w14="http://schemas.microsoft.com/office/word/2010/wordml" xmlns:w10="urn:schemas-microsoft-com:office:word" xmlns:w15="http://schemas.microsoft.com/office/word/2012/wordml" xmlns:wpg="http://schemas.microsoft.com/office/word/2010/wordprocessingGroup" xmlns:wpi="http://schemas.microsoft.com/office/word/2010/wordprocessingInk" xmlns:wne="http://schemas.microsoft.com/office/word/2006/wordml" xmlns:wps="http://schemas.microsoft.com/office/word/2010/wordprocessingShape" xmlns:wpsCustomData="http://www.wps.cn/officeDocument/2013/wpsCustomData" mc:Ignorable="w14 w15 wp14">
+<w:document xmlns:wpc="http://schemas.microsoft.com/office/word/2010/wordprocessingCanvas" xmlns:cx="http://schemas.microsoft.com/office/drawing/2014/chartex" xmlns:cx1="http://schemas.microsoft.com/office/drawing/2015/9/8/chartex" xmlns:cx2="http://schemas.microsoft.com/office/drawing/2015/10/21/chartex" xmlns:cx3="http://schemas.microsoft.com/office/drawing/2016/5/9/chartex" xmlns:cx4="http://schemas.microsoft.com/office/drawing/2016/5/10/chartex" xmlns:cx5="http://schemas.microsoft.com/office/drawing/2016/5/11/chartex" xmlns:cx6="http://schemas.microsoft.com/office/drawing/2016/5/12/chartex" xmlns:cx7="http://schemas.microsoft.com/office/drawing/2016/5/13/chartex" xmlns:cx8="http://schemas.microsoft.com/office/drawing/2016/5/14/chartex" xmlns:mc="http://schemas.openxmlformats.org/markup-compatibility/2006" xmlns:aink="http://schemas.microsoft.com/office/drawing/2016/ink" xmlns:am3d="http://schemas.microsoft.com/office/drawing/2017/model3d" xmlns:o="urn:schemas-microsoft-com:office:office" xmlns:oel="http://schemas.microsoft.com/office/2019/extlst" xmlns:r="http://schemas.openxmlformats.org/officeDocument/2006/relationships" xmlns:m="http://schemas.openxmlformats.org/officeDocument/2006/math" xmlns:v="urn:schemas-microsoft-com:vml" xmlns:wp14="http://schemas.microsoft.com/office/word/2010/wordprocessingDrawing" xmlns:wp="http://schemas.openxmlformats.org/drawingml/2006/wordprocessingDrawing" xmlns:w10="urn:schemas-microsoft-com:office:word" xmlns:w="http://schemas.openxmlformats.org/wordprocessingml/2006/main" xmlns:w14="http://schemas.microsoft.com/office/word/2010/wordml" xmlns:w15="http://schemas.microsoft.com/office/word/2012/wordml" xmlns:w16cex="http://schemas.microsoft.com/office/word/2018/wordml/cex" xmlns:w16cid="http://schemas.microsoft.com/office/word/2016/wordml/cid" xmlns:w16="http://schemas.microsoft.com/office/word/2018/wordml" xmlns:w16du="http://schemas.microsoft.com/office/word/2023/wordml/word16du" xmlns:w16sdtdh="http://schemas.microsoft.com/office/word/2020/wordml/sdtdatahash" xmlns:w16sdtfl="http://schemas.microsoft.com/office/word/2024/wordml/sdtformatlock" xmlns:w16se="http://schemas.microsoft.com/office/word/2015/wordml/symex" xmlns:wpg="http://schemas.microsoft.com/office/word/2010/wordprocessingGroup" xmlns:wpi="http://schemas.microsoft.com/office/word/2010/wordprocessingInk" xmlns:wne="http://schemas.microsoft.com/office/word/2006/wordml" xmlns:wps="http://schemas.microsoft.com/office/word/2010/wordprocessingShape" mc:Ignorable="w14 w15 w16se w16cid w16 w16cex w16sdtdh w16sdtfl w16du wp14">
   <w:body>
     <w:p>
       <w:pPr>
-        <w:pStyle w:val="2"/>
-        <w:bidi w:val="0"/>
+        <w:pStyle w:val="Heading3"/>
         <w:jc w:val="center"/>
-        <w:rPr>
-          <w:rFonts w:hint="default"/>
-          <w:lang w:val="en-US" w:eastAsia="zh-CN"/>
-        </w:rPr>
       </w:pPr>
       <w:r>
         <w:rPr>
           <w:rFonts w:hint="eastAsia"/>
-          <w:lang w:val="en-US" w:eastAsia="zh-CN"/>
         </w:rPr>
         <w:t>职业病危害因素评价项目流程说明</w:t>
       </w:r>
     </w:p>
     <w:p>
       <w:pPr>
-        <w:pStyle w:val="3"/>
-        <w:bidi w:val="0"/>
+        <w:pStyle w:val="Heading4"/>
         <w:jc w:val="center"/>
-        <w:rPr>
-          <w:rFonts w:hint="eastAsia"/>
-          <w:lang w:val="en-US" w:eastAsia="zh-CN"/>
-        </w:rPr>
       </w:pPr>
       <w:r>
         <w:rPr>
           <w:rFonts w:hint="eastAsia"/>
-          <w:lang w:val="en-US" w:eastAsia="zh-CN"/>
         </w:rPr>
         <w:t>商务前期阶段</w:t>
       </w:r>
     </w:p>
     <w:p>
-      <w:pPr>
-        <w:rPr>
-          <w:rFonts w:hint="eastAsia"/>
-          <w:lang w:val="en-US" w:eastAsia="zh-CN"/>
-        </w:rPr>
-      </w:pPr>
       <w:r>
         <w:rPr>
           <w:rFonts w:hint="eastAsia"/>
-          <w:lang w:val="en-US" w:eastAsia="zh-CN"/>
         </w:rPr>
         <w:t>一、新建项目、扩建项目：</w:t>
       </w:r>
     </w:p>
     <w:p>
-      <w:pPr>
-        <w:rPr>
-          <w:rFonts w:hint="eastAsia"/>
-          <w:lang w:val="en-US" w:eastAsia="zh-CN"/>
-        </w:rPr>
-      </w:pPr>
       <w:r>
         <w:rPr>
           <w:rFonts w:hint="eastAsia"/>
-          <w:lang w:val="en-US" w:eastAsia="zh-CN"/>
         </w:rPr>
-        <w:t>需要做职业病危害因素三同时：职业病危害因素预评价-职业病危害因素设计专篇-职业病危害因素控制效果评价</w:t>
+        <w:t>需要做职业病危害因素三同时：职业病危害因素</w:t>
+      </w:r>
+      <w:proofErr w:type="gramStart"/>
+      <w:r>
+        <w:rPr>
+          <w:rFonts w:hint="eastAsia"/>
+        </w:rPr>
+        <w:t>预评价</w:t>
+      </w:r>
+      <w:proofErr w:type="gramEnd"/>
+      <w:r>
+        <w:rPr>
+          <w:rFonts w:hint="eastAsia"/>
+        </w:rPr>
+        <w:t>-</w:t>
+      </w:r>
+      <w:r>
+        <w:rPr>
+          <w:rFonts w:hint="eastAsia"/>
+        </w:rPr>
+        <w:t>职业病危害因素设计专篇</w:t>
+      </w:r>
+      <w:r>
+        <w:rPr>
+          <w:rFonts w:hint="eastAsia"/>
+        </w:rPr>
+        <w:t>-</w:t>
+      </w:r>
+      <w:r>
+        <w:rPr>
+          <w:rFonts w:hint="eastAsia"/>
+        </w:rPr>
+        <w:t>职业病危害因素控制效果评价</w:t>
       </w:r>
     </w:p>
     <w:tbl>
       <w:tblPr>
-        <w:tblStyle w:val="4"/>
         <w:tblW w:w="5024" w:type="pct"/>
         <w:tblInd w:w="-20" w:type="dxa"/>
-        <w:tblLayout w:type="autofit"/>
-        <w:tblCellMar>
-          <w:top w:w="0" w:type="dxa"/>
-          <w:left w:w="108" w:type="dxa"/>
-          <w:bottom w:w="0" w:type="dxa"/>
-          <w:right w:w="108" w:type="dxa"/>
-        </w:tblCellMar>
+        <w:tblLook w:val="04A0" w:firstRow="1" w:lastRow="0" w:firstColumn="1" w:lastColumn="0" w:noHBand="0" w:noVBand="1"/>
       </w:tblPr>
       <w:tblGrid>
         <w:gridCol w:w="775"/>
@@ -88,26 +87,18 @@
         <w:gridCol w:w="1838"/>
       </w:tblGrid>
       <w:tr>
-        <w:tblPrEx>
-          <w:tblCellMar>
-            <w:top w:w="0" w:type="dxa"/>
-            <w:left w:w="108" w:type="dxa"/>
-            <w:bottom w:w="0" w:type="dxa"/>
-            <w:right w:w="108" w:type="dxa"/>
-          </w:tblCellMar>
-        </w:tblPrEx>
         <w:trPr>
-          <w:trHeight w:val="705" w:hRule="atLeast"/>
+          <w:trHeight w:val="705"/>
         </w:trPr>
         <w:tc>
           <w:tcPr>
             <w:tcW w:w="5000" w:type="pct"/>
             <w:gridSpan w:val="4"/>
             <w:tcBorders>
-              <w:top w:val="single" w:color="auto" w:sz="4" w:space="0"/>
-              <w:left w:val="single" w:color="auto" w:sz="4" w:space="0"/>
-              <w:bottom w:val="single" w:color="auto" w:sz="4" w:space="0"/>
-              <w:right w:val="single" w:color="auto" w:sz="4" w:space="0"/>
+              <w:top w:val="single" w:sz="4" w:space="0" w:color="auto"/>
+              <w:left w:val="single" w:sz="4" w:space="0" w:color="auto"/>
+              <w:bottom w:val="single" w:sz="4" w:space="0" w:color="auto"/>
+              <w:right w:val="single" w:sz="4" w:space="0" w:color="auto"/>
             </w:tcBorders>
             <w:shd w:val="clear" w:color="auto" w:fill="auto"/>
             <w:vAlign w:val="center"/>
@@ -117,28 +108,39 @@
               <w:widowControl/>
               <w:jc w:val="center"/>
               <w:rPr>
-                <w:rFonts w:ascii="宋体" w:hAnsi="宋体" w:eastAsia="宋体" w:cs="宋体"/>
-                <w:color w:val="000000"/>
-                <w:kern w:val="0"/>
-                <w:sz w:val="22"/>
-              </w:rPr>
-            </w:pPr>
-            <w:r>
-              <w:rPr>
-                <w:rFonts w:hint="eastAsia" w:ascii="宋体" w:hAnsi="宋体" w:eastAsia="宋体" w:cs="宋体"/>
-                <w:color w:val="000000"/>
-                <w:kern w:val="0"/>
-                <w:sz w:val="22"/>
-              </w:rPr>
-              <w:t>预评价报价资料报价阶段收集与目的</w:t>
-            </w:r>
-          </w:p>
-          <w:p>
-            <w:pPr>
-              <w:widowControl/>
-              <w:jc w:val="center"/>
-              <w:rPr>
-                <w:rFonts w:ascii="宋体" w:hAnsi="宋体" w:eastAsia="宋体" w:cs="宋体"/>
+                <w:rFonts w:ascii="SimSun" w:eastAsia="SimSun" w:hAnsi="SimSun" w:cs="SimSun"/>
+                <w:color w:val="000000"/>
+                <w:kern w:val="0"/>
+                <w:sz w:val="22"/>
+              </w:rPr>
+            </w:pPr>
+            <w:proofErr w:type="gramStart"/>
+            <w:r>
+              <w:rPr>
+                <w:rFonts w:ascii="SimSun" w:eastAsia="SimSun" w:hAnsi="SimSun" w:cs="SimSun" w:hint="eastAsia"/>
+                <w:color w:val="000000"/>
+                <w:kern w:val="0"/>
+                <w:sz w:val="22"/>
+              </w:rPr>
+              <w:t>预评价</w:t>
+            </w:r>
+            <w:proofErr w:type="gramEnd"/>
+            <w:r>
+              <w:rPr>
+                <w:rFonts w:ascii="SimSun" w:eastAsia="SimSun" w:hAnsi="SimSun" w:cs="SimSun" w:hint="eastAsia"/>
+                <w:color w:val="000000"/>
+                <w:kern w:val="0"/>
+                <w:sz w:val="22"/>
+              </w:rPr>
+              <w:t>报价资料报价阶段收集与目的</w:t>
+            </w:r>
+          </w:p>
+          <w:p>
+            <w:pPr>
+              <w:widowControl/>
+              <w:jc w:val="center"/>
+              <w:rPr>
+                <w:rFonts w:ascii="SimSun" w:eastAsia="SimSun" w:hAnsi="SimSun" w:cs="SimSun"/>
                 <w:b/>
                 <w:color w:val="000000"/>
                 <w:kern w:val="0"/>
@@ -147,38 +149,54 @@
             </w:pPr>
             <w:r>
               <w:rPr>
-                <w:rFonts w:hint="eastAsia" w:ascii="宋体" w:hAnsi="宋体" w:eastAsia="宋体" w:cs="宋体"/>
+                <w:rFonts w:ascii="SimSun" w:eastAsia="SimSun" w:hAnsi="SimSun" w:cs="SimSun" w:hint="eastAsia"/>
                 <w:b/>
                 <w:color w:val="000000"/>
                 <w:kern w:val="0"/>
                 <w:sz w:val="22"/>
                 <w:highlight w:val="yellow"/>
               </w:rPr>
-              <w:t>（职业卫生的预评和控效是可以同一家机构做）</w:t>
+              <w:t>（职业卫生的预评和</w:t>
+            </w:r>
+            <w:proofErr w:type="gramStart"/>
+            <w:r>
+              <w:rPr>
+                <w:rFonts w:ascii="SimSun" w:eastAsia="SimSun" w:hAnsi="SimSun" w:cs="SimSun" w:hint="eastAsia"/>
+                <w:b/>
+                <w:color w:val="000000"/>
+                <w:kern w:val="0"/>
+                <w:sz w:val="22"/>
+                <w:highlight w:val="yellow"/>
+              </w:rPr>
+              <w:t>控效</w:t>
+            </w:r>
+            <w:proofErr w:type="gramEnd"/>
+            <w:r>
+              <w:rPr>
+                <w:rFonts w:ascii="SimSun" w:eastAsia="SimSun" w:hAnsi="SimSun" w:cs="SimSun" w:hint="eastAsia"/>
+                <w:b/>
+                <w:color w:val="000000"/>
+                <w:kern w:val="0"/>
+                <w:sz w:val="22"/>
+                <w:highlight w:val="yellow"/>
+              </w:rPr>
+              <w:t>是可以同一家机构做）</w:t>
             </w:r>
           </w:p>
         </w:tc>
       </w:tr>
       <w:tr>
-        <w:tblPrEx>
-          <w:tblCellMar>
-            <w:top w:w="0" w:type="dxa"/>
-            <w:left w:w="108" w:type="dxa"/>
-            <w:bottom w:w="0" w:type="dxa"/>
-            <w:right w:w="108" w:type="dxa"/>
-          </w:tblCellMar>
-        </w:tblPrEx>
         <w:trPr>
-          <w:trHeight w:val="495" w:hRule="atLeast"/>
+          <w:trHeight w:val="495"/>
         </w:trPr>
         <w:tc>
           <w:tcPr>
             <w:tcW w:w="453" w:type="pct"/>
             <w:tcBorders>
               <w:top w:val="nil"/>
-              <w:left w:val="single" w:color="auto" w:sz="4" w:space="0"/>
-              <w:bottom w:val="single" w:color="auto" w:sz="4" w:space="0"/>
-              <w:right w:val="single" w:color="auto" w:sz="4" w:space="0"/>
+              <w:left w:val="single" w:sz="4" w:space="0" w:color="auto"/>
+              <w:bottom w:val="single" w:sz="4" w:space="0" w:color="auto"/>
+              <w:right w:val="single" w:sz="4" w:space="0" w:color="auto"/>
             </w:tcBorders>
             <w:shd w:val="clear" w:color="auto" w:fill="auto"/>
             <w:vAlign w:val="center"/>
@@ -188,15 +206,15 @@
               <w:widowControl/>
               <w:jc w:val="center"/>
               <w:rPr>
-                <w:rFonts w:ascii="宋体" w:hAnsi="宋体" w:eastAsia="宋体" w:cs="宋体"/>
-                <w:color w:val="000000"/>
-                <w:kern w:val="0"/>
-                <w:sz w:val="22"/>
-              </w:rPr>
-            </w:pPr>
-            <w:r>
-              <w:rPr>
-                <w:rFonts w:hint="eastAsia" w:ascii="宋体" w:hAnsi="宋体" w:eastAsia="宋体" w:cs="宋体"/>
+                <w:rFonts w:ascii="SimSun" w:eastAsia="SimSun" w:hAnsi="SimSun" w:cs="SimSun"/>
+                <w:color w:val="000000"/>
+                <w:kern w:val="0"/>
+                <w:sz w:val="22"/>
+              </w:rPr>
+            </w:pPr>
+            <w:r>
+              <w:rPr>
+                <w:rFonts w:ascii="SimSun" w:eastAsia="SimSun" w:hAnsi="SimSun" w:cs="SimSun" w:hint="eastAsia"/>
                 <w:color w:val="000000"/>
                 <w:kern w:val="0"/>
                 <w:sz w:val="22"/>
@@ -211,8 +229,8 @@
             <w:tcBorders>
               <w:top w:val="nil"/>
               <w:left w:val="nil"/>
-              <w:bottom w:val="single" w:color="auto" w:sz="4" w:space="0"/>
-              <w:right w:val="single" w:color="auto" w:sz="4" w:space="0"/>
+              <w:bottom w:val="single" w:sz="4" w:space="0" w:color="auto"/>
+              <w:right w:val="single" w:sz="4" w:space="0" w:color="auto"/>
             </w:tcBorders>
             <w:shd w:val="clear" w:color="auto" w:fill="auto"/>
             <w:vAlign w:val="center"/>
@@ -222,15 +240,15 @@
               <w:widowControl/>
               <w:jc w:val="center"/>
               <w:rPr>
-                <w:rFonts w:ascii="宋体" w:hAnsi="宋体" w:eastAsia="宋体" w:cs="宋体"/>
-                <w:color w:val="000000"/>
-                <w:kern w:val="0"/>
-                <w:sz w:val="22"/>
-              </w:rPr>
-            </w:pPr>
-            <w:r>
-              <w:rPr>
-                <w:rFonts w:hint="eastAsia" w:ascii="宋体" w:hAnsi="宋体" w:eastAsia="宋体" w:cs="宋体"/>
+                <w:rFonts w:ascii="SimSun" w:eastAsia="SimSun" w:hAnsi="SimSun" w:cs="SimSun"/>
+                <w:color w:val="000000"/>
+                <w:kern w:val="0"/>
+                <w:sz w:val="22"/>
+              </w:rPr>
+            </w:pPr>
+            <w:r>
+              <w:rPr>
+                <w:rFonts w:ascii="SimSun" w:eastAsia="SimSun" w:hAnsi="SimSun" w:cs="SimSun" w:hint="eastAsia"/>
                 <w:color w:val="000000"/>
                 <w:kern w:val="0"/>
                 <w:sz w:val="22"/>
@@ -245,8 +263,8 @@
             <w:tcBorders>
               <w:top w:val="nil"/>
               <w:left w:val="nil"/>
-              <w:bottom w:val="single" w:color="auto" w:sz="4" w:space="0"/>
-              <w:right w:val="single" w:color="auto" w:sz="4" w:space="0"/>
+              <w:bottom w:val="single" w:sz="4" w:space="0" w:color="auto"/>
+              <w:right w:val="single" w:sz="4" w:space="0" w:color="auto"/>
             </w:tcBorders>
             <w:shd w:val="clear" w:color="auto" w:fill="auto"/>
             <w:vAlign w:val="center"/>
@@ -256,15 +274,15 @@
               <w:widowControl/>
               <w:jc w:val="center"/>
               <w:rPr>
-                <w:rFonts w:ascii="宋体" w:hAnsi="宋体" w:eastAsia="宋体" w:cs="宋体"/>
-                <w:color w:val="000000"/>
-                <w:kern w:val="0"/>
-                <w:sz w:val="22"/>
-              </w:rPr>
-            </w:pPr>
-            <w:r>
-              <w:rPr>
-                <w:rFonts w:hint="eastAsia" w:ascii="宋体" w:hAnsi="宋体" w:eastAsia="宋体" w:cs="宋体"/>
+                <w:rFonts w:ascii="SimSun" w:eastAsia="SimSun" w:hAnsi="SimSun" w:cs="SimSun"/>
+                <w:color w:val="000000"/>
+                <w:kern w:val="0"/>
+                <w:sz w:val="22"/>
+              </w:rPr>
+            </w:pPr>
+            <w:r>
+              <w:rPr>
+                <w:rFonts w:ascii="SimSun" w:eastAsia="SimSun" w:hAnsi="SimSun" w:cs="SimSun" w:hint="eastAsia"/>
                 <w:color w:val="000000"/>
                 <w:kern w:val="0"/>
                 <w:sz w:val="22"/>
@@ -279,8 +297,8 @@
             <w:tcBorders>
               <w:top w:val="nil"/>
               <w:left w:val="nil"/>
-              <w:bottom w:val="single" w:color="auto" w:sz="4" w:space="0"/>
-              <w:right w:val="single" w:color="auto" w:sz="4" w:space="0"/>
+              <w:bottom w:val="single" w:sz="4" w:space="0" w:color="auto"/>
+              <w:right w:val="single" w:sz="4" w:space="0" w:color="auto"/>
             </w:tcBorders>
             <w:shd w:val="clear" w:color="auto" w:fill="auto"/>
             <w:vAlign w:val="center"/>
@@ -290,15 +308,15 @@
               <w:widowControl/>
               <w:jc w:val="center"/>
               <w:rPr>
-                <w:rFonts w:ascii="宋体" w:hAnsi="宋体" w:eastAsia="宋体" w:cs="宋体"/>
-                <w:color w:val="000000"/>
-                <w:kern w:val="0"/>
-                <w:sz w:val="22"/>
-              </w:rPr>
-            </w:pPr>
-            <w:r>
-              <w:rPr>
-                <w:rFonts w:hint="eastAsia" w:ascii="宋体" w:hAnsi="宋体" w:eastAsia="宋体" w:cs="宋体"/>
+                <w:rFonts w:ascii="SimSun" w:eastAsia="SimSun" w:hAnsi="SimSun" w:cs="SimSun"/>
+                <w:color w:val="000000"/>
+                <w:kern w:val="0"/>
+                <w:sz w:val="22"/>
+              </w:rPr>
+            </w:pPr>
+            <w:r>
+              <w:rPr>
+                <w:rFonts w:ascii="SimSun" w:eastAsia="SimSun" w:hAnsi="SimSun" w:cs="SimSun" w:hint="eastAsia"/>
                 <w:color w:val="000000"/>
                 <w:kern w:val="0"/>
                 <w:sz w:val="22"/>
@@ -309,25 +327,17 @@
         </w:tc>
       </w:tr>
       <w:tr>
-        <w:tblPrEx>
-          <w:tblCellMar>
-            <w:top w:w="0" w:type="dxa"/>
-            <w:left w:w="108" w:type="dxa"/>
-            <w:bottom w:w="0" w:type="dxa"/>
-            <w:right w:w="108" w:type="dxa"/>
-          </w:tblCellMar>
-        </w:tblPrEx>
         <w:trPr>
-          <w:trHeight w:val="2205" w:hRule="atLeast"/>
+          <w:trHeight w:val="2205"/>
         </w:trPr>
         <w:tc>
           <w:tcPr>
             <w:tcW w:w="453" w:type="pct"/>
             <w:tcBorders>
               <w:top w:val="nil"/>
-              <w:left w:val="single" w:color="auto" w:sz="4" w:space="0"/>
-              <w:bottom w:val="single" w:color="auto" w:sz="4" w:space="0"/>
-              <w:right w:val="single" w:color="auto" w:sz="4" w:space="0"/>
+              <w:left w:val="single" w:sz="4" w:space="0" w:color="auto"/>
+              <w:bottom w:val="single" w:sz="4" w:space="0" w:color="auto"/>
+              <w:right w:val="single" w:sz="4" w:space="0" w:color="auto"/>
             </w:tcBorders>
             <w:shd w:val="clear" w:color="auto" w:fill="auto"/>
             <w:vAlign w:val="center"/>
@@ -337,15 +347,15 @@
               <w:widowControl/>
               <w:jc w:val="center"/>
               <w:rPr>
-                <w:rFonts w:ascii="宋体" w:hAnsi="宋体" w:eastAsia="宋体" w:cs="宋体"/>
-                <w:color w:val="000000"/>
-                <w:kern w:val="0"/>
-                <w:sz w:val="22"/>
-              </w:rPr>
-            </w:pPr>
-            <w:r>
-              <w:rPr>
-                <w:rFonts w:hint="eastAsia" w:ascii="宋体" w:hAnsi="宋体" w:eastAsia="宋体" w:cs="宋体"/>
+                <w:rFonts w:ascii="SimSun" w:eastAsia="SimSun" w:hAnsi="SimSun" w:cs="SimSun"/>
+                <w:color w:val="000000"/>
+                <w:kern w:val="0"/>
+                <w:sz w:val="22"/>
+              </w:rPr>
+            </w:pPr>
+            <w:r>
+              <w:rPr>
+                <w:rFonts w:ascii="SimSun" w:eastAsia="SimSun" w:hAnsi="SimSun" w:cs="SimSun" w:hint="eastAsia"/>
                 <w:color w:val="000000"/>
                 <w:kern w:val="0"/>
                 <w:sz w:val="22"/>
@@ -360,8 +370,8 @@
             <w:tcBorders>
               <w:top w:val="nil"/>
               <w:left w:val="nil"/>
-              <w:bottom w:val="single" w:color="auto" w:sz="4" w:space="0"/>
-              <w:right w:val="single" w:color="auto" w:sz="4" w:space="0"/>
+              <w:bottom w:val="single" w:sz="4" w:space="0" w:color="auto"/>
+              <w:right w:val="single" w:sz="4" w:space="0" w:color="auto"/>
             </w:tcBorders>
             <w:shd w:val="clear" w:color="auto" w:fill="auto"/>
             <w:vAlign w:val="center"/>
@@ -371,21 +381,32 @@
               <w:widowControl/>
               <w:jc w:val="center"/>
               <w:rPr>
-                <w:rFonts w:ascii="宋体" w:hAnsi="宋体" w:eastAsia="宋体" w:cs="宋体"/>
-                <w:color w:val="000000"/>
-                <w:kern w:val="0"/>
-                <w:sz w:val="22"/>
-              </w:rPr>
-            </w:pPr>
-            <w:r>
-              <w:rPr>
-                <w:rFonts w:hint="eastAsia" w:ascii="宋体" w:hAnsi="宋体" w:eastAsia="宋体" w:cs="宋体"/>
-                <w:color w:val="000000"/>
-                <w:kern w:val="0"/>
-                <w:sz w:val="22"/>
-              </w:rPr>
-              <w:t>立项文件/设计材料/可研</w:t>
-            </w:r>
+                <w:rFonts w:ascii="SimSun" w:eastAsia="SimSun" w:hAnsi="SimSun" w:cs="SimSun"/>
+                <w:color w:val="000000"/>
+                <w:kern w:val="0"/>
+                <w:sz w:val="22"/>
+              </w:rPr>
+            </w:pPr>
+            <w:r>
+              <w:rPr>
+                <w:rFonts w:ascii="SimSun" w:eastAsia="SimSun" w:hAnsi="SimSun" w:cs="SimSun" w:hint="eastAsia"/>
+                <w:color w:val="000000"/>
+                <w:kern w:val="0"/>
+                <w:sz w:val="22"/>
+              </w:rPr>
+              <w:t>立项文件/设计材料/可</w:t>
+            </w:r>
+            <w:proofErr w:type="gramStart"/>
+            <w:r>
+              <w:rPr>
+                <w:rFonts w:ascii="SimSun" w:eastAsia="SimSun" w:hAnsi="SimSun" w:cs="SimSun" w:hint="eastAsia"/>
+                <w:color w:val="000000"/>
+                <w:kern w:val="0"/>
+                <w:sz w:val="22"/>
+              </w:rPr>
+              <w:t>研</w:t>
+            </w:r>
+            <w:proofErr w:type="gramEnd"/>
           </w:p>
         </w:tc>
         <w:tc>
@@ -394,8 +415,8 @@
             <w:tcBorders>
               <w:top w:val="nil"/>
               <w:left w:val="nil"/>
-              <w:bottom w:val="single" w:color="auto" w:sz="4" w:space="0"/>
-              <w:right w:val="single" w:color="auto" w:sz="4" w:space="0"/>
+              <w:bottom w:val="single" w:sz="4" w:space="0" w:color="auto"/>
+              <w:right w:val="single" w:sz="4" w:space="0" w:color="auto"/>
             </w:tcBorders>
             <w:shd w:val="clear" w:color="auto" w:fill="auto"/>
             <w:vAlign w:val="center"/>
@@ -405,15 +426,15 @@
               <w:widowControl/>
               <w:jc w:val="left"/>
               <w:rPr>
-                <w:rFonts w:ascii="宋体" w:hAnsi="宋体" w:eastAsia="宋体" w:cs="宋体"/>
-                <w:color w:val="000000"/>
-                <w:kern w:val="0"/>
-                <w:sz w:val="22"/>
-              </w:rPr>
-            </w:pPr>
-            <w:r>
-              <w:rPr>
-                <w:rFonts w:hint="eastAsia" w:ascii="宋体" w:hAnsi="宋体" w:eastAsia="宋体" w:cs="宋体"/>
+                <w:rFonts w:ascii="SimSun" w:eastAsia="SimSun" w:hAnsi="SimSun" w:cs="SimSun"/>
+                <w:color w:val="000000"/>
+                <w:kern w:val="0"/>
+                <w:sz w:val="22"/>
+              </w:rPr>
+            </w:pPr>
+            <w:r>
+              <w:rPr>
+                <w:rFonts w:ascii="SimSun" w:eastAsia="SimSun" w:hAnsi="SimSun" w:cs="SimSun" w:hint="eastAsia"/>
                 <w:color w:val="000000"/>
                 <w:kern w:val="0"/>
                 <w:sz w:val="22"/>
@@ -426,15 +447,15 @@
               <w:widowControl/>
               <w:jc w:val="left"/>
               <w:rPr>
-                <w:rFonts w:ascii="宋体" w:hAnsi="宋体" w:eastAsia="宋体" w:cs="宋体"/>
-                <w:color w:val="000000"/>
-                <w:kern w:val="0"/>
-                <w:sz w:val="22"/>
-              </w:rPr>
-            </w:pPr>
-            <w:r>
-              <w:rPr>
-                <w:rFonts w:hint="eastAsia" w:ascii="宋体" w:hAnsi="宋体" w:eastAsia="宋体" w:cs="宋体"/>
+                <w:rFonts w:ascii="SimSun" w:eastAsia="SimSun" w:hAnsi="SimSun" w:cs="SimSun"/>
+                <w:color w:val="000000"/>
+                <w:kern w:val="0"/>
+                <w:sz w:val="22"/>
+              </w:rPr>
+            </w:pPr>
+            <w:r>
+              <w:rPr>
+                <w:rFonts w:ascii="SimSun" w:eastAsia="SimSun" w:hAnsi="SimSun" w:cs="SimSun" w:hint="eastAsia"/>
                 <w:color w:val="000000"/>
                 <w:kern w:val="0"/>
                 <w:sz w:val="22"/>
@@ -447,15 +468,15 @@
               <w:widowControl/>
               <w:jc w:val="left"/>
               <w:rPr>
-                <w:rFonts w:ascii="宋体" w:hAnsi="宋体" w:eastAsia="宋体" w:cs="宋体"/>
-                <w:color w:val="000000"/>
-                <w:kern w:val="0"/>
-                <w:sz w:val="22"/>
-              </w:rPr>
-            </w:pPr>
-            <w:r>
-              <w:rPr>
-                <w:rFonts w:hint="eastAsia" w:ascii="宋体" w:hAnsi="宋体" w:eastAsia="宋体" w:cs="宋体"/>
+                <w:rFonts w:ascii="SimSun" w:eastAsia="SimSun" w:hAnsi="SimSun" w:cs="SimSun"/>
+                <w:color w:val="000000"/>
+                <w:kern w:val="0"/>
+                <w:sz w:val="22"/>
+              </w:rPr>
+            </w:pPr>
+            <w:r>
+              <w:rPr>
+                <w:rFonts w:ascii="SimSun" w:eastAsia="SimSun" w:hAnsi="SimSun" w:cs="SimSun" w:hint="eastAsia"/>
                 <w:color w:val="000000"/>
                 <w:kern w:val="0"/>
                 <w:sz w:val="22"/>
@@ -468,15 +489,15 @@
               <w:widowControl/>
               <w:jc w:val="left"/>
               <w:rPr>
-                <w:rFonts w:hint="eastAsia" w:ascii="宋体" w:hAnsi="宋体" w:eastAsia="宋体" w:cs="宋体"/>
-                <w:color w:val="000000"/>
-                <w:kern w:val="0"/>
-                <w:sz w:val="22"/>
-              </w:rPr>
-            </w:pPr>
-            <w:r>
-              <w:rPr>
-                <w:rFonts w:ascii="宋体" w:hAnsi="宋体" w:eastAsia="宋体" w:cs="宋体"/>
+                <w:rFonts w:ascii="SimSun" w:eastAsia="SimSun" w:hAnsi="SimSun" w:cs="SimSun"/>
+                <w:color w:val="000000"/>
+                <w:kern w:val="0"/>
+                <w:sz w:val="22"/>
+              </w:rPr>
+            </w:pPr>
+            <w:r>
+              <w:rPr>
+                <w:rFonts w:ascii="SimSun" w:eastAsia="SimSun" w:hAnsi="SimSun" w:cs="SimSun"/>
                 <w:color w:val="000000"/>
                 <w:kern w:val="0"/>
                 <w:sz w:val="22"/>
@@ -485,7 +506,7 @@
             </w:r>
             <w:r>
               <w:rPr>
-                <w:rFonts w:hint="eastAsia" w:ascii="宋体" w:hAnsi="宋体" w:eastAsia="宋体" w:cs="宋体"/>
+                <w:rFonts w:ascii="SimSun" w:eastAsia="SimSun" w:hAnsi="SimSun" w:cs="SimSun" w:hint="eastAsia"/>
                 <w:color w:val="000000"/>
                 <w:kern w:val="0"/>
                 <w:sz w:val="22"/>
@@ -494,12 +515,32 @@
             </w:r>
             <w:r>
               <w:rPr>
-                <w:rFonts w:ascii="宋体" w:hAnsi="宋体" w:eastAsia="宋体" w:cs="宋体"/>
-                <w:color w:val="000000"/>
-                <w:kern w:val="0"/>
-                <w:sz w:val="22"/>
-              </w:rPr>
-              <w:t>）通过规模，行业等给初步的价格</w:t>
+                <w:rFonts w:ascii="SimSun" w:eastAsia="SimSun" w:hAnsi="SimSun" w:cs="SimSun"/>
+                <w:color w:val="000000"/>
+                <w:kern w:val="0"/>
+                <w:sz w:val="22"/>
+              </w:rPr>
+              <w:t>）通过规模，行业等</w:t>
+            </w:r>
+            <w:proofErr w:type="gramStart"/>
+            <w:r>
+              <w:rPr>
+                <w:rFonts w:ascii="SimSun" w:eastAsia="SimSun" w:hAnsi="SimSun" w:cs="SimSun"/>
+                <w:color w:val="000000"/>
+                <w:kern w:val="0"/>
+                <w:sz w:val="22"/>
+              </w:rPr>
+              <w:t>给初步</w:t>
+            </w:r>
+            <w:proofErr w:type="gramEnd"/>
+            <w:r>
+              <w:rPr>
+                <w:rFonts w:ascii="SimSun" w:eastAsia="SimSun" w:hAnsi="SimSun" w:cs="SimSun"/>
+                <w:color w:val="000000"/>
+                <w:kern w:val="0"/>
+                <w:sz w:val="22"/>
+              </w:rPr>
+              <w:t>的价格</w:t>
             </w:r>
           </w:p>
         </w:tc>
@@ -509,8 +550,8 @@
             <w:tcBorders>
               <w:top w:val="nil"/>
               <w:left w:val="nil"/>
-              <w:bottom w:val="single" w:color="auto" w:sz="4" w:space="0"/>
-              <w:right w:val="single" w:color="auto" w:sz="4" w:space="0"/>
+              <w:bottom w:val="single" w:sz="4" w:space="0" w:color="auto"/>
+              <w:right w:val="single" w:sz="4" w:space="0" w:color="auto"/>
             </w:tcBorders>
             <w:shd w:val="clear" w:color="auto" w:fill="auto"/>
             <w:vAlign w:val="center"/>
@@ -520,44 +561,56 @@
               <w:widowControl/>
               <w:jc w:val="center"/>
               <w:rPr>
-                <w:rFonts w:ascii="宋体" w:hAnsi="宋体" w:eastAsia="宋体" w:cs="宋体"/>
-                <w:color w:val="000000"/>
-                <w:kern w:val="0"/>
-                <w:sz w:val="22"/>
-              </w:rPr>
-            </w:pPr>
-            <w:r>
-              <w:rPr>
-                <w:rFonts w:hint="eastAsia" w:ascii="宋体" w:hAnsi="宋体" w:eastAsia="宋体" w:cs="宋体"/>
-                <w:color w:val="000000"/>
-                <w:kern w:val="0"/>
-                <w:sz w:val="22"/>
-              </w:rPr>
-              <w:t>现阶段无法提供立项/可研等设计材料，可以通过收集序号2的资料，进行咨询报价</w:t>
+                <w:rFonts w:ascii="SimSun" w:eastAsia="SimSun" w:hAnsi="SimSun" w:cs="SimSun"/>
+                <w:color w:val="000000"/>
+                <w:kern w:val="0"/>
+                <w:sz w:val="22"/>
+              </w:rPr>
+            </w:pPr>
+            <w:r>
+              <w:rPr>
+                <w:rFonts w:ascii="SimSun" w:eastAsia="SimSun" w:hAnsi="SimSun" w:cs="SimSun" w:hint="eastAsia"/>
+                <w:color w:val="000000"/>
+                <w:kern w:val="0"/>
+                <w:sz w:val="22"/>
+              </w:rPr>
+              <w:t>现阶段无法提供立项/可</w:t>
+            </w:r>
+            <w:proofErr w:type="gramStart"/>
+            <w:r>
+              <w:rPr>
+                <w:rFonts w:ascii="SimSun" w:eastAsia="SimSun" w:hAnsi="SimSun" w:cs="SimSun" w:hint="eastAsia"/>
+                <w:color w:val="000000"/>
+                <w:kern w:val="0"/>
+                <w:sz w:val="22"/>
+              </w:rPr>
+              <w:t>研</w:t>
+            </w:r>
+            <w:proofErr w:type="gramEnd"/>
+            <w:r>
+              <w:rPr>
+                <w:rFonts w:ascii="SimSun" w:eastAsia="SimSun" w:hAnsi="SimSun" w:cs="SimSun" w:hint="eastAsia"/>
+                <w:color w:val="000000"/>
+                <w:kern w:val="0"/>
+                <w:sz w:val="22"/>
+              </w:rPr>
+              <w:t>等设计材料，可以通过收集序号2的资料，进行咨询报价</w:t>
             </w:r>
           </w:p>
         </w:tc>
       </w:tr>
       <w:tr>
-        <w:tblPrEx>
-          <w:tblCellMar>
-            <w:top w:w="0" w:type="dxa"/>
-            <w:left w:w="108" w:type="dxa"/>
-            <w:bottom w:w="0" w:type="dxa"/>
-            <w:right w:w="108" w:type="dxa"/>
-          </w:tblCellMar>
-        </w:tblPrEx>
         <w:trPr>
-          <w:trHeight w:val="2265" w:hRule="atLeast"/>
+          <w:trHeight w:val="2265"/>
         </w:trPr>
         <w:tc>
           <w:tcPr>
             <w:tcW w:w="453" w:type="pct"/>
             <w:tcBorders>
               <w:top w:val="nil"/>
-              <w:left w:val="single" w:color="auto" w:sz="4" w:space="0"/>
-              <w:bottom w:val="single" w:color="auto" w:sz="4" w:space="0"/>
-              <w:right w:val="single" w:color="auto" w:sz="4" w:space="0"/>
+              <w:left w:val="single" w:sz="4" w:space="0" w:color="auto"/>
+              <w:bottom w:val="single" w:sz="4" w:space="0" w:color="auto"/>
+              <w:right w:val="single" w:sz="4" w:space="0" w:color="auto"/>
             </w:tcBorders>
             <w:shd w:val="clear" w:color="auto" w:fill="auto"/>
             <w:vAlign w:val="center"/>
@@ -567,15 +620,15 @@
               <w:widowControl/>
               <w:jc w:val="center"/>
               <w:rPr>
-                <w:rFonts w:ascii="宋体" w:hAnsi="宋体" w:eastAsia="宋体" w:cs="宋体"/>
-                <w:color w:val="000000"/>
-                <w:kern w:val="0"/>
-                <w:sz w:val="22"/>
-              </w:rPr>
-            </w:pPr>
-            <w:r>
-              <w:rPr>
-                <w:rFonts w:hint="eastAsia" w:ascii="宋体" w:hAnsi="宋体" w:eastAsia="宋体" w:cs="宋体"/>
+                <w:rFonts w:ascii="SimSun" w:eastAsia="SimSun" w:hAnsi="SimSun" w:cs="SimSun"/>
+                <w:color w:val="000000"/>
+                <w:kern w:val="0"/>
+                <w:sz w:val="22"/>
+              </w:rPr>
+            </w:pPr>
+            <w:r>
+              <w:rPr>
+                <w:rFonts w:ascii="SimSun" w:eastAsia="SimSun" w:hAnsi="SimSun" w:cs="SimSun" w:hint="eastAsia"/>
                 <w:color w:val="000000"/>
                 <w:kern w:val="0"/>
                 <w:sz w:val="22"/>
@@ -590,8 +643,8 @@
             <w:tcBorders>
               <w:top w:val="nil"/>
               <w:left w:val="nil"/>
-              <w:bottom w:val="single" w:color="auto" w:sz="4" w:space="0"/>
-              <w:right w:val="single" w:color="auto" w:sz="4" w:space="0"/>
+              <w:bottom w:val="single" w:sz="4" w:space="0" w:color="auto"/>
+              <w:right w:val="single" w:sz="4" w:space="0" w:color="auto"/>
             </w:tcBorders>
             <w:shd w:val="clear" w:color="auto" w:fill="auto"/>
             <w:vAlign w:val="center"/>
@@ -601,20 +654,40 @@
               <w:widowControl/>
               <w:jc w:val="center"/>
               <w:rPr>
-                <w:rFonts w:ascii="宋体" w:hAnsi="宋体" w:eastAsia="宋体" w:cs="宋体"/>
-                <w:color w:val="000000"/>
-                <w:kern w:val="0"/>
-                <w:sz w:val="22"/>
-              </w:rPr>
-            </w:pPr>
-            <w:r>
-              <w:rPr>
-                <w:rFonts w:hint="eastAsia" w:ascii="宋体" w:hAnsi="宋体" w:eastAsia="宋体" w:cs="宋体"/>
-                <w:color w:val="000000"/>
-                <w:kern w:val="0"/>
-                <w:sz w:val="22"/>
-              </w:rPr>
-              <w:t>不能提供立项或可研资料，需要收集以下：企业概况、劳动定员、生产产品、生产工艺、原辅材料、生产设备、产品、厂区布局</w:t>
+                <w:rFonts w:ascii="SimSun" w:eastAsia="SimSun" w:hAnsi="SimSun" w:cs="SimSun"/>
+                <w:color w:val="000000"/>
+                <w:kern w:val="0"/>
+                <w:sz w:val="22"/>
+              </w:rPr>
+            </w:pPr>
+            <w:r>
+              <w:rPr>
+                <w:rFonts w:ascii="SimSun" w:eastAsia="SimSun" w:hAnsi="SimSun" w:cs="SimSun" w:hint="eastAsia"/>
+                <w:color w:val="000000"/>
+                <w:kern w:val="0"/>
+                <w:sz w:val="22"/>
+              </w:rPr>
+              <w:t>不能提供立项或可</w:t>
+            </w:r>
+            <w:proofErr w:type="gramStart"/>
+            <w:r>
+              <w:rPr>
+                <w:rFonts w:ascii="SimSun" w:eastAsia="SimSun" w:hAnsi="SimSun" w:cs="SimSun" w:hint="eastAsia"/>
+                <w:color w:val="000000"/>
+                <w:kern w:val="0"/>
+                <w:sz w:val="22"/>
+              </w:rPr>
+              <w:t>研</w:t>
+            </w:r>
+            <w:proofErr w:type="gramEnd"/>
+            <w:r>
+              <w:rPr>
+                <w:rFonts w:ascii="SimSun" w:eastAsia="SimSun" w:hAnsi="SimSun" w:cs="SimSun" w:hint="eastAsia"/>
+                <w:color w:val="000000"/>
+                <w:kern w:val="0"/>
+                <w:sz w:val="22"/>
+              </w:rPr>
+              <w:t>资料，需要收集以下：企业概况、劳动定员、生产产品、生产工艺、原辅材料、生产设备、产品、厂区布局</w:t>
             </w:r>
           </w:p>
         </w:tc>
@@ -624,8 +697,8 @@
             <w:tcBorders>
               <w:top w:val="nil"/>
               <w:left w:val="nil"/>
-              <w:bottom w:val="single" w:color="auto" w:sz="4" w:space="0"/>
-              <w:right w:val="single" w:color="auto" w:sz="4" w:space="0"/>
+              <w:bottom w:val="single" w:sz="4" w:space="0" w:color="auto"/>
+              <w:right w:val="single" w:sz="4" w:space="0" w:color="auto"/>
             </w:tcBorders>
             <w:shd w:val="clear" w:color="auto" w:fill="auto"/>
             <w:vAlign w:val="center"/>
@@ -635,15 +708,15 @@
               <w:widowControl/>
               <w:jc w:val="left"/>
               <w:rPr>
-                <w:rFonts w:ascii="宋体" w:hAnsi="宋体" w:eastAsia="宋体" w:cs="宋体"/>
-                <w:color w:val="000000"/>
-                <w:kern w:val="0"/>
-                <w:sz w:val="22"/>
-              </w:rPr>
-            </w:pPr>
-            <w:r>
-              <w:rPr>
-                <w:rFonts w:hint="eastAsia" w:ascii="宋体" w:hAnsi="宋体" w:eastAsia="宋体" w:cs="宋体"/>
+                <w:rFonts w:ascii="SimSun" w:eastAsia="SimSun" w:hAnsi="SimSun" w:cs="SimSun"/>
+                <w:color w:val="000000"/>
+                <w:kern w:val="0"/>
+                <w:sz w:val="22"/>
+              </w:rPr>
+            </w:pPr>
+            <w:r>
+              <w:rPr>
+                <w:rFonts w:ascii="SimSun" w:eastAsia="SimSun" w:hAnsi="SimSun" w:cs="SimSun" w:hint="eastAsia"/>
                 <w:color w:val="000000"/>
                 <w:kern w:val="0"/>
                 <w:sz w:val="22"/>
@@ -656,15 +729,15 @@
               <w:widowControl/>
               <w:jc w:val="left"/>
               <w:rPr>
-                <w:rFonts w:ascii="宋体" w:hAnsi="宋体" w:eastAsia="宋体" w:cs="宋体"/>
-                <w:color w:val="000000"/>
-                <w:kern w:val="0"/>
-                <w:sz w:val="22"/>
-              </w:rPr>
-            </w:pPr>
-            <w:r>
-              <w:rPr>
-                <w:rFonts w:hint="eastAsia" w:ascii="宋体" w:hAnsi="宋体" w:eastAsia="宋体" w:cs="宋体"/>
+                <w:rFonts w:ascii="SimSun" w:eastAsia="SimSun" w:hAnsi="SimSun" w:cs="SimSun"/>
+                <w:color w:val="000000"/>
+                <w:kern w:val="0"/>
+                <w:sz w:val="22"/>
+              </w:rPr>
+            </w:pPr>
+            <w:r>
+              <w:rPr>
+                <w:rFonts w:ascii="SimSun" w:eastAsia="SimSun" w:hAnsi="SimSun" w:cs="SimSun" w:hint="eastAsia"/>
                 <w:color w:val="000000"/>
                 <w:kern w:val="0"/>
                 <w:sz w:val="22"/>
@@ -676,15 +749,15 @@
             <w:pPr>
               <w:widowControl/>
               <w:rPr>
-                <w:rFonts w:ascii="宋体" w:hAnsi="宋体" w:eastAsia="宋体" w:cs="宋体"/>
-                <w:color w:val="000000"/>
-                <w:kern w:val="0"/>
-                <w:sz w:val="22"/>
-              </w:rPr>
-            </w:pPr>
-            <w:r>
-              <w:rPr>
-                <w:rFonts w:hint="eastAsia" w:ascii="宋体" w:hAnsi="宋体" w:eastAsia="宋体" w:cs="宋体"/>
+                <w:rFonts w:ascii="SimSun" w:eastAsia="SimSun" w:hAnsi="SimSun" w:cs="SimSun"/>
+                <w:color w:val="000000"/>
+                <w:kern w:val="0"/>
+                <w:sz w:val="22"/>
+              </w:rPr>
+            </w:pPr>
+            <w:r>
+              <w:rPr>
+                <w:rFonts w:ascii="SimSun" w:eastAsia="SimSun" w:hAnsi="SimSun" w:cs="SimSun" w:hint="eastAsia"/>
                 <w:color w:val="000000"/>
                 <w:kern w:val="0"/>
                 <w:sz w:val="22"/>
@@ -696,15 +769,15 @@
             <w:pPr>
               <w:widowControl/>
               <w:rPr>
-                <w:rFonts w:hint="eastAsia" w:ascii="宋体" w:hAnsi="宋体" w:eastAsia="宋体" w:cs="宋体"/>
-                <w:color w:val="000000"/>
-                <w:kern w:val="0"/>
-                <w:sz w:val="22"/>
-              </w:rPr>
-            </w:pPr>
-            <w:r>
-              <w:rPr>
-                <w:rFonts w:ascii="宋体" w:hAnsi="宋体" w:eastAsia="宋体" w:cs="宋体"/>
+                <w:rFonts w:ascii="SimSun" w:eastAsia="SimSun" w:hAnsi="SimSun" w:cs="SimSun"/>
+                <w:color w:val="000000"/>
+                <w:kern w:val="0"/>
+                <w:sz w:val="22"/>
+              </w:rPr>
+            </w:pPr>
+            <w:r>
+              <w:rPr>
+                <w:rFonts w:ascii="SimSun" w:eastAsia="SimSun" w:hAnsi="SimSun" w:cs="SimSun"/>
                 <w:color w:val="000000"/>
                 <w:kern w:val="0"/>
                 <w:sz w:val="22"/>
@@ -713,7 +786,7 @@
             </w:r>
             <w:r>
               <w:rPr>
-                <w:rFonts w:hint="eastAsia" w:ascii="宋体" w:hAnsi="宋体" w:eastAsia="宋体" w:cs="宋体"/>
+                <w:rFonts w:ascii="SimSun" w:eastAsia="SimSun" w:hAnsi="SimSun" w:cs="SimSun" w:hint="eastAsia"/>
                 <w:color w:val="000000"/>
                 <w:kern w:val="0"/>
                 <w:sz w:val="22"/>
@@ -722,12 +795,32 @@
             </w:r>
             <w:r>
               <w:rPr>
-                <w:rFonts w:ascii="宋体" w:hAnsi="宋体" w:eastAsia="宋体" w:cs="宋体"/>
-                <w:color w:val="000000"/>
-                <w:kern w:val="0"/>
-                <w:sz w:val="22"/>
-              </w:rPr>
-              <w:t>）通过规模，行业等给初步的价格</w:t>
+                <w:rFonts w:ascii="SimSun" w:eastAsia="SimSun" w:hAnsi="SimSun" w:cs="SimSun"/>
+                <w:color w:val="000000"/>
+                <w:kern w:val="0"/>
+                <w:sz w:val="22"/>
+              </w:rPr>
+              <w:t>）通过规模，行业等</w:t>
+            </w:r>
+            <w:proofErr w:type="gramStart"/>
+            <w:r>
+              <w:rPr>
+                <w:rFonts w:ascii="SimSun" w:eastAsia="SimSun" w:hAnsi="SimSun" w:cs="SimSun"/>
+                <w:color w:val="000000"/>
+                <w:kern w:val="0"/>
+                <w:sz w:val="22"/>
+              </w:rPr>
+              <w:t>给初步</w:t>
+            </w:r>
+            <w:proofErr w:type="gramEnd"/>
+            <w:r>
+              <w:rPr>
+                <w:rFonts w:ascii="SimSun" w:eastAsia="SimSun" w:hAnsi="SimSun" w:cs="SimSun"/>
+                <w:color w:val="000000"/>
+                <w:kern w:val="0"/>
+                <w:sz w:val="22"/>
+              </w:rPr>
+              <w:t>的价格</w:t>
             </w:r>
           </w:p>
         </w:tc>
@@ -737,8 +830,8 @@
             <w:tcBorders>
               <w:top w:val="nil"/>
               <w:left w:val="nil"/>
-              <w:bottom w:val="single" w:color="auto" w:sz="4" w:space="0"/>
-              <w:right w:val="single" w:color="auto" w:sz="4" w:space="0"/>
+              <w:bottom w:val="single" w:sz="4" w:space="0" w:color="auto"/>
+              <w:right w:val="single" w:sz="4" w:space="0" w:color="auto"/>
             </w:tcBorders>
             <w:shd w:val="clear" w:color="auto" w:fill="auto"/>
             <w:vAlign w:val="center"/>
@@ -748,20 +841,40 @@
               <w:widowControl/>
               <w:jc w:val="center"/>
               <w:rPr>
-                <w:rFonts w:ascii="宋体" w:hAnsi="宋体" w:eastAsia="宋体" w:cs="宋体"/>
-                <w:color w:val="000000"/>
-                <w:kern w:val="0"/>
-                <w:sz w:val="22"/>
-              </w:rPr>
-            </w:pPr>
-            <w:r>
-              <w:rPr>
-                <w:rFonts w:hint="eastAsia" w:ascii="宋体" w:hAnsi="宋体" w:eastAsia="宋体" w:cs="宋体"/>
-                <w:color w:val="000000"/>
-                <w:kern w:val="0"/>
-                <w:sz w:val="22"/>
-              </w:rPr>
-              <w:t>生产工艺、原辅材料、设备、产品、岗位定员、厂区平面布局等内容从环评/安评报告中查找</w:t>
+                <w:rFonts w:ascii="SimSun" w:eastAsia="SimSun" w:hAnsi="SimSun" w:cs="SimSun"/>
+                <w:color w:val="000000"/>
+                <w:kern w:val="0"/>
+                <w:sz w:val="22"/>
+              </w:rPr>
+            </w:pPr>
+            <w:r>
+              <w:rPr>
+                <w:rFonts w:ascii="SimSun" w:eastAsia="SimSun" w:hAnsi="SimSun" w:cs="SimSun" w:hint="eastAsia"/>
+                <w:color w:val="000000"/>
+                <w:kern w:val="0"/>
+                <w:sz w:val="22"/>
+              </w:rPr>
+              <w:t>生产工艺、原辅材料、设备、产品、岗位定员、厂区平面布局等内容从环评/</w:t>
+            </w:r>
+            <w:proofErr w:type="gramStart"/>
+            <w:r>
+              <w:rPr>
+                <w:rFonts w:ascii="SimSun" w:eastAsia="SimSun" w:hAnsi="SimSun" w:cs="SimSun" w:hint="eastAsia"/>
+                <w:color w:val="000000"/>
+                <w:kern w:val="0"/>
+                <w:sz w:val="22"/>
+              </w:rPr>
+              <w:t>安评报告</w:t>
+            </w:r>
+            <w:proofErr w:type="gramEnd"/>
+            <w:r>
+              <w:rPr>
+                <w:rFonts w:ascii="SimSun" w:eastAsia="SimSun" w:hAnsi="SimSun" w:cs="SimSun" w:hint="eastAsia"/>
+                <w:color w:val="000000"/>
+                <w:kern w:val="0"/>
+                <w:sz w:val="22"/>
+              </w:rPr>
+              <w:t>中查找</w:t>
             </w:r>
           </w:p>
         </w:tc>
@@ -769,64 +882,29 @@
     </w:tbl>
     <w:p/>
     <w:p>
-      <w:pPr>
-        <w:rPr>
-          <w:rFonts w:hint="eastAsia"/>
-          <w:lang w:val="en-US" w:eastAsia="zh-CN"/>
-        </w:rPr>
-      </w:pPr>
       <w:r>
         <w:rPr>
           <w:rFonts w:hint="eastAsia"/>
-          <w:lang w:val="en-US" w:eastAsia="zh-CN"/>
         </w:rPr>
         <w:t>职业病危害因素防护设施设计专篇：</w:t>
       </w:r>
     </w:p>
+    <w:p/>
     <w:p>
-      <w:pPr>
-        <w:rPr>
-          <w:rFonts w:hint="eastAsia"/>
-          <w:lang w:val="en-US" w:eastAsia="zh-CN"/>
-        </w:rPr>
-      </w:pPr>
-    </w:p>
-    <w:p>
-      <w:pPr>
-        <w:rPr>
-          <w:rFonts w:hint="default"/>
-          <w:lang w:val="en-US" w:eastAsia="zh-CN"/>
-        </w:rPr>
-      </w:pPr>
       <w:r>
         <w:rPr>
           <w:rFonts w:hint="eastAsia"/>
-          <w:lang w:val="en-US" w:eastAsia="zh-CN"/>
         </w:rPr>
         <w:t>和甲方沟通对接；此项为外委设计院出具</w:t>
       </w:r>
     </w:p>
-    <w:p>
-      <w:pPr>
-        <w:rPr>
-          <w:rFonts w:hint="eastAsia"/>
-          <w:lang w:val="en-US" w:eastAsia="zh-CN"/>
-        </w:rPr>
-      </w:pPr>
-    </w:p>
+    <w:p/>
     <w:p/>
     <w:tbl>
       <w:tblPr>
-        <w:tblStyle w:val="4"/>
         <w:tblW w:w="5018" w:type="pct"/>
         <w:tblInd w:w="-15" w:type="dxa"/>
-        <w:tblLayout w:type="autofit"/>
-        <w:tblCellMar>
-          <w:top w:w="0" w:type="dxa"/>
-          <w:left w:w="108" w:type="dxa"/>
-          <w:bottom w:w="0" w:type="dxa"/>
-          <w:right w:w="108" w:type="dxa"/>
-        </w:tblCellMar>
+        <w:tblLook w:val="04A0" w:firstRow="1" w:lastRow="0" w:firstColumn="1" w:lastColumn="0" w:noHBand="0" w:noVBand="1"/>
       </w:tblPr>
       <w:tblGrid>
         <w:gridCol w:w="775"/>
@@ -835,26 +913,18 @@
         <w:gridCol w:w="1835"/>
       </w:tblGrid>
       <w:tr>
-        <w:tblPrEx>
-          <w:tblCellMar>
-            <w:top w:w="0" w:type="dxa"/>
-            <w:left w:w="108" w:type="dxa"/>
-            <w:bottom w:w="0" w:type="dxa"/>
-            <w:right w:w="108" w:type="dxa"/>
-          </w:tblCellMar>
-        </w:tblPrEx>
         <w:trPr>
-          <w:trHeight w:val="470" w:hRule="atLeast"/>
+          <w:trHeight w:val="470"/>
         </w:trPr>
         <w:tc>
           <w:tcPr>
             <w:tcW w:w="5000" w:type="pct"/>
             <w:gridSpan w:val="4"/>
             <w:tcBorders>
-              <w:top w:val="single" w:color="auto" w:sz="4" w:space="0"/>
-              <w:left w:val="single" w:color="auto" w:sz="4" w:space="0"/>
-              <w:bottom w:val="single" w:color="auto" w:sz="4" w:space="0"/>
-              <w:right w:val="single" w:color="auto" w:sz="4" w:space="0"/>
+              <w:top w:val="single" w:sz="4" w:space="0" w:color="auto"/>
+              <w:left w:val="single" w:sz="4" w:space="0" w:color="auto"/>
+              <w:bottom w:val="single" w:sz="4" w:space="0" w:color="auto"/>
+              <w:right w:val="single" w:sz="4" w:space="0" w:color="auto"/>
             </w:tcBorders>
             <w:shd w:val="clear" w:color="auto" w:fill="auto"/>
             <w:vAlign w:val="center"/>
@@ -864,7 +934,7 @@
               <w:widowControl/>
               <w:jc w:val="center"/>
               <w:rPr>
-                <w:rFonts w:ascii="宋体" w:hAnsi="宋体" w:eastAsia="宋体" w:cs="宋体"/>
+                <w:rFonts w:ascii="SimSun" w:eastAsia="SimSun" w:hAnsi="SimSun" w:cs="SimSun"/>
                 <w:color w:val="000000"/>
                 <w:kern w:val="0"/>
                 <w:sz w:val="22"/>
@@ -874,7 +944,7 @@
             <w:bookmarkStart w:id="1" w:name="OLE_LINK1"/>
             <w:r>
               <w:rPr>
-                <w:rFonts w:hint="eastAsia" w:ascii="宋体" w:hAnsi="宋体" w:eastAsia="宋体" w:cs="宋体"/>
+                <w:rFonts w:ascii="SimSun" w:eastAsia="SimSun" w:hAnsi="SimSun" w:cs="SimSun" w:hint="eastAsia"/>
                 <w:color w:val="000000"/>
                 <w:kern w:val="0"/>
                 <w:sz w:val="22"/>
@@ -889,46 +959,62 @@
               <w:widowControl/>
               <w:jc w:val="center"/>
               <w:rPr>
-                <w:rFonts w:hint="eastAsia" w:ascii="宋体" w:hAnsi="宋体" w:eastAsia="宋体" w:cs="宋体"/>
-                <w:color w:val="000000"/>
-                <w:kern w:val="0"/>
-                <w:sz w:val="22"/>
-              </w:rPr>
-            </w:pPr>
-            <w:r>
-              <w:rPr>
-                <w:rFonts w:hint="eastAsia" w:ascii="宋体" w:hAnsi="宋体" w:eastAsia="宋体" w:cs="宋体"/>
+                <w:rFonts w:ascii="SimSun" w:eastAsia="SimSun" w:hAnsi="SimSun" w:cs="SimSun"/>
+                <w:color w:val="000000"/>
+                <w:kern w:val="0"/>
+                <w:sz w:val="22"/>
+              </w:rPr>
+            </w:pPr>
+            <w:r>
+              <w:rPr>
+                <w:rFonts w:ascii="SimSun" w:eastAsia="SimSun" w:hAnsi="SimSun" w:cs="SimSun" w:hint="eastAsia"/>
                 <w:b/>
                 <w:color w:val="000000"/>
                 <w:kern w:val="0"/>
                 <w:sz w:val="22"/>
                 <w:highlight w:val="yellow"/>
               </w:rPr>
-              <w:t>（职业卫生的预评和控效是可以同一家机构做）</w:t>
+              <w:t>（职业卫生的预评和</w:t>
+            </w:r>
+            <w:proofErr w:type="gramStart"/>
+            <w:r>
+              <w:rPr>
+                <w:rFonts w:ascii="SimSun" w:eastAsia="SimSun" w:hAnsi="SimSun" w:cs="SimSun" w:hint="eastAsia"/>
+                <w:b/>
+                <w:color w:val="000000"/>
+                <w:kern w:val="0"/>
+                <w:sz w:val="22"/>
+                <w:highlight w:val="yellow"/>
+              </w:rPr>
+              <w:t>控效</w:t>
+            </w:r>
+            <w:proofErr w:type="gramEnd"/>
+            <w:r>
+              <w:rPr>
+                <w:rFonts w:ascii="SimSun" w:eastAsia="SimSun" w:hAnsi="SimSun" w:cs="SimSun" w:hint="eastAsia"/>
+                <w:b/>
+                <w:color w:val="000000"/>
+                <w:kern w:val="0"/>
+                <w:sz w:val="22"/>
+                <w:highlight w:val="yellow"/>
+              </w:rPr>
+              <w:t>是可以同一家机构做）</w:t>
             </w:r>
           </w:p>
         </w:tc>
       </w:tr>
       <w:tr>
-        <w:tblPrEx>
-          <w:tblCellMar>
-            <w:top w:w="0" w:type="dxa"/>
-            <w:left w:w="108" w:type="dxa"/>
-            <w:bottom w:w="0" w:type="dxa"/>
-            <w:right w:w="108" w:type="dxa"/>
-          </w:tblCellMar>
-        </w:tblPrEx>
         <w:trPr>
-          <w:trHeight w:val="421" w:hRule="atLeast"/>
+          <w:trHeight w:val="421"/>
         </w:trPr>
         <w:tc>
           <w:tcPr>
             <w:tcW w:w="453" w:type="pct"/>
             <w:tcBorders>
-              <w:top w:val="single" w:color="auto" w:sz="4" w:space="0"/>
-              <w:left w:val="single" w:color="auto" w:sz="4" w:space="0"/>
-              <w:bottom w:val="single" w:color="auto" w:sz="4" w:space="0"/>
-              <w:right w:val="single" w:color="auto" w:sz="4" w:space="0"/>
+              <w:top w:val="single" w:sz="4" w:space="0" w:color="auto"/>
+              <w:left w:val="single" w:sz="4" w:space="0" w:color="auto"/>
+              <w:bottom w:val="single" w:sz="4" w:space="0" w:color="auto"/>
+              <w:right w:val="single" w:sz="4" w:space="0" w:color="auto"/>
             </w:tcBorders>
             <w:shd w:val="clear" w:color="auto" w:fill="auto"/>
             <w:vAlign w:val="center"/>
@@ -938,15 +1024,15 @@
               <w:widowControl/>
               <w:jc w:val="center"/>
               <w:rPr>
-                <w:rFonts w:ascii="宋体" w:hAnsi="宋体" w:eastAsia="宋体" w:cs="宋体"/>
-                <w:color w:val="000000"/>
-                <w:kern w:val="0"/>
-                <w:sz w:val="22"/>
-              </w:rPr>
-            </w:pPr>
-            <w:r>
-              <w:rPr>
-                <w:rFonts w:hint="eastAsia" w:ascii="宋体" w:hAnsi="宋体" w:eastAsia="宋体" w:cs="宋体"/>
+                <w:rFonts w:ascii="SimSun" w:eastAsia="SimSun" w:hAnsi="SimSun" w:cs="SimSun"/>
+                <w:color w:val="000000"/>
+                <w:kern w:val="0"/>
+                <w:sz w:val="22"/>
+              </w:rPr>
+            </w:pPr>
+            <w:r>
+              <w:rPr>
+                <w:rFonts w:ascii="SimSun" w:eastAsia="SimSun" w:hAnsi="SimSun" w:cs="SimSun" w:hint="eastAsia"/>
                 <w:color w:val="000000"/>
                 <w:kern w:val="0"/>
                 <w:sz w:val="22"/>
@@ -959,10 +1045,10 @@
           <w:tcPr>
             <w:tcW w:w="1086" w:type="pct"/>
             <w:tcBorders>
-              <w:top w:val="single" w:color="auto" w:sz="4" w:space="0"/>
+              <w:top w:val="single" w:sz="4" w:space="0" w:color="auto"/>
               <w:left w:val="nil"/>
-              <w:bottom w:val="single" w:color="auto" w:sz="4" w:space="0"/>
-              <w:right w:val="single" w:color="auto" w:sz="4" w:space="0"/>
+              <w:bottom w:val="single" w:sz="4" w:space="0" w:color="auto"/>
+              <w:right w:val="single" w:sz="4" w:space="0" w:color="auto"/>
             </w:tcBorders>
             <w:shd w:val="clear" w:color="auto" w:fill="auto"/>
             <w:vAlign w:val="center"/>
@@ -972,15 +1058,15 @@
               <w:widowControl/>
               <w:jc w:val="center"/>
               <w:rPr>
-                <w:rFonts w:ascii="宋体" w:hAnsi="宋体" w:eastAsia="宋体" w:cs="宋体"/>
-                <w:color w:val="000000"/>
-                <w:kern w:val="0"/>
-                <w:sz w:val="22"/>
-              </w:rPr>
-            </w:pPr>
-            <w:r>
-              <w:rPr>
-                <w:rFonts w:hint="eastAsia" w:ascii="宋体" w:hAnsi="宋体" w:eastAsia="宋体" w:cs="宋体"/>
+                <w:rFonts w:ascii="SimSun" w:eastAsia="SimSun" w:hAnsi="SimSun" w:cs="SimSun"/>
+                <w:color w:val="000000"/>
+                <w:kern w:val="0"/>
+                <w:sz w:val="22"/>
+              </w:rPr>
+            </w:pPr>
+            <w:r>
+              <w:rPr>
+                <w:rFonts w:ascii="SimSun" w:eastAsia="SimSun" w:hAnsi="SimSun" w:cs="SimSun" w:hint="eastAsia"/>
                 <w:color w:val="000000"/>
                 <w:kern w:val="0"/>
                 <w:sz w:val="22"/>
@@ -993,10 +1079,10 @@
           <w:tcPr>
             <w:tcW w:w="2388" w:type="pct"/>
             <w:tcBorders>
-              <w:top w:val="single" w:color="auto" w:sz="4" w:space="0"/>
+              <w:top w:val="single" w:sz="4" w:space="0" w:color="auto"/>
               <w:left w:val="nil"/>
-              <w:bottom w:val="single" w:color="auto" w:sz="4" w:space="0"/>
-              <w:right w:val="single" w:color="auto" w:sz="4" w:space="0"/>
+              <w:bottom w:val="single" w:sz="4" w:space="0" w:color="auto"/>
+              <w:right w:val="single" w:sz="4" w:space="0" w:color="auto"/>
             </w:tcBorders>
             <w:shd w:val="clear" w:color="auto" w:fill="auto"/>
             <w:vAlign w:val="center"/>
@@ -1006,15 +1092,15 @@
               <w:widowControl/>
               <w:jc w:val="center"/>
               <w:rPr>
-                <w:rFonts w:ascii="宋体" w:hAnsi="宋体" w:eastAsia="宋体" w:cs="宋体"/>
-                <w:color w:val="000000"/>
-                <w:kern w:val="0"/>
-                <w:sz w:val="22"/>
-              </w:rPr>
-            </w:pPr>
-            <w:r>
-              <w:rPr>
-                <w:rFonts w:hint="eastAsia" w:ascii="宋体" w:hAnsi="宋体" w:eastAsia="宋体" w:cs="宋体"/>
+                <w:rFonts w:ascii="SimSun" w:eastAsia="SimSun" w:hAnsi="SimSun" w:cs="SimSun"/>
+                <w:color w:val="000000"/>
+                <w:kern w:val="0"/>
+                <w:sz w:val="22"/>
+              </w:rPr>
+            </w:pPr>
+            <w:r>
+              <w:rPr>
+                <w:rFonts w:ascii="SimSun" w:eastAsia="SimSun" w:hAnsi="SimSun" w:cs="SimSun" w:hint="eastAsia"/>
                 <w:color w:val="000000"/>
                 <w:kern w:val="0"/>
                 <w:sz w:val="22"/>
@@ -1027,10 +1113,10 @@
           <w:tcPr>
             <w:tcW w:w="1074" w:type="pct"/>
             <w:tcBorders>
-              <w:top w:val="single" w:color="auto" w:sz="4" w:space="0"/>
+              <w:top w:val="single" w:sz="4" w:space="0" w:color="auto"/>
               <w:left w:val="nil"/>
-              <w:bottom w:val="single" w:color="auto" w:sz="4" w:space="0"/>
-              <w:right w:val="single" w:color="auto" w:sz="4" w:space="0"/>
+              <w:bottom w:val="single" w:sz="4" w:space="0" w:color="auto"/>
+              <w:right w:val="single" w:sz="4" w:space="0" w:color="auto"/>
             </w:tcBorders>
             <w:shd w:val="clear" w:color="auto" w:fill="auto"/>
             <w:vAlign w:val="center"/>
@@ -1040,15 +1126,15 @@
               <w:widowControl/>
               <w:jc w:val="center"/>
               <w:rPr>
-                <w:rFonts w:ascii="宋体" w:hAnsi="宋体" w:eastAsia="宋体" w:cs="宋体"/>
-                <w:color w:val="000000"/>
-                <w:kern w:val="0"/>
-                <w:sz w:val="22"/>
-              </w:rPr>
-            </w:pPr>
-            <w:r>
-              <w:rPr>
-                <w:rFonts w:hint="eastAsia" w:ascii="宋体" w:hAnsi="宋体" w:eastAsia="宋体" w:cs="宋体"/>
+                <w:rFonts w:ascii="SimSun" w:eastAsia="SimSun" w:hAnsi="SimSun" w:cs="SimSun"/>
+                <w:color w:val="000000"/>
+                <w:kern w:val="0"/>
+                <w:sz w:val="22"/>
+              </w:rPr>
+            </w:pPr>
+            <w:r>
+              <w:rPr>
+                <w:rFonts w:ascii="SimSun" w:eastAsia="SimSun" w:hAnsi="SimSun" w:cs="SimSun" w:hint="eastAsia"/>
                 <w:color w:val="000000"/>
                 <w:kern w:val="0"/>
                 <w:sz w:val="22"/>
@@ -1059,25 +1145,17 @@
         </w:tc>
       </w:tr>
       <w:tr>
-        <w:tblPrEx>
-          <w:tblCellMar>
-            <w:top w:w="0" w:type="dxa"/>
-            <w:left w:w="108" w:type="dxa"/>
-            <w:bottom w:w="0" w:type="dxa"/>
-            <w:right w:w="108" w:type="dxa"/>
-          </w:tblCellMar>
-        </w:tblPrEx>
         <w:trPr>
-          <w:trHeight w:val="1080" w:hRule="atLeast"/>
+          <w:trHeight w:val="1080"/>
         </w:trPr>
         <w:tc>
           <w:tcPr>
             <w:tcW w:w="453" w:type="pct"/>
             <w:tcBorders>
-              <w:top w:val="single" w:color="auto" w:sz="4" w:space="0"/>
-              <w:left w:val="single" w:color="auto" w:sz="4" w:space="0"/>
-              <w:bottom w:val="single" w:color="auto" w:sz="4" w:space="0"/>
-              <w:right w:val="single" w:color="auto" w:sz="4" w:space="0"/>
+              <w:top w:val="single" w:sz="4" w:space="0" w:color="auto"/>
+              <w:left w:val="single" w:sz="4" w:space="0" w:color="auto"/>
+              <w:bottom w:val="single" w:sz="4" w:space="0" w:color="auto"/>
+              <w:right w:val="single" w:sz="4" w:space="0" w:color="auto"/>
             </w:tcBorders>
             <w:shd w:val="clear" w:color="auto" w:fill="auto"/>
             <w:vAlign w:val="center"/>
@@ -1087,15 +1165,15 @@
               <w:widowControl/>
               <w:jc w:val="center"/>
               <w:rPr>
-                <w:rFonts w:ascii="宋体" w:hAnsi="宋体" w:eastAsia="宋体" w:cs="宋体"/>
-                <w:color w:val="000000"/>
-                <w:kern w:val="0"/>
-                <w:sz w:val="22"/>
-              </w:rPr>
-            </w:pPr>
-            <w:r>
-              <w:rPr>
-                <w:rFonts w:hint="eastAsia" w:ascii="宋体" w:hAnsi="宋体" w:eastAsia="宋体" w:cs="宋体"/>
+                <w:rFonts w:ascii="SimSun" w:eastAsia="SimSun" w:hAnsi="SimSun" w:cs="SimSun"/>
+                <w:color w:val="000000"/>
+                <w:kern w:val="0"/>
+                <w:sz w:val="22"/>
+              </w:rPr>
+            </w:pPr>
+            <w:r>
+              <w:rPr>
+                <w:rFonts w:ascii="SimSun" w:eastAsia="SimSun" w:hAnsi="SimSun" w:cs="SimSun" w:hint="eastAsia"/>
                 <w:color w:val="000000"/>
                 <w:kern w:val="0"/>
                 <w:sz w:val="22"/>
@@ -1108,10 +1186,10 @@
           <w:tcPr>
             <w:tcW w:w="1086" w:type="pct"/>
             <w:tcBorders>
-              <w:top w:val="single" w:color="auto" w:sz="4" w:space="0"/>
-              <w:left w:val="single" w:color="auto" w:sz="4" w:space="0"/>
-              <w:bottom w:val="single" w:color="auto" w:sz="4" w:space="0"/>
-              <w:right w:val="single" w:color="auto" w:sz="4" w:space="0"/>
+              <w:top w:val="single" w:sz="4" w:space="0" w:color="auto"/>
+              <w:left w:val="single" w:sz="4" w:space="0" w:color="auto"/>
+              <w:bottom w:val="single" w:sz="4" w:space="0" w:color="auto"/>
+              <w:right w:val="single" w:sz="4" w:space="0" w:color="auto"/>
             </w:tcBorders>
             <w:shd w:val="clear" w:color="auto" w:fill="auto"/>
             <w:vAlign w:val="center"/>
@@ -1121,15 +1199,15 @@
               <w:widowControl/>
               <w:jc w:val="left"/>
               <w:rPr>
-                <w:rFonts w:ascii="宋体" w:hAnsi="宋体" w:eastAsia="宋体" w:cs="宋体"/>
-                <w:color w:val="000000"/>
-                <w:kern w:val="0"/>
-                <w:sz w:val="22"/>
-              </w:rPr>
-            </w:pPr>
-            <w:r>
-              <w:rPr>
-                <w:rFonts w:hint="eastAsia" w:ascii="宋体" w:hAnsi="宋体" w:eastAsia="宋体" w:cs="宋体"/>
+                <w:rFonts w:ascii="SimSun" w:eastAsia="SimSun" w:hAnsi="SimSun" w:cs="SimSun"/>
+                <w:color w:val="000000"/>
+                <w:kern w:val="0"/>
+                <w:sz w:val="22"/>
+              </w:rPr>
+            </w:pPr>
+            <w:r>
+              <w:rPr>
+                <w:rFonts w:ascii="SimSun" w:eastAsia="SimSun" w:hAnsi="SimSun" w:cs="SimSun" w:hint="eastAsia"/>
                 <w:color w:val="000000"/>
                 <w:kern w:val="0"/>
                 <w:sz w:val="22"/>
@@ -1142,10 +1220,10 @@
           <w:tcPr>
             <w:tcW w:w="2388" w:type="pct"/>
             <w:tcBorders>
-              <w:top w:val="single" w:color="auto" w:sz="4" w:space="0"/>
-              <w:left w:val="single" w:color="auto" w:sz="4" w:space="0"/>
-              <w:bottom w:val="single" w:color="auto" w:sz="4" w:space="0"/>
-              <w:right w:val="single" w:color="auto" w:sz="4" w:space="0"/>
+              <w:top w:val="single" w:sz="4" w:space="0" w:color="auto"/>
+              <w:left w:val="single" w:sz="4" w:space="0" w:color="auto"/>
+              <w:bottom w:val="single" w:sz="4" w:space="0" w:color="auto"/>
+              <w:right w:val="single" w:sz="4" w:space="0" w:color="auto"/>
             </w:tcBorders>
             <w:shd w:val="clear" w:color="auto" w:fill="auto"/>
             <w:vAlign w:val="center"/>
@@ -1155,20 +1233,40 @@
               <w:widowControl/>
               <w:jc w:val="left"/>
               <w:rPr>
-                <w:rFonts w:ascii="宋体" w:hAnsi="宋体" w:eastAsia="宋体" w:cs="宋体"/>
-                <w:color w:val="000000"/>
-                <w:kern w:val="0"/>
-                <w:sz w:val="22"/>
-              </w:rPr>
-            </w:pPr>
-            <w:r>
-              <w:rPr>
-                <w:rFonts w:hint="eastAsia" w:ascii="宋体" w:hAnsi="宋体" w:eastAsia="宋体" w:cs="宋体"/>
-                <w:color w:val="000000"/>
-                <w:kern w:val="0"/>
-                <w:sz w:val="22"/>
-              </w:rPr>
-              <w:t>通过预评价资初步判断：</w:t>
+                <w:rFonts w:ascii="SimSun" w:eastAsia="SimSun" w:hAnsi="SimSun" w:cs="SimSun"/>
+                <w:color w:val="000000"/>
+                <w:kern w:val="0"/>
+                <w:sz w:val="22"/>
+              </w:rPr>
+            </w:pPr>
+            <w:r>
+              <w:rPr>
+                <w:rFonts w:ascii="SimSun" w:eastAsia="SimSun" w:hAnsi="SimSun" w:cs="SimSun" w:hint="eastAsia"/>
+                <w:color w:val="000000"/>
+                <w:kern w:val="0"/>
+                <w:sz w:val="22"/>
+              </w:rPr>
+              <w:t>通过</w:t>
+            </w:r>
+            <w:proofErr w:type="gramStart"/>
+            <w:r>
+              <w:rPr>
+                <w:rFonts w:ascii="SimSun" w:eastAsia="SimSun" w:hAnsi="SimSun" w:cs="SimSun" w:hint="eastAsia"/>
+                <w:color w:val="000000"/>
+                <w:kern w:val="0"/>
+                <w:sz w:val="22"/>
+              </w:rPr>
+              <w:t>预评价资</w:t>
+            </w:r>
+            <w:proofErr w:type="gramEnd"/>
+            <w:r>
+              <w:rPr>
+                <w:rFonts w:ascii="SimSun" w:eastAsia="SimSun" w:hAnsi="SimSun" w:cs="SimSun" w:hint="eastAsia"/>
+                <w:color w:val="000000"/>
+                <w:kern w:val="0"/>
+                <w:sz w:val="22"/>
+              </w:rPr>
+              <w:t>初步判断：</w:t>
             </w:r>
           </w:p>
           <w:p>
@@ -1176,15 +1274,15 @@
               <w:widowControl/>
               <w:jc w:val="left"/>
               <w:rPr>
-                <w:rFonts w:ascii="宋体" w:hAnsi="宋体" w:eastAsia="宋体" w:cs="宋体"/>
-                <w:color w:val="000000"/>
-                <w:kern w:val="0"/>
-                <w:sz w:val="22"/>
-              </w:rPr>
-            </w:pPr>
-            <w:r>
-              <w:rPr>
-                <w:rFonts w:hint="eastAsia" w:ascii="宋体" w:hAnsi="宋体" w:eastAsia="宋体" w:cs="宋体"/>
+                <w:rFonts w:ascii="SimSun" w:eastAsia="SimSun" w:hAnsi="SimSun" w:cs="SimSun"/>
+                <w:color w:val="000000"/>
+                <w:kern w:val="0"/>
+                <w:sz w:val="22"/>
+              </w:rPr>
+            </w:pPr>
+            <w:r>
+              <w:rPr>
+                <w:rFonts w:ascii="SimSun" w:eastAsia="SimSun" w:hAnsi="SimSun" w:cs="SimSun" w:hint="eastAsia"/>
                 <w:color w:val="000000"/>
                 <w:kern w:val="0"/>
                 <w:sz w:val="22"/>
@@ -1197,15 +1295,15 @@
               <w:widowControl/>
               <w:jc w:val="left"/>
               <w:rPr>
-                <w:rFonts w:ascii="宋体" w:hAnsi="宋体" w:eastAsia="宋体" w:cs="宋体"/>
-                <w:color w:val="000000"/>
-                <w:kern w:val="0"/>
-                <w:sz w:val="22"/>
-              </w:rPr>
-            </w:pPr>
-            <w:r>
-              <w:rPr>
-                <w:rFonts w:hint="eastAsia" w:ascii="宋体" w:hAnsi="宋体" w:eastAsia="宋体" w:cs="宋体"/>
+                <w:rFonts w:ascii="SimSun" w:eastAsia="SimSun" w:hAnsi="SimSun" w:cs="SimSun"/>
+                <w:color w:val="000000"/>
+                <w:kern w:val="0"/>
+                <w:sz w:val="22"/>
+              </w:rPr>
+            </w:pPr>
+            <w:r>
+              <w:rPr>
+                <w:rFonts w:ascii="SimSun" w:eastAsia="SimSun" w:hAnsi="SimSun" w:cs="SimSun" w:hint="eastAsia"/>
                 <w:color w:val="000000"/>
                 <w:kern w:val="0"/>
                 <w:sz w:val="22"/>
@@ -1218,20 +1316,30 @@
               <w:widowControl/>
               <w:jc w:val="left"/>
               <w:rPr>
-                <w:rFonts w:ascii="宋体" w:hAnsi="宋体" w:eastAsia="宋体" w:cs="宋体"/>
-                <w:color w:val="000000"/>
-                <w:kern w:val="0"/>
-                <w:sz w:val="22"/>
-              </w:rPr>
-            </w:pPr>
-            <w:r>
-              <w:rPr>
-                <w:rFonts w:hint="eastAsia" w:ascii="宋体" w:hAnsi="宋体" w:eastAsia="宋体" w:cs="宋体"/>
-                <w:color w:val="000000"/>
-                <w:kern w:val="0"/>
-                <w:sz w:val="22"/>
-              </w:rPr>
-              <w:t>（3）初步识别危害因素种类以及分布情况和风险类别；核算检测的工作量；</w:t>
+                <w:rFonts w:ascii="SimSun" w:eastAsia="SimSun" w:hAnsi="SimSun" w:cs="SimSun"/>
+                <w:color w:val="000000"/>
+                <w:kern w:val="0"/>
+                <w:sz w:val="22"/>
+              </w:rPr>
+            </w:pPr>
+            <w:r>
+              <w:rPr>
+                <w:rFonts w:ascii="SimSun" w:eastAsia="SimSun" w:hAnsi="SimSun" w:cs="SimSun" w:hint="eastAsia"/>
+                <w:color w:val="000000"/>
+                <w:kern w:val="0"/>
+                <w:sz w:val="22"/>
+              </w:rPr>
+              <w:t>（3）初步识别危害因素种类以及分布情</w:t>
+            </w:r>
+            <w:r>
+              <w:rPr>
+                <w:rFonts w:ascii="SimSun" w:eastAsia="SimSun" w:hAnsi="SimSun" w:cs="SimSun" w:hint="eastAsia"/>
+                <w:color w:val="000000"/>
+                <w:kern w:val="0"/>
+                <w:sz w:val="22"/>
+              </w:rPr>
+              <w:lastRenderedPageBreak/>
+              <w:t>况和风险类别；核算检测的工作量；</w:t>
             </w:r>
           </w:p>
           <w:p>
@@ -1239,20 +1347,40 @@
               <w:widowControl/>
               <w:jc w:val="left"/>
               <w:rPr>
-                <w:rFonts w:hint="eastAsia" w:ascii="宋体" w:hAnsi="宋体" w:eastAsia="宋体" w:cs="宋体"/>
-                <w:color w:val="000000"/>
-                <w:kern w:val="0"/>
-                <w:sz w:val="22"/>
-              </w:rPr>
-            </w:pPr>
-            <w:r>
-              <w:rPr>
-                <w:rFonts w:ascii="宋体" w:hAnsi="宋体" w:eastAsia="宋体" w:cs="宋体"/>
-                <w:color w:val="000000"/>
-                <w:kern w:val="0"/>
-                <w:sz w:val="22"/>
-              </w:rPr>
-              <w:t>（4）通过规模，行业等给初步的价格</w:t>
+                <w:rFonts w:ascii="SimSun" w:eastAsia="SimSun" w:hAnsi="SimSun" w:cs="SimSun"/>
+                <w:color w:val="000000"/>
+                <w:kern w:val="0"/>
+                <w:sz w:val="22"/>
+              </w:rPr>
+            </w:pPr>
+            <w:r>
+              <w:rPr>
+                <w:rFonts w:ascii="SimSun" w:eastAsia="SimSun" w:hAnsi="SimSun" w:cs="SimSun"/>
+                <w:color w:val="000000"/>
+                <w:kern w:val="0"/>
+                <w:sz w:val="22"/>
+              </w:rPr>
+              <w:t>（4）通过规模，行业等</w:t>
+            </w:r>
+            <w:proofErr w:type="gramStart"/>
+            <w:r>
+              <w:rPr>
+                <w:rFonts w:ascii="SimSun" w:eastAsia="SimSun" w:hAnsi="SimSun" w:cs="SimSun"/>
+                <w:color w:val="000000"/>
+                <w:kern w:val="0"/>
+                <w:sz w:val="22"/>
+              </w:rPr>
+              <w:t>给初步</w:t>
+            </w:r>
+            <w:proofErr w:type="gramEnd"/>
+            <w:r>
+              <w:rPr>
+                <w:rFonts w:ascii="SimSun" w:eastAsia="SimSun" w:hAnsi="SimSun" w:cs="SimSun"/>
+                <w:color w:val="000000"/>
+                <w:kern w:val="0"/>
+                <w:sz w:val="22"/>
+              </w:rPr>
+              <w:t>的价格</w:t>
             </w:r>
           </w:p>
         </w:tc>
@@ -1260,10 +1388,10 @@
           <w:tcPr>
             <w:tcW w:w="1074" w:type="pct"/>
             <w:tcBorders>
-              <w:top w:val="single" w:color="auto" w:sz="4" w:space="0"/>
-              <w:left w:val="single" w:color="auto" w:sz="4" w:space="0"/>
-              <w:bottom w:val="single" w:color="auto" w:sz="4" w:space="0"/>
-              <w:right w:val="single" w:color="auto" w:sz="4" w:space="0"/>
+              <w:top w:val="single" w:sz="4" w:space="0" w:color="auto"/>
+              <w:left w:val="single" w:sz="4" w:space="0" w:color="auto"/>
+              <w:bottom w:val="single" w:sz="4" w:space="0" w:color="auto"/>
+              <w:right w:val="single" w:sz="4" w:space="0" w:color="auto"/>
             </w:tcBorders>
             <w:shd w:val="clear" w:color="auto" w:fill="auto"/>
             <w:vAlign w:val="center"/>
@@ -1273,44 +1401,37 @@
               <w:widowControl/>
               <w:jc w:val="left"/>
               <w:rPr>
-                <w:rFonts w:ascii="宋体" w:hAnsi="宋体" w:eastAsia="宋体" w:cs="宋体"/>
-                <w:color w:val="000000"/>
-                <w:kern w:val="0"/>
-                <w:sz w:val="22"/>
-              </w:rPr>
-            </w:pPr>
-            <w:r>
-              <w:rPr>
-                <w:rFonts w:hint="eastAsia" w:ascii="宋体" w:hAnsi="宋体" w:eastAsia="宋体" w:cs="宋体"/>
-                <w:color w:val="000000"/>
-                <w:kern w:val="0"/>
-                <w:sz w:val="22"/>
-              </w:rPr>
+                <w:rFonts w:ascii="SimSun" w:eastAsia="SimSun" w:hAnsi="SimSun" w:cs="SimSun"/>
+                <w:color w:val="000000"/>
+                <w:kern w:val="0"/>
+                <w:sz w:val="22"/>
+              </w:rPr>
+            </w:pPr>
+            <w:r>
+              <w:rPr>
+                <w:rFonts w:ascii="SimSun" w:eastAsia="SimSun" w:hAnsi="SimSun" w:cs="SimSun" w:hint="eastAsia"/>
+                <w:color w:val="000000"/>
+                <w:kern w:val="0"/>
+                <w:sz w:val="22"/>
+              </w:rPr>
+              <w:lastRenderedPageBreak/>
               <w:t>企业不能提供预评价报告，可以跟企业收集序号2的资料，进行咨询报价</w:t>
             </w:r>
           </w:p>
         </w:tc>
       </w:tr>
       <w:tr>
-        <w:tblPrEx>
-          <w:tblCellMar>
-            <w:top w:w="0" w:type="dxa"/>
-            <w:left w:w="108" w:type="dxa"/>
-            <w:bottom w:w="0" w:type="dxa"/>
-            <w:right w:w="108" w:type="dxa"/>
-          </w:tblCellMar>
-        </w:tblPrEx>
         <w:trPr>
-          <w:trHeight w:val="1080" w:hRule="atLeast"/>
+          <w:trHeight w:val="1080"/>
         </w:trPr>
         <w:tc>
           <w:tcPr>
             <w:tcW w:w="453" w:type="pct"/>
             <w:tcBorders>
-              <w:top w:val="single" w:color="auto" w:sz="4" w:space="0"/>
-              <w:left w:val="single" w:color="auto" w:sz="4" w:space="0"/>
-              <w:bottom w:val="single" w:color="auto" w:sz="4" w:space="0"/>
-              <w:right w:val="single" w:color="auto" w:sz="4" w:space="0"/>
+              <w:top w:val="single" w:sz="4" w:space="0" w:color="auto"/>
+              <w:left w:val="single" w:sz="4" w:space="0" w:color="auto"/>
+              <w:bottom w:val="single" w:sz="4" w:space="0" w:color="auto"/>
+              <w:right w:val="single" w:sz="4" w:space="0" w:color="auto"/>
             </w:tcBorders>
             <w:shd w:val="clear" w:color="auto" w:fill="auto"/>
             <w:vAlign w:val="center"/>
@@ -1320,15 +1441,15 @@
               <w:widowControl/>
               <w:jc w:val="center"/>
               <w:rPr>
-                <w:rFonts w:ascii="宋体" w:hAnsi="宋体" w:eastAsia="宋体" w:cs="宋体"/>
-                <w:color w:val="000000"/>
-                <w:kern w:val="0"/>
-                <w:sz w:val="22"/>
-              </w:rPr>
-            </w:pPr>
-            <w:r>
-              <w:rPr>
-                <w:rFonts w:hint="eastAsia" w:ascii="宋体" w:hAnsi="宋体" w:eastAsia="宋体" w:cs="宋体"/>
+                <w:rFonts w:ascii="SimSun" w:eastAsia="SimSun" w:hAnsi="SimSun" w:cs="SimSun"/>
+                <w:color w:val="000000"/>
+                <w:kern w:val="0"/>
+                <w:sz w:val="22"/>
+              </w:rPr>
+            </w:pPr>
+            <w:r>
+              <w:rPr>
+                <w:rFonts w:ascii="SimSun" w:eastAsia="SimSun" w:hAnsi="SimSun" w:cs="SimSun" w:hint="eastAsia"/>
                 <w:color w:val="000000"/>
                 <w:kern w:val="0"/>
                 <w:sz w:val="22"/>
@@ -1341,10 +1462,10 @@
           <w:tcPr>
             <w:tcW w:w="1086" w:type="pct"/>
             <w:tcBorders>
-              <w:top w:val="single" w:color="auto" w:sz="4" w:space="0"/>
-              <w:left w:val="single" w:color="auto" w:sz="4" w:space="0"/>
-              <w:bottom w:val="single" w:color="auto" w:sz="4" w:space="0"/>
-              <w:right w:val="single" w:color="auto" w:sz="4" w:space="0"/>
+              <w:top w:val="single" w:sz="4" w:space="0" w:color="auto"/>
+              <w:left w:val="single" w:sz="4" w:space="0" w:color="auto"/>
+              <w:bottom w:val="single" w:sz="4" w:space="0" w:color="auto"/>
+              <w:right w:val="single" w:sz="4" w:space="0" w:color="auto"/>
             </w:tcBorders>
             <w:shd w:val="clear" w:color="auto" w:fill="auto"/>
             <w:vAlign w:val="center"/>
@@ -1354,20 +1475,40 @@
               <w:widowControl/>
               <w:jc w:val="left"/>
               <w:rPr>
-                <w:rFonts w:ascii="宋体" w:hAnsi="宋体" w:eastAsia="宋体" w:cs="宋体"/>
-                <w:color w:val="000000"/>
-                <w:kern w:val="0"/>
-                <w:sz w:val="22"/>
-              </w:rPr>
-            </w:pPr>
-            <w:r>
-              <w:rPr>
-                <w:rFonts w:hint="eastAsia" w:ascii="宋体" w:hAnsi="宋体" w:eastAsia="宋体" w:cs="宋体"/>
-                <w:color w:val="000000"/>
-                <w:kern w:val="0"/>
-                <w:sz w:val="22"/>
-              </w:rPr>
-              <w:t>不能提供预评价或专篇，需要收集以下资料：</w:t>
+                <w:rFonts w:ascii="SimSun" w:eastAsia="SimSun" w:hAnsi="SimSun" w:cs="SimSun"/>
+                <w:color w:val="000000"/>
+                <w:kern w:val="0"/>
+                <w:sz w:val="22"/>
+              </w:rPr>
+            </w:pPr>
+            <w:r>
+              <w:rPr>
+                <w:rFonts w:ascii="SimSun" w:eastAsia="SimSun" w:hAnsi="SimSun" w:cs="SimSun" w:hint="eastAsia"/>
+                <w:color w:val="000000"/>
+                <w:kern w:val="0"/>
+                <w:sz w:val="22"/>
+              </w:rPr>
+              <w:t>不能提供</w:t>
+            </w:r>
+            <w:proofErr w:type="gramStart"/>
+            <w:r>
+              <w:rPr>
+                <w:rFonts w:ascii="SimSun" w:eastAsia="SimSun" w:hAnsi="SimSun" w:cs="SimSun" w:hint="eastAsia"/>
+                <w:color w:val="000000"/>
+                <w:kern w:val="0"/>
+                <w:sz w:val="22"/>
+              </w:rPr>
+              <w:t>预评价</w:t>
+            </w:r>
+            <w:proofErr w:type="gramEnd"/>
+            <w:r>
+              <w:rPr>
+                <w:rFonts w:ascii="SimSun" w:eastAsia="SimSun" w:hAnsi="SimSun" w:cs="SimSun" w:hint="eastAsia"/>
+                <w:color w:val="000000"/>
+                <w:kern w:val="0"/>
+                <w:sz w:val="22"/>
+              </w:rPr>
+              <w:t>或专篇，需要收集以下资料：</w:t>
             </w:r>
           </w:p>
           <w:p>
@@ -1375,15 +1516,15 @@
               <w:widowControl/>
               <w:jc w:val="left"/>
               <w:rPr>
-                <w:rFonts w:ascii="宋体" w:hAnsi="宋体" w:eastAsia="宋体" w:cs="宋体"/>
-                <w:color w:val="000000"/>
-                <w:kern w:val="0"/>
-                <w:sz w:val="22"/>
-              </w:rPr>
-            </w:pPr>
-            <w:r>
-              <w:rPr>
-                <w:rFonts w:hint="eastAsia" w:ascii="宋体" w:hAnsi="宋体" w:eastAsia="宋体" w:cs="宋体"/>
+                <w:rFonts w:ascii="SimSun" w:eastAsia="SimSun" w:hAnsi="SimSun" w:cs="SimSun"/>
+                <w:color w:val="000000"/>
+                <w:kern w:val="0"/>
+                <w:sz w:val="22"/>
+              </w:rPr>
+            </w:pPr>
+            <w:r>
+              <w:rPr>
+                <w:rFonts w:ascii="SimSun" w:eastAsia="SimSun" w:hAnsi="SimSun" w:cs="SimSun" w:hint="eastAsia"/>
                 <w:color w:val="000000"/>
                 <w:kern w:val="0"/>
                 <w:sz w:val="22"/>
@@ -1396,10 +1537,10 @@
           <w:tcPr>
             <w:tcW w:w="2388" w:type="pct"/>
             <w:tcBorders>
-              <w:top w:val="single" w:color="auto" w:sz="4" w:space="0"/>
-              <w:left w:val="single" w:color="auto" w:sz="4" w:space="0"/>
-              <w:bottom w:val="single" w:color="auto" w:sz="4" w:space="0"/>
-              <w:right w:val="single" w:color="auto" w:sz="4" w:space="0"/>
+              <w:top w:val="single" w:sz="4" w:space="0" w:color="auto"/>
+              <w:left w:val="single" w:sz="4" w:space="0" w:color="auto"/>
+              <w:bottom w:val="single" w:sz="4" w:space="0" w:color="auto"/>
+              <w:right w:val="single" w:sz="4" w:space="0" w:color="auto"/>
             </w:tcBorders>
             <w:shd w:val="clear" w:color="auto" w:fill="auto"/>
             <w:vAlign w:val="center"/>
@@ -1409,20 +1550,40 @@
               <w:widowControl/>
               <w:jc w:val="left"/>
               <w:rPr>
-                <w:rFonts w:ascii="宋体" w:hAnsi="宋体" w:eastAsia="宋体" w:cs="宋体"/>
-                <w:color w:val="000000"/>
-                <w:kern w:val="0"/>
-                <w:sz w:val="22"/>
-              </w:rPr>
-            </w:pPr>
-            <w:r>
-              <w:rPr>
-                <w:rFonts w:hint="eastAsia" w:ascii="宋体" w:hAnsi="宋体" w:eastAsia="宋体" w:cs="宋体"/>
-                <w:color w:val="000000"/>
-                <w:kern w:val="0"/>
-                <w:sz w:val="22"/>
-              </w:rPr>
-              <w:t>通过预评价资初步判断：</w:t>
+                <w:rFonts w:ascii="SimSun" w:eastAsia="SimSun" w:hAnsi="SimSun" w:cs="SimSun"/>
+                <w:color w:val="000000"/>
+                <w:kern w:val="0"/>
+                <w:sz w:val="22"/>
+              </w:rPr>
+            </w:pPr>
+            <w:r>
+              <w:rPr>
+                <w:rFonts w:ascii="SimSun" w:eastAsia="SimSun" w:hAnsi="SimSun" w:cs="SimSun" w:hint="eastAsia"/>
+                <w:color w:val="000000"/>
+                <w:kern w:val="0"/>
+                <w:sz w:val="22"/>
+              </w:rPr>
+              <w:t>通过</w:t>
+            </w:r>
+            <w:proofErr w:type="gramStart"/>
+            <w:r>
+              <w:rPr>
+                <w:rFonts w:ascii="SimSun" w:eastAsia="SimSun" w:hAnsi="SimSun" w:cs="SimSun" w:hint="eastAsia"/>
+                <w:color w:val="000000"/>
+                <w:kern w:val="0"/>
+                <w:sz w:val="22"/>
+              </w:rPr>
+              <w:t>预评价资</w:t>
+            </w:r>
+            <w:proofErr w:type="gramEnd"/>
+            <w:r>
+              <w:rPr>
+                <w:rFonts w:ascii="SimSun" w:eastAsia="SimSun" w:hAnsi="SimSun" w:cs="SimSun" w:hint="eastAsia"/>
+                <w:color w:val="000000"/>
+                <w:kern w:val="0"/>
+                <w:sz w:val="22"/>
+              </w:rPr>
+              <w:t>初步判断：</w:t>
             </w:r>
           </w:p>
           <w:p>
@@ -1430,15 +1591,15 @@
               <w:widowControl/>
               <w:jc w:val="left"/>
               <w:rPr>
-                <w:rFonts w:ascii="宋体" w:hAnsi="宋体" w:eastAsia="宋体" w:cs="宋体"/>
-                <w:color w:val="000000"/>
-                <w:kern w:val="0"/>
-                <w:sz w:val="22"/>
-              </w:rPr>
-            </w:pPr>
-            <w:r>
-              <w:rPr>
-                <w:rFonts w:hint="eastAsia" w:ascii="宋体" w:hAnsi="宋体" w:eastAsia="宋体" w:cs="宋体"/>
+                <w:rFonts w:ascii="SimSun" w:eastAsia="SimSun" w:hAnsi="SimSun" w:cs="SimSun"/>
+                <w:color w:val="000000"/>
+                <w:kern w:val="0"/>
+                <w:sz w:val="22"/>
+              </w:rPr>
+            </w:pPr>
+            <w:r>
+              <w:rPr>
+                <w:rFonts w:ascii="SimSun" w:eastAsia="SimSun" w:hAnsi="SimSun" w:cs="SimSun" w:hint="eastAsia"/>
                 <w:color w:val="000000"/>
                 <w:kern w:val="0"/>
                 <w:sz w:val="22"/>
@@ -1451,15 +1612,15 @@
               <w:widowControl/>
               <w:jc w:val="left"/>
               <w:rPr>
-                <w:rFonts w:ascii="宋体" w:hAnsi="宋体" w:eastAsia="宋体" w:cs="宋体"/>
-                <w:color w:val="000000"/>
-                <w:kern w:val="0"/>
-                <w:sz w:val="22"/>
-              </w:rPr>
-            </w:pPr>
-            <w:r>
-              <w:rPr>
-                <w:rFonts w:hint="eastAsia" w:ascii="宋体" w:hAnsi="宋体" w:eastAsia="宋体" w:cs="宋体"/>
+                <w:rFonts w:ascii="SimSun" w:eastAsia="SimSun" w:hAnsi="SimSun" w:cs="SimSun"/>
+                <w:color w:val="000000"/>
+                <w:kern w:val="0"/>
+                <w:sz w:val="22"/>
+              </w:rPr>
+            </w:pPr>
+            <w:r>
+              <w:rPr>
+                <w:rFonts w:ascii="SimSun" w:eastAsia="SimSun" w:hAnsi="SimSun" w:cs="SimSun" w:hint="eastAsia"/>
                 <w:color w:val="000000"/>
                 <w:kern w:val="0"/>
                 <w:sz w:val="22"/>
@@ -1468,13 +1629,57 @@
             </w:r>
             <w:r>
               <w:rPr>
-                <w:rFonts w:hint="eastAsia" w:ascii="宋体" w:hAnsi="宋体" w:eastAsia="宋体" w:cs="宋体"/>
+                <w:rFonts w:ascii="SimSun" w:eastAsia="SimSun" w:hAnsi="SimSun" w:cs="SimSun" w:hint="eastAsia"/>
                 <w:color w:val="000000"/>
                 <w:kern w:val="0"/>
                 <w:sz w:val="22"/>
                 <w:highlight w:val="yellow"/>
               </w:rPr>
-              <w:t>（如果企业没进行过预评价和专篇，也可以做控制效果评价，报告中三同时执行情况章节会描述：企业未进行过预评价和专篇）</w:t>
+              <w:t>（如果企业没进行</w:t>
+            </w:r>
+            <w:proofErr w:type="gramStart"/>
+            <w:r>
+              <w:rPr>
+                <w:rFonts w:ascii="SimSun" w:eastAsia="SimSun" w:hAnsi="SimSun" w:cs="SimSun" w:hint="eastAsia"/>
+                <w:color w:val="000000"/>
+                <w:kern w:val="0"/>
+                <w:sz w:val="22"/>
+                <w:highlight w:val="yellow"/>
+              </w:rPr>
+              <w:t>过预评价</w:t>
+            </w:r>
+            <w:proofErr w:type="gramEnd"/>
+            <w:r>
+              <w:rPr>
+                <w:rFonts w:ascii="SimSun" w:eastAsia="SimSun" w:hAnsi="SimSun" w:cs="SimSun" w:hint="eastAsia"/>
+                <w:color w:val="000000"/>
+                <w:kern w:val="0"/>
+                <w:sz w:val="22"/>
+                <w:highlight w:val="yellow"/>
+              </w:rPr>
+              <w:t>和专篇，也可以做控制效果评价，报告中三同时执行情况章节会描述：企业未进行</w:t>
+            </w:r>
+            <w:proofErr w:type="gramStart"/>
+            <w:r>
+              <w:rPr>
+                <w:rFonts w:ascii="SimSun" w:eastAsia="SimSun" w:hAnsi="SimSun" w:cs="SimSun" w:hint="eastAsia"/>
+                <w:color w:val="000000"/>
+                <w:kern w:val="0"/>
+                <w:sz w:val="22"/>
+                <w:highlight w:val="yellow"/>
+              </w:rPr>
+              <w:t>过预评价</w:t>
+            </w:r>
+            <w:proofErr w:type="gramEnd"/>
+            <w:r>
+              <w:rPr>
+                <w:rFonts w:ascii="SimSun" w:eastAsia="SimSun" w:hAnsi="SimSun" w:cs="SimSun" w:hint="eastAsia"/>
+                <w:color w:val="000000"/>
+                <w:kern w:val="0"/>
+                <w:sz w:val="22"/>
+                <w:highlight w:val="yellow"/>
+              </w:rPr>
+              <w:t>和专篇）</w:t>
             </w:r>
           </w:p>
           <w:p>
@@ -1482,15 +1687,15 @@
               <w:widowControl/>
               <w:jc w:val="left"/>
               <w:rPr>
-                <w:rFonts w:ascii="宋体" w:hAnsi="宋体" w:eastAsia="宋体" w:cs="宋体"/>
-                <w:color w:val="000000"/>
-                <w:kern w:val="0"/>
-                <w:sz w:val="22"/>
-              </w:rPr>
-            </w:pPr>
-            <w:r>
-              <w:rPr>
-                <w:rFonts w:hint="eastAsia" w:ascii="宋体" w:hAnsi="宋体" w:eastAsia="宋体" w:cs="宋体"/>
+                <w:rFonts w:ascii="SimSun" w:eastAsia="SimSun" w:hAnsi="SimSun" w:cs="SimSun"/>
+                <w:color w:val="000000"/>
+                <w:kern w:val="0"/>
+                <w:sz w:val="22"/>
+              </w:rPr>
+            </w:pPr>
+            <w:r>
+              <w:rPr>
+                <w:rFonts w:ascii="SimSun" w:eastAsia="SimSun" w:hAnsi="SimSun" w:cs="SimSun" w:hint="eastAsia"/>
                 <w:color w:val="000000"/>
                 <w:kern w:val="0"/>
                 <w:sz w:val="22"/>
@@ -1503,20 +1708,40 @@
               <w:widowControl/>
               <w:jc w:val="left"/>
               <w:rPr>
-                <w:rFonts w:hint="eastAsia" w:ascii="宋体" w:hAnsi="宋体" w:eastAsia="宋体" w:cs="宋体"/>
-                <w:color w:val="000000"/>
-                <w:kern w:val="0"/>
-                <w:sz w:val="22"/>
-              </w:rPr>
-            </w:pPr>
-            <w:r>
-              <w:rPr>
-                <w:rFonts w:ascii="宋体" w:hAnsi="宋体" w:eastAsia="宋体" w:cs="宋体"/>
-                <w:color w:val="000000"/>
-                <w:kern w:val="0"/>
-                <w:sz w:val="22"/>
-              </w:rPr>
-              <w:t>（4）通过规模，行业等给初步的价格</w:t>
+                <w:rFonts w:ascii="SimSun" w:eastAsia="SimSun" w:hAnsi="SimSun" w:cs="SimSun"/>
+                <w:color w:val="000000"/>
+                <w:kern w:val="0"/>
+                <w:sz w:val="22"/>
+              </w:rPr>
+            </w:pPr>
+            <w:r>
+              <w:rPr>
+                <w:rFonts w:ascii="SimSun" w:eastAsia="SimSun" w:hAnsi="SimSun" w:cs="SimSun"/>
+                <w:color w:val="000000"/>
+                <w:kern w:val="0"/>
+                <w:sz w:val="22"/>
+              </w:rPr>
+              <w:t>（4）通过规模，行业等</w:t>
+            </w:r>
+            <w:proofErr w:type="gramStart"/>
+            <w:r>
+              <w:rPr>
+                <w:rFonts w:ascii="SimSun" w:eastAsia="SimSun" w:hAnsi="SimSun" w:cs="SimSun"/>
+                <w:color w:val="000000"/>
+                <w:kern w:val="0"/>
+                <w:sz w:val="22"/>
+              </w:rPr>
+              <w:t>给初步</w:t>
+            </w:r>
+            <w:proofErr w:type="gramEnd"/>
+            <w:r>
+              <w:rPr>
+                <w:rFonts w:ascii="SimSun" w:eastAsia="SimSun" w:hAnsi="SimSun" w:cs="SimSun"/>
+                <w:color w:val="000000"/>
+                <w:kern w:val="0"/>
+                <w:sz w:val="22"/>
+              </w:rPr>
+              <w:t>的价格</w:t>
             </w:r>
           </w:p>
         </w:tc>
@@ -1524,10 +1749,10 @@
           <w:tcPr>
             <w:tcW w:w="1074" w:type="pct"/>
             <w:tcBorders>
-              <w:top w:val="single" w:color="auto" w:sz="4" w:space="0"/>
-              <w:left w:val="single" w:color="auto" w:sz="4" w:space="0"/>
-              <w:bottom w:val="single" w:color="auto" w:sz="4" w:space="0"/>
-              <w:right w:val="single" w:color="auto" w:sz="4" w:space="0"/>
+              <w:top w:val="single" w:sz="4" w:space="0" w:color="auto"/>
+              <w:left w:val="single" w:sz="4" w:space="0" w:color="auto"/>
+              <w:bottom w:val="single" w:sz="4" w:space="0" w:color="auto"/>
+              <w:right w:val="single" w:sz="4" w:space="0" w:color="auto"/>
             </w:tcBorders>
             <w:shd w:val="clear" w:color="auto" w:fill="auto"/>
             <w:vAlign w:val="center"/>
@@ -1537,72 +1762,121 @@
               <w:widowControl/>
               <w:jc w:val="left"/>
               <w:rPr>
-                <w:rFonts w:ascii="宋体" w:hAnsi="宋体" w:eastAsia="宋体" w:cs="宋体"/>
-                <w:color w:val="000000"/>
-                <w:kern w:val="0"/>
-                <w:sz w:val="22"/>
-              </w:rPr>
-            </w:pPr>
-            <w:r>
-              <w:rPr>
-                <w:rFonts w:hint="eastAsia" w:ascii="宋体" w:hAnsi="宋体" w:eastAsia="宋体" w:cs="宋体"/>
-                <w:color w:val="000000"/>
-                <w:kern w:val="0"/>
-                <w:sz w:val="22"/>
-              </w:rPr>
-              <w:t>生产工艺、原辅材料、设备、产品、岗位定员、厂区平面布局等内容从环评/安评报告中查找</w:t>
+                <w:rFonts w:ascii="SimSun" w:eastAsia="SimSun" w:hAnsi="SimSun" w:cs="SimSun"/>
+                <w:color w:val="000000"/>
+                <w:kern w:val="0"/>
+                <w:sz w:val="22"/>
+              </w:rPr>
+            </w:pPr>
+            <w:r>
+              <w:rPr>
+                <w:rFonts w:ascii="SimSun" w:eastAsia="SimSun" w:hAnsi="SimSun" w:cs="SimSun" w:hint="eastAsia"/>
+                <w:color w:val="000000"/>
+                <w:kern w:val="0"/>
+                <w:sz w:val="22"/>
+              </w:rPr>
+              <w:t>生产工艺、原辅材料、设备、产品、岗位定员、厂区平面布局等内容从环评/</w:t>
+            </w:r>
+            <w:proofErr w:type="gramStart"/>
+            <w:r>
+              <w:rPr>
+                <w:rFonts w:ascii="SimSun" w:eastAsia="SimSun" w:hAnsi="SimSun" w:cs="SimSun" w:hint="eastAsia"/>
+                <w:color w:val="000000"/>
+                <w:kern w:val="0"/>
+                <w:sz w:val="22"/>
+              </w:rPr>
+              <w:t>安评报告</w:t>
+            </w:r>
+            <w:proofErr w:type="gramEnd"/>
+            <w:r>
+              <w:rPr>
+                <w:rFonts w:ascii="SimSun" w:eastAsia="SimSun" w:hAnsi="SimSun" w:cs="SimSun" w:hint="eastAsia"/>
+                <w:color w:val="000000"/>
+                <w:kern w:val="0"/>
+                <w:sz w:val="22"/>
+              </w:rPr>
+              <w:t>中查找</w:t>
             </w:r>
           </w:p>
         </w:tc>
       </w:tr>
     </w:tbl>
     <w:p/>
+    <w:p/>
     <w:p>
-      <w:pPr>
-        <w:rPr>
-          <w:rFonts w:hint="eastAsia"/>
-          <w:lang w:val="en-US" w:eastAsia="zh-CN"/>
-        </w:rPr>
-      </w:pPr>
+      <w:r>
+        <w:drawing>
+          <wp:inline distT="0" distB="0" distL="0" distR="0" wp14:anchorId="57BA38F6" wp14:editId="5B48C1C0">
+            <wp:extent cx="5274310" cy="2947035"/>
+            <wp:effectExtent l="0" t="0" r="2540" b="5715"/>
+            <wp:docPr id="1373619952" name="Picture 1" descr="A diagram of a business process&#10;&#10;AI-generated content may be incorrect."/>
+            <wp:cNvGraphicFramePr>
+              <a:graphicFrameLocks xmlns:a="http://schemas.openxmlformats.org/drawingml/2006/main" noChangeAspect="1"/>
+            </wp:cNvGraphicFramePr>
+            <a:graphic xmlns:a="http://schemas.openxmlformats.org/drawingml/2006/main">
+              <a:graphicData uri="http://schemas.openxmlformats.org/drawingml/2006/picture">
+                <pic:pic xmlns:pic="http://schemas.openxmlformats.org/drawingml/2006/picture">
+                  <pic:nvPicPr>
+                    <pic:cNvPr id="1373619952" name="Picture 1" descr="A diagram of a business process&#10;&#10;AI-generated content may be incorrect."/>
+                    <pic:cNvPicPr/>
+                  </pic:nvPicPr>
+                  <pic:blipFill>
+                    <a:blip r:embed="rId4"/>
+                    <a:stretch>
+                      <a:fillRect/>
+                    </a:stretch>
+                  </pic:blipFill>
+                  <pic:spPr>
+                    <a:xfrm>
+                      <a:off x="0" y="0"/>
+                      <a:ext cx="5274310" cy="2947035"/>
+                    </a:xfrm>
+                    <a:prstGeom prst="rect">
+                      <a:avLst/>
+                    </a:prstGeom>
+                  </pic:spPr>
+                </pic:pic>
+              </a:graphicData>
+            </a:graphic>
+          </wp:inline>
+        </w:drawing>
+      </w:r>
+    </w:p>
+    <w:p/>
+    <w:p>
       <w:r>
         <w:rPr>
           <w:rFonts w:hint="eastAsia"/>
-          <w:lang w:val="en-US" w:eastAsia="zh-CN"/>
         </w:rPr>
         <w:t>二、老项目延续：</w:t>
       </w:r>
     </w:p>
     <w:p>
-      <w:pPr>
-        <w:rPr>
-          <w:rFonts w:hint="eastAsia"/>
-          <w:lang w:val="en-US" w:eastAsia="zh-CN"/>
-        </w:rPr>
-      </w:pPr>
       <w:r>
         <w:rPr>
           <w:rFonts w:hint="eastAsia"/>
-          <w:lang w:val="en-US" w:eastAsia="zh-CN"/>
         </w:rPr>
-        <w:t>职业病危害因素检测与评价（一年一做）-职业病危害因素现状评价（三年一做）</w:t>
+        <w:t>职业病危害因素检测与评价（一年一做）</w:t>
+      </w:r>
+      <w:r>
+        <w:rPr>
+          <w:rFonts w:hint="eastAsia"/>
+        </w:rPr>
+        <w:t>-</w:t>
+      </w:r>
+      <w:r>
+        <w:rPr>
+          <w:rFonts w:hint="eastAsia"/>
+        </w:rPr>
+        <w:t>职业病危害因素现状评价（三年一做）</w:t>
       </w:r>
     </w:p>
-    <w:p>
-      <w:bookmarkStart w:id="2" w:name="_GoBack"/>
-      <w:bookmarkEnd w:id="2"/>
-    </w:p>
+    <w:p/>
     <w:tbl>
       <w:tblPr>
-        <w:tblStyle w:val="4"/>
         <w:tblW w:w="5018" w:type="pct"/>
         <w:tblInd w:w="-15" w:type="dxa"/>
-        <w:tblLayout w:type="autofit"/>
-        <w:tblCellMar>
-          <w:top w:w="0" w:type="dxa"/>
-          <w:left w:w="108" w:type="dxa"/>
-          <w:bottom w:w="0" w:type="dxa"/>
-          <w:right w:w="108" w:type="dxa"/>
-        </w:tblCellMar>
+        <w:tblLook w:val="04A0" w:firstRow="1" w:lastRow="0" w:firstColumn="1" w:lastColumn="0" w:noHBand="0" w:noVBand="1"/>
       </w:tblPr>
       <w:tblGrid>
         <w:gridCol w:w="775"/>
@@ -1611,26 +1885,18 @@
         <w:gridCol w:w="1835"/>
       </w:tblGrid>
       <w:tr>
-        <w:tblPrEx>
-          <w:tblCellMar>
-            <w:top w:w="0" w:type="dxa"/>
-            <w:left w:w="108" w:type="dxa"/>
-            <w:bottom w:w="0" w:type="dxa"/>
-            <w:right w:w="108" w:type="dxa"/>
-          </w:tblCellMar>
-        </w:tblPrEx>
         <w:trPr>
-          <w:trHeight w:val="470" w:hRule="atLeast"/>
+          <w:trHeight w:val="470"/>
         </w:trPr>
         <w:tc>
           <w:tcPr>
             <w:tcW w:w="5000" w:type="pct"/>
             <w:gridSpan w:val="4"/>
             <w:tcBorders>
-              <w:top w:val="single" w:color="auto" w:sz="4" w:space="0"/>
-              <w:left w:val="single" w:color="auto" w:sz="4" w:space="0"/>
-              <w:bottom w:val="single" w:color="auto" w:sz="4" w:space="0"/>
-              <w:right w:val="single" w:color="auto" w:sz="4" w:space="0"/>
+              <w:top w:val="single" w:sz="4" w:space="0" w:color="auto"/>
+              <w:left w:val="single" w:sz="4" w:space="0" w:color="auto"/>
+              <w:bottom w:val="single" w:sz="4" w:space="0" w:color="auto"/>
+              <w:right w:val="single" w:sz="4" w:space="0" w:color="auto"/>
             </w:tcBorders>
             <w:shd w:val="clear" w:color="auto" w:fill="auto"/>
             <w:vAlign w:val="center"/>
@@ -1640,15 +1906,15 @@
               <w:widowControl/>
               <w:jc w:val="center"/>
               <w:rPr>
-                <w:rFonts w:ascii="宋体" w:hAnsi="宋体" w:eastAsia="宋体" w:cs="宋体"/>
-                <w:color w:val="000000"/>
-                <w:kern w:val="0"/>
-                <w:sz w:val="22"/>
-              </w:rPr>
-            </w:pPr>
-            <w:r>
-              <w:rPr>
-                <w:rFonts w:hint="eastAsia" w:ascii="宋体" w:hAnsi="宋体" w:eastAsia="宋体" w:cs="宋体"/>
+                <w:rFonts w:ascii="SimSun" w:eastAsia="SimSun" w:hAnsi="SimSun" w:cs="SimSun"/>
+                <w:color w:val="000000"/>
+                <w:kern w:val="0"/>
+                <w:sz w:val="22"/>
+              </w:rPr>
+            </w:pPr>
+            <w:r>
+              <w:rPr>
+                <w:rFonts w:ascii="SimSun" w:eastAsia="SimSun" w:hAnsi="SimSun" w:cs="SimSun" w:hint="eastAsia"/>
                 <w:color w:val="000000"/>
                 <w:kern w:val="0"/>
                 <w:sz w:val="22"/>
@@ -1659,25 +1925,17 @@
         </w:tc>
       </w:tr>
       <w:tr>
-        <w:tblPrEx>
-          <w:tblCellMar>
-            <w:top w:w="0" w:type="dxa"/>
-            <w:left w:w="108" w:type="dxa"/>
-            <w:bottom w:w="0" w:type="dxa"/>
-            <w:right w:w="108" w:type="dxa"/>
-          </w:tblCellMar>
-        </w:tblPrEx>
         <w:trPr>
-          <w:trHeight w:val="421" w:hRule="atLeast"/>
+          <w:trHeight w:val="421"/>
         </w:trPr>
         <w:tc>
           <w:tcPr>
             <w:tcW w:w="453" w:type="pct"/>
             <w:tcBorders>
-              <w:top w:val="single" w:color="auto" w:sz="4" w:space="0"/>
-              <w:left w:val="single" w:color="auto" w:sz="4" w:space="0"/>
-              <w:bottom w:val="single" w:color="auto" w:sz="4" w:space="0"/>
-              <w:right w:val="single" w:color="auto" w:sz="4" w:space="0"/>
+              <w:top w:val="single" w:sz="4" w:space="0" w:color="auto"/>
+              <w:left w:val="single" w:sz="4" w:space="0" w:color="auto"/>
+              <w:bottom w:val="single" w:sz="4" w:space="0" w:color="auto"/>
+              <w:right w:val="single" w:sz="4" w:space="0" w:color="auto"/>
             </w:tcBorders>
             <w:shd w:val="clear" w:color="auto" w:fill="auto"/>
             <w:vAlign w:val="center"/>
@@ -1687,15 +1945,15 @@
               <w:widowControl/>
               <w:jc w:val="center"/>
               <w:rPr>
-                <w:rFonts w:ascii="宋体" w:hAnsi="宋体" w:eastAsia="宋体" w:cs="宋体"/>
-                <w:color w:val="000000"/>
-                <w:kern w:val="0"/>
-                <w:sz w:val="22"/>
-              </w:rPr>
-            </w:pPr>
-            <w:r>
-              <w:rPr>
-                <w:rFonts w:hint="eastAsia" w:ascii="宋体" w:hAnsi="宋体" w:eastAsia="宋体" w:cs="宋体"/>
+                <w:rFonts w:ascii="SimSun" w:eastAsia="SimSun" w:hAnsi="SimSun" w:cs="SimSun"/>
+                <w:color w:val="000000"/>
+                <w:kern w:val="0"/>
+                <w:sz w:val="22"/>
+              </w:rPr>
+            </w:pPr>
+            <w:r>
+              <w:rPr>
+                <w:rFonts w:ascii="SimSun" w:eastAsia="SimSun" w:hAnsi="SimSun" w:cs="SimSun" w:hint="eastAsia"/>
                 <w:color w:val="000000"/>
                 <w:kern w:val="0"/>
                 <w:sz w:val="22"/>
@@ -1708,10 +1966,10 @@
           <w:tcPr>
             <w:tcW w:w="1086" w:type="pct"/>
             <w:tcBorders>
-              <w:top w:val="single" w:color="auto" w:sz="4" w:space="0"/>
+              <w:top w:val="single" w:sz="4" w:space="0" w:color="auto"/>
               <w:left w:val="nil"/>
-              <w:bottom w:val="single" w:color="auto" w:sz="4" w:space="0"/>
-              <w:right w:val="single" w:color="auto" w:sz="4" w:space="0"/>
+              <w:bottom w:val="single" w:sz="4" w:space="0" w:color="auto"/>
+              <w:right w:val="single" w:sz="4" w:space="0" w:color="auto"/>
             </w:tcBorders>
             <w:shd w:val="clear" w:color="auto" w:fill="auto"/>
             <w:vAlign w:val="center"/>
@@ -1721,15 +1979,15 @@
               <w:widowControl/>
               <w:jc w:val="center"/>
               <w:rPr>
-                <w:rFonts w:ascii="宋体" w:hAnsi="宋体" w:eastAsia="宋体" w:cs="宋体"/>
-                <w:color w:val="000000"/>
-                <w:kern w:val="0"/>
-                <w:sz w:val="22"/>
-              </w:rPr>
-            </w:pPr>
-            <w:r>
-              <w:rPr>
-                <w:rFonts w:hint="eastAsia" w:ascii="宋体" w:hAnsi="宋体" w:eastAsia="宋体" w:cs="宋体"/>
+                <w:rFonts w:ascii="SimSun" w:eastAsia="SimSun" w:hAnsi="SimSun" w:cs="SimSun"/>
+                <w:color w:val="000000"/>
+                <w:kern w:val="0"/>
+                <w:sz w:val="22"/>
+              </w:rPr>
+            </w:pPr>
+            <w:r>
+              <w:rPr>
+                <w:rFonts w:ascii="SimSun" w:eastAsia="SimSun" w:hAnsi="SimSun" w:cs="SimSun" w:hint="eastAsia"/>
                 <w:color w:val="000000"/>
                 <w:kern w:val="0"/>
                 <w:sz w:val="22"/>
@@ -1742,10 +2000,10 @@
           <w:tcPr>
             <w:tcW w:w="2388" w:type="pct"/>
             <w:tcBorders>
-              <w:top w:val="single" w:color="auto" w:sz="4" w:space="0"/>
+              <w:top w:val="single" w:sz="4" w:space="0" w:color="auto"/>
               <w:left w:val="nil"/>
-              <w:bottom w:val="single" w:color="auto" w:sz="4" w:space="0"/>
-              <w:right w:val="single" w:color="auto" w:sz="4" w:space="0"/>
+              <w:bottom w:val="single" w:sz="4" w:space="0" w:color="auto"/>
+              <w:right w:val="single" w:sz="4" w:space="0" w:color="auto"/>
             </w:tcBorders>
             <w:shd w:val="clear" w:color="auto" w:fill="auto"/>
             <w:vAlign w:val="center"/>
@@ -1755,15 +2013,15 @@
               <w:widowControl/>
               <w:jc w:val="center"/>
               <w:rPr>
-                <w:rFonts w:ascii="宋体" w:hAnsi="宋体" w:eastAsia="宋体" w:cs="宋体"/>
-                <w:color w:val="000000"/>
-                <w:kern w:val="0"/>
-                <w:sz w:val="22"/>
-              </w:rPr>
-            </w:pPr>
-            <w:r>
-              <w:rPr>
-                <w:rFonts w:hint="eastAsia" w:ascii="宋体" w:hAnsi="宋体" w:eastAsia="宋体" w:cs="宋体"/>
+                <w:rFonts w:ascii="SimSun" w:eastAsia="SimSun" w:hAnsi="SimSun" w:cs="SimSun"/>
+                <w:color w:val="000000"/>
+                <w:kern w:val="0"/>
+                <w:sz w:val="22"/>
+              </w:rPr>
+            </w:pPr>
+            <w:r>
+              <w:rPr>
+                <w:rFonts w:ascii="SimSun" w:eastAsia="SimSun" w:hAnsi="SimSun" w:cs="SimSun" w:hint="eastAsia"/>
                 <w:color w:val="000000"/>
                 <w:kern w:val="0"/>
                 <w:sz w:val="22"/>
@@ -1776,10 +2034,10 @@
           <w:tcPr>
             <w:tcW w:w="1074" w:type="pct"/>
             <w:tcBorders>
-              <w:top w:val="single" w:color="auto" w:sz="4" w:space="0"/>
+              <w:top w:val="single" w:sz="4" w:space="0" w:color="auto"/>
               <w:left w:val="nil"/>
-              <w:bottom w:val="single" w:color="auto" w:sz="4" w:space="0"/>
-              <w:right w:val="single" w:color="auto" w:sz="4" w:space="0"/>
+              <w:bottom w:val="single" w:sz="4" w:space="0" w:color="auto"/>
+              <w:right w:val="single" w:sz="4" w:space="0" w:color="auto"/>
             </w:tcBorders>
             <w:shd w:val="clear" w:color="auto" w:fill="auto"/>
             <w:vAlign w:val="center"/>
@@ -1789,15 +2047,15 @@
               <w:widowControl/>
               <w:jc w:val="center"/>
               <w:rPr>
-                <w:rFonts w:ascii="宋体" w:hAnsi="宋体" w:eastAsia="宋体" w:cs="宋体"/>
-                <w:color w:val="000000"/>
-                <w:kern w:val="0"/>
-                <w:sz w:val="22"/>
-              </w:rPr>
-            </w:pPr>
-            <w:r>
-              <w:rPr>
-                <w:rFonts w:hint="eastAsia" w:ascii="宋体" w:hAnsi="宋体" w:eastAsia="宋体" w:cs="宋体"/>
+                <w:rFonts w:ascii="SimSun" w:eastAsia="SimSun" w:hAnsi="SimSun" w:cs="SimSun"/>
+                <w:color w:val="000000"/>
+                <w:kern w:val="0"/>
+                <w:sz w:val="22"/>
+              </w:rPr>
+            </w:pPr>
+            <w:r>
+              <w:rPr>
+                <w:rFonts w:ascii="SimSun" w:eastAsia="SimSun" w:hAnsi="SimSun" w:cs="SimSun" w:hint="eastAsia"/>
                 <w:color w:val="000000"/>
                 <w:kern w:val="0"/>
                 <w:sz w:val="22"/>
@@ -1808,25 +2066,17 @@
         </w:tc>
       </w:tr>
       <w:tr>
-        <w:tblPrEx>
-          <w:tblCellMar>
-            <w:top w:w="0" w:type="dxa"/>
-            <w:left w:w="108" w:type="dxa"/>
-            <w:bottom w:w="0" w:type="dxa"/>
-            <w:right w:w="108" w:type="dxa"/>
-          </w:tblCellMar>
-        </w:tblPrEx>
         <w:trPr>
-          <w:trHeight w:val="1080" w:hRule="atLeast"/>
+          <w:trHeight w:val="1080"/>
         </w:trPr>
         <w:tc>
           <w:tcPr>
             <w:tcW w:w="453" w:type="pct"/>
             <w:tcBorders>
-              <w:top w:val="single" w:color="auto" w:sz="4" w:space="0"/>
-              <w:left w:val="single" w:color="auto" w:sz="4" w:space="0"/>
-              <w:bottom w:val="single" w:color="auto" w:sz="4" w:space="0"/>
-              <w:right w:val="single" w:color="auto" w:sz="4" w:space="0"/>
+              <w:top w:val="single" w:sz="4" w:space="0" w:color="auto"/>
+              <w:left w:val="single" w:sz="4" w:space="0" w:color="auto"/>
+              <w:bottom w:val="single" w:sz="4" w:space="0" w:color="auto"/>
+              <w:right w:val="single" w:sz="4" w:space="0" w:color="auto"/>
             </w:tcBorders>
             <w:shd w:val="clear" w:color="auto" w:fill="auto"/>
             <w:vAlign w:val="center"/>
@@ -1836,15 +2086,15 @@
               <w:widowControl/>
               <w:jc w:val="center"/>
               <w:rPr>
-                <w:rFonts w:ascii="宋体" w:hAnsi="宋体" w:eastAsia="宋体" w:cs="宋体"/>
-                <w:color w:val="000000"/>
-                <w:kern w:val="0"/>
-                <w:sz w:val="22"/>
-              </w:rPr>
-            </w:pPr>
-            <w:r>
-              <w:rPr>
-                <w:rFonts w:hint="eastAsia" w:ascii="宋体" w:hAnsi="宋体" w:eastAsia="宋体" w:cs="宋体"/>
+                <w:rFonts w:ascii="SimSun" w:eastAsia="SimSun" w:hAnsi="SimSun" w:cs="SimSun"/>
+                <w:color w:val="000000"/>
+                <w:kern w:val="0"/>
+                <w:sz w:val="22"/>
+              </w:rPr>
+            </w:pPr>
+            <w:r>
+              <w:rPr>
+                <w:rFonts w:ascii="SimSun" w:eastAsia="SimSun" w:hAnsi="SimSun" w:cs="SimSun" w:hint="eastAsia"/>
                 <w:color w:val="000000"/>
                 <w:kern w:val="0"/>
                 <w:sz w:val="22"/>
@@ -1857,10 +2107,10 @@
           <w:tcPr>
             <w:tcW w:w="1086" w:type="pct"/>
             <w:tcBorders>
-              <w:top w:val="single" w:color="auto" w:sz="4" w:space="0"/>
-              <w:left w:val="single" w:color="auto" w:sz="4" w:space="0"/>
-              <w:bottom w:val="single" w:color="auto" w:sz="4" w:space="0"/>
-              <w:right w:val="single" w:color="auto" w:sz="4" w:space="0"/>
+              <w:top w:val="single" w:sz="4" w:space="0" w:color="auto"/>
+              <w:left w:val="single" w:sz="4" w:space="0" w:color="auto"/>
+              <w:bottom w:val="single" w:sz="4" w:space="0" w:color="auto"/>
+              <w:right w:val="single" w:sz="4" w:space="0" w:color="auto"/>
             </w:tcBorders>
             <w:shd w:val="clear" w:color="auto" w:fill="auto"/>
             <w:vAlign w:val="center"/>
@@ -1870,15 +2120,15 @@
               <w:widowControl/>
               <w:jc w:val="left"/>
               <w:rPr>
-                <w:rFonts w:ascii="宋体" w:hAnsi="宋体" w:eastAsia="宋体" w:cs="宋体"/>
-                <w:color w:val="000000"/>
-                <w:kern w:val="0"/>
-                <w:sz w:val="22"/>
-              </w:rPr>
-            </w:pPr>
-            <w:r>
-              <w:rPr>
-                <w:rFonts w:hint="eastAsia" w:ascii="宋体" w:hAnsi="宋体" w:eastAsia="宋体" w:cs="宋体"/>
+                <w:rFonts w:ascii="SimSun" w:eastAsia="SimSun" w:hAnsi="SimSun" w:cs="SimSun"/>
+                <w:color w:val="000000"/>
+                <w:kern w:val="0"/>
+                <w:sz w:val="22"/>
+              </w:rPr>
+            </w:pPr>
+            <w:r>
+              <w:rPr>
+                <w:rFonts w:ascii="SimSun" w:eastAsia="SimSun" w:hAnsi="SimSun" w:cs="SimSun" w:hint="eastAsia"/>
                 <w:color w:val="000000"/>
                 <w:kern w:val="0"/>
                 <w:sz w:val="22"/>
@@ -1891,10 +2141,10 @@
           <w:tcPr>
             <w:tcW w:w="2388" w:type="pct"/>
             <w:tcBorders>
-              <w:top w:val="single" w:color="auto" w:sz="4" w:space="0"/>
-              <w:left w:val="single" w:color="auto" w:sz="4" w:space="0"/>
-              <w:bottom w:val="single" w:color="auto" w:sz="4" w:space="0"/>
-              <w:right w:val="single" w:color="auto" w:sz="4" w:space="0"/>
+              <w:top w:val="single" w:sz="4" w:space="0" w:color="auto"/>
+              <w:left w:val="single" w:sz="4" w:space="0" w:color="auto"/>
+              <w:bottom w:val="single" w:sz="4" w:space="0" w:color="auto"/>
+              <w:right w:val="single" w:sz="4" w:space="0" w:color="auto"/>
             </w:tcBorders>
             <w:shd w:val="clear" w:color="auto" w:fill="auto"/>
             <w:vAlign w:val="center"/>
@@ -1904,15 +2154,15 @@
               <w:widowControl/>
               <w:jc w:val="left"/>
               <w:rPr>
-                <w:rFonts w:ascii="宋体" w:hAnsi="宋体" w:eastAsia="宋体" w:cs="宋体"/>
-                <w:color w:val="000000"/>
-                <w:kern w:val="0"/>
-                <w:sz w:val="22"/>
-              </w:rPr>
-            </w:pPr>
-            <w:r>
-              <w:rPr>
-                <w:rFonts w:hint="eastAsia" w:ascii="宋体" w:hAnsi="宋体" w:eastAsia="宋体" w:cs="宋体"/>
+                <w:rFonts w:ascii="SimSun" w:eastAsia="SimSun" w:hAnsi="SimSun" w:cs="SimSun"/>
+                <w:color w:val="000000"/>
+                <w:kern w:val="0"/>
+                <w:sz w:val="22"/>
+              </w:rPr>
+            </w:pPr>
+            <w:r>
+              <w:rPr>
+                <w:rFonts w:ascii="SimSun" w:eastAsia="SimSun" w:hAnsi="SimSun" w:cs="SimSun" w:hint="eastAsia"/>
                 <w:color w:val="000000"/>
                 <w:kern w:val="0"/>
                 <w:sz w:val="22"/>
@@ -1925,15 +2175,15 @@
               <w:widowControl/>
               <w:jc w:val="left"/>
               <w:rPr>
-                <w:rFonts w:ascii="宋体" w:hAnsi="宋体" w:eastAsia="宋体" w:cs="宋体"/>
-                <w:color w:val="000000"/>
-                <w:kern w:val="0"/>
-                <w:sz w:val="22"/>
-              </w:rPr>
-            </w:pPr>
-            <w:r>
-              <w:rPr>
-                <w:rFonts w:hint="eastAsia" w:ascii="宋体" w:hAnsi="宋体" w:eastAsia="宋体" w:cs="宋体"/>
+                <w:rFonts w:ascii="SimSun" w:eastAsia="SimSun" w:hAnsi="SimSun" w:cs="SimSun"/>
+                <w:color w:val="000000"/>
+                <w:kern w:val="0"/>
+                <w:sz w:val="22"/>
+              </w:rPr>
+            </w:pPr>
+            <w:r>
+              <w:rPr>
+                <w:rFonts w:ascii="SimSun" w:eastAsia="SimSun" w:hAnsi="SimSun" w:cs="SimSun" w:hint="eastAsia"/>
                 <w:color w:val="000000"/>
                 <w:kern w:val="0"/>
                 <w:sz w:val="22"/>
@@ -1946,15 +2196,15 @@
               <w:widowControl/>
               <w:jc w:val="left"/>
               <w:rPr>
-                <w:rFonts w:ascii="宋体" w:hAnsi="宋体" w:eastAsia="宋体" w:cs="宋体"/>
-                <w:color w:val="000000"/>
-                <w:kern w:val="0"/>
-                <w:sz w:val="22"/>
-              </w:rPr>
-            </w:pPr>
-            <w:r>
-              <w:rPr>
-                <w:rFonts w:hint="eastAsia" w:ascii="宋体" w:hAnsi="宋体" w:eastAsia="宋体" w:cs="宋体"/>
+                <w:rFonts w:ascii="SimSun" w:eastAsia="SimSun" w:hAnsi="SimSun" w:cs="SimSun"/>
+                <w:color w:val="000000"/>
+                <w:kern w:val="0"/>
+                <w:sz w:val="22"/>
+              </w:rPr>
+            </w:pPr>
+            <w:r>
+              <w:rPr>
+                <w:rFonts w:ascii="SimSun" w:eastAsia="SimSun" w:hAnsi="SimSun" w:cs="SimSun" w:hint="eastAsia"/>
                 <w:color w:val="000000"/>
                 <w:kern w:val="0"/>
                 <w:sz w:val="22"/>
@@ -1963,7 +2213,7 @@
             </w:r>
             <w:r>
               <w:rPr>
-                <w:rFonts w:ascii="宋体" w:hAnsi="宋体" w:eastAsia="宋体" w:cs="宋体"/>
+                <w:rFonts w:ascii="SimSun" w:eastAsia="SimSun" w:hAnsi="SimSun" w:cs="SimSun"/>
                 <w:color w:val="000000"/>
                 <w:kern w:val="0"/>
                 <w:sz w:val="22"/>
@@ -1972,7 +2222,7 @@
             </w:r>
             <w:r>
               <w:rPr>
-                <w:rFonts w:hint="eastAsia" w:ascii="宋体" w:hAnsi="宋体" w:eastAsia="宋体" w:cs="宋体"/>
+                <w:rFonts w:ascii="SimSun" w:eastAsia="SimSun" w:hAnsi="SimSun" w:cs="SimSun" w:hint="eastAsia"/>
                 <w:color w:val="000000"/>
                 <w:kern w:val="0"/>
                 <w:sz w:val="22"/>
@@ -1985,15 +2235,15 @@
               <w:widowControl/>
               <w:jc w:val="left"/>
               <w:rPr>
-                <w:rFonts w:hint="eastAsia" w:ascii="宋体" w:hAnsi="宋体" w:eastAsia="宋体" w:cs="宋体"/>
-                <w:color w:val="000000"/>
-                <w:kern w:val="0"/>
-                <w:sz w:val="22"/>
-              </w:rPr>
-            </w:pPr>
-            <w:r>
-              <w:rPr>
-                <w:rFonts w:ascii="宋体" w:hAnsi="宋体" w:eastAsia="宋体" w:cs="宋体"/>
+                <w:rFonts w:ascii="SimSun" w:eastAsia="SimSun" w:hAnsi="SimSun" w:cs="SimSun"/>
+                <w:color w:val="000000"/>
+                <w:kern w:val="0"/>
+                <w:sz w:val="22"/>
+              </w:rPr>
+            </w:pPr>
+            <w:r>
+              <w:rPr>
+                <w:rFonts w:ascii="SimSun" w:eastAsia="SimSun" w:hAnsi="SimSun" w:cs="SimSun"/>
                 <w:color w:val="000000"/>
                 <w:kern w:val="0"/>
                 <w:sz w:val="22"/>
@@ -2002,7 +2252,7 @@
             </w:r>
             <w:r>
               <w:rPr>
-                <w:rFonts w:hint="eastAsia" w:ascii="宋体" w:hAnsi="宋体" w:eastAsia="宋体" w:cs="宋体"/>
+                <w:rFonts w:ascii="SimSun" w:eastAsia="SimSun" w:hAnsi="SimSun" w:cs="SimSun" w:hint="eastAsia"/>
                 <w:color w:val="000000"/>
                 <w:kern w:val="0"/>
                 <w:sz w:val="22"/>
@@ -2011,12 +2261,32 @@
             </w:r>
             <w:r>
               <w:rPr>
-                <w:rFonts w:ascii="宋体" w:hAnsi="宋体" w:eastAsia="宋体" w:cs="宋体"/>
-                <w:color w:val="000000"/>
-                <w:kern w:val="0"/>
-                <w:sz w:val="22"/>
-              </w:rPr>
-              <w:t>）通过规模，行业等给初步的价格</w:t>
+                <w:rFonts w:ascii="SimSun" w:eastAsia="SimSun" w:hAnsi="SimSun" w:cs="SimSun"/>
+                <w:color w:val="000000"/>
+                <w:kern w:val="0"/>
+                <w:sz w:val="22"/>
+              </w:rPr>
+              <w:t>）通过规模，行业等</w:t>
+            </w:r>
+            <w:proofErr w:type="gramStart"/>
+            <w:r>
+              <w:rPr>
+                <w:rFonts w:ascii="SimSun" w:eastAsia="SimSun" w:hAnsi="SimSun" w:cs="SimSun"/>
+                <w:color w:val="000000"/>
+                <w:kern w:val="0"/>
+                <w:sz w:val="22"/>
+              </w:rPr>
+              <w:t>给初步</w:t>
+            </w:r>
+            <w:proofErr w:type="gramEnd"/>
+            <w:r>
+              <w:rPr>
+                <w:rFonts w:ascii="SimSun" w:eastAsia="SimSun" w:hAnsi="SimSun" w:cs="SimSun"/>
+                <w:color w:val="000000"/>
+                <w:kern w:val="0"/>
+                <w:sz w:val="22"/>
+              </w:rPr>
+              <w:t>的价格</w:t>
             </w:r>
           </w:p>
         </w:tc>
@@ -2024,10 +2294,10 @@
           <w:tcPr>
             <w:tcW w:w="1074" w:type="pct"/>
             <w:tcBorders>
-              <w:top w:val="single" w:color="auto" w:sz="4" w:space="0"/>
-              <w:left w:val="single" w:color="auto" w:sz="4" w:space="0"/>
-              <w:bottom w:val="single" w:color="auto" w:sz="4" w:space="0"/>
-              <w:right w:val="single" w:color="auto" w:sz="4" w:space="0"/>
+              <w:top w:val="single" w:sz="4" w:space="0" w:color="auto"/>
+              <w:left w:val="single" w:sz="4" w:space="0" w:color="auto"/>
+              <w:bottom w:val="single" w:sz="4" w:space="0" w:color="auto"/>
+              <w:right w:val="single" w:sz="4" w:space="0" w:color="auto"/>
             </w:tcBorders>
             <w:shd w:val="clear" w:color="auto" w:fill="auto"/>
             <w:vAlign w:val="center"/>
@@ -2037,15 +2307,15 @@
               <w:widowControl/>
               <w:jc w:val="left"/>
               <w:rPr>
-                <w:rFonts w:ascii="宋体" w:hAnsi="宋体" w:eastAsia="宋体" w:cs="宋体"/>
-                <w:color w:val="000000"/>
-                <w:kern w:val="0"/>
-                <w:sz w:val="22"/>
-              </w:rPr>
-            </w:pPr>
-            <w:r>
-              <w:rPr>
-                <w:rFonts w:hint="eastAsia" w:ascii="宋体" w:hAnsi="宋体" w:eastAsia="宋体" w:cs="宋体"/>
+                <w:rFonts w:ascii="SimSun" w:eastAsia="SimSun" w:hAnsi="SimSun" w:cs="SimSun"/>
+                <w:color w:val="000000"/>
+                <w:kern w:val="0"/>
+                <w:sz w:val="22"/>
+              </w:rPr>
+            </w:pPr>
+            <w:r>
+              <w:rPr>
+                <w:rFonts w:ascii="SimSun" w:eastAsia="SimSun" w:hAnsi="SimSun" w:cs="SimSun" w:hint="eastAsia"/>
                 <w:color w:val="000000"/>
                 <w:kern w:val="0"/>
                 <w:sz w:val="22"/>
@@ -2056,25 +2326,17 @@
         </w:tc>
       </w:tr>
       <w:tr>
-        <w:tblPrEx>
-          <w:tblCellMar>
-            <w:top w:w="0" w:type="dxa"/>
-            <w:left w:w="108" w:type="dxa"/>
-            <w:bottom w:w="0" w:type="dxa"/>
-            <w:right w:w="108" w:type="dxa"/>
-          </w:tblCellMar>
-        </w:tblPrEx>
         <w:trPr>
-          <w:trHeight w:val="1080" w:hRule="atLeast"/>
+          <w:trHeight w:val="1080"/>
         </w:trPr>
         <w:tc>
           <w:tcPr>
             <w:tcW w:w="453" w:type="pct"/>
             <w:tcBorders>
-              <w:top w:val="single" w:color="auto" w:sz="4" w:space="0"/>
-              <w:left w:val="single" w:color="auto" w:sz="4" w:space="0"/>
-              <w:bottom w:val="single" w:color="auto" w:sz="4" w:space="0"/>
-              <w:right w:val="single" w:color="auto" w:sz="4" w:space="0"/>
+              <w:top w:val="single" w:sz="4" w:space="0" w:color="auto"/>
+              <w:left w:val="single" w:sz="4" w:space="0" w:color="auto"/>
+              <w:bottom w:val="single" w:sz="4" w:space="0" w:color="auto"/>
+              <w:right w:val="single" w:sz="4" w:space="0" w:color="auto"/>
             </w:tcBorders>
             <w:shd w:val="clear" w:color="auto" w:fill="auto"/>
             <w:vAlign w:val="center"/>
@@ -2084,19 +2346,20 @@
               <w:widowControl/>
               <w:jc w:val="center"/>
               <w:rPr>
-                <w:rFonts w:ascii="宋体" w:hAnsi="宋体" w:eastAsia="宋体" w:cs="宋体"/>
-                <w:color w:val="000000"/>
-                <w:kern w:val="0"/>
-                <w:sz w:val="22"/>
-              </w:rPr>
-            </w:pPr>
-            <w:r>
-              <w:rPr>
-                <w:rFonts w:hint="eastAsia" w:ascii="宋体" w:hAnsi="宋体" w:eastAsia="宋体" w:cs="宋体"/>
-                <w:color w:val="000000"/>
-                <w:kern w:val="0"/>
-                <w:sz w:val="22"/>
-              </w:rPr>
+                <w:rFonts w:ascii="SimSun" w:eastAsia="SimSun" w:hAnsi="SimSun" w:cs="SimSun"/>
+                <w:color w:val="000000"/>
+                <w:kern w:val="0"/>
+                <w:sz w:val="22"/>
+              </w:rPr>
+            </w:pPr>
+            <w:r>
+              <w:rPr>
+                <w:rFonts w:ascii="SimSun" w:eastAsia="SimSun" w:hAnsi="SimSun" w:cs="SimSun" w:hint="eastAsia"/>
+                <w:color w:val="000000"/>
+                <w:kern w:val="0"/>
+                <w:sz w:val="22"/>
+              </w:rPr>
+              <w:lastRenderedPageBreak/>
               <w:t>2</w:t>
             </w:r>
           </w:p>
@@ -2105,10 +2368,10 @@
           <w:tcPr>
             <w:tcW w:w="1086" w:type="pct"/>
             <w:tcBorders>
-              <w:top w:val="single" w:color="auto" w:sz="4" w:space="0"/>
-              <w:left w:val="single" w:color="auto" w:sz="4" w:space="0"/>
-              <w:bottom w:val="single" w:color="auto" w:sz="4" w:space="0"/>
-              <w:right w:val="single" w:color="auto" w:sz="4" w:space="0"/>
+              <w:top w:val="single" w:sz="4" w:space="0" w:color="auto"/>
+              <w:left w:val="single" w:sz="4" w:space="0" w:color="auto"/>
+              <w:bottom w:val="single" w:sz="4" w:space="0" w:color="auto"/>
+              <w:right w:val="single" w:sz="4" w:space="0" w:color="auto"/>
             </w:tcBorders>
             <w:shd w:val="clear" w:color="auto" w:fill="auto"/>
             <w:vAlign w:val="center"/>
@@ -2118,15 +2381,15 @@
               <w:widowControl/>
               <w:jc w:val="left"/>
               <w:rPr>
-                <w:rFonts w:ascii="宋体" w:hAnsi="宋体" w:eastAsia="宋体" w:cs="宋体"/>
-                <w:color w:val="000000"/>
-                <w:kern w:val="0"/>
-                <w:sz w:val="22"/>
-              </w:rPr>
-            </w:pPr>
-            <w:r>
-              <w:rPr>
-                <w:rFonts w:hint="eastAsia" w:ascii="宋体" w:hAnsi="宋体" w:eastAsia="宋体" w:cs="宋体"/>
+                <w:rFonts w:ascii="SimSun" w:eastAsia="SimSun" w:hAnsi="SimSun" w:cs="SimSun"/>
+                <w:color w:val="000000"/>
+                <w:kern w:val="0"/>
+                <w:sz w:val="22"/>
+              </w:rPr>
+            </w:pPr>
+            <w:r>
+              <w:rPr>
+                <w:rFonts w:ascii="SimSun" w:eastAsia="SimSun" w:hAnsi="SimSun" w:cs="SimSun" w:hint="eastAsia"/>
                 <w:color w:val="000000"/>
                 <w:kern w:val="0"/>
                 <w:sz w:val="22"/>
@@ -2139,15 +2402,15 @@
               <w:widowControl/>
               <w:jc w:val="left"/>
               <w:rPr>
-                <w:rFonts w:ascii="宋体" w:hAnsi="宋体" w:eastAsia="宋体" w:cs="宋体"/>
-                <w:color w:val="000000"/>
-                <w:kern w:val="0"/>
-                <w:sz w:val="22"/>
-              </w:rPr>
-            </w:pPr>
-            <w:r>
-              <w:rPr>
-                <w:rFonts w:hint="eastAsia" w:ascii="宋体" w:hAnsi="宋体" w:eastAsia="宋体" w:cs="宋体"/>
+                <w:rFonts w:ascii="SimSun" w:eastAsia="SimSun" w:hAnsi="SimSun" w:cs="SimSun"/>
+                <w:color w:val="000000"/>
+                <w:kern w:val="0"/>
+                <w:sz w:val="22"/>
+              </w:rPr>
+            </w:pPr>
+            <w:r>
+              <w:rPr>
+                <w:rFonts w:ascii="SimSun" w:eastAsia="SimSun" w:hAnsi="SimSun" w:cs="SimSun" w:hint="eastAsia"/>
                 <w:color w:val="000000"/>
                 <w:kern w:val="0"/>
                 <w:sz w:val="22"/>
@@ -2160,10 +2423,10 @@
           <w:tcPr>
             <w:tcW w:w="2388" w:type="pct"/>
             <w:tcBorders>
-              <w:top w:val="single" w:color="auto" w:sz="4" w:space="0"/>
-              <w:left w:val="single" w:color="auto" w:sz="4" w:space="0"/>
-              <w:bottom w:val="single" w:color="auto" w:sz="4" w:space="0"/>
-              <w:right w:val="single" w:color="auto" w:sz="4" w:space="0"/>
+              <w:top w:val="single" w:sz="4" w:space="0" w:color="auto"/>
+              <w:left w:val="single" w:sz="4" w:space="0" w:color="auto"/>
+              <w:bottom w:val="single" w:sz="4" w:space="0" w:color="auto"/>
+              <w:right w:val="single" w:sz="4" w:space="0" w:color="auto"/>
             </w:tcBorders>
             <w:shd w:val="clear" w:color="auto" w:fill="auto"/>
             <w:vAlign w:val="center"/>
@@ -2173,15 +2436,15 @@
               <w:widowControl/>
               <w:jc w:val="left"/>
               <w:rPr>
-                <w:rFonts w:ascii="宋体" w:hAnsi="宋体" w:eastAsia="宋体" w:cs="宋体"/>
-                <w:color w:val="000000"/>
-                <w:kern w:val="0"/>
-                <w:sz w:val="22"/>
-              </w:rPr>
-            </w:pPr>
-            <w:r>
-              <w:rPr>
-                <w:rFonts w:hint="eastAsia" w:ascii="宋体" w:hAnsi="宋体" w:eastAsia="宋体" w:cs="宋体"/>
+                <w:rFonts w:ascii="SimSun" w:eastAsia="SimSun" w:hAnsi="SimSun" w:cs="SimSun"/>
+                <w:color w:val="000000"/>
+                <w:kern w:val="0"/>
+                <w:sz w:val="22"/>
+              </w:rPr>
+            </w:pPr>
+            <w:r>
+              <w:rPr>
+                <w:rFonts w:ascii="SimSun" w:eastAsia="SimSun" w:hAnsi="SimSun" w:cs="SimSun" w:hint="eastAsia"/>
                 <w:color w:val="000000"/>
                 <w:kern w:val="0"/>
                 <w:sz w:val="22"/>
@@ -2194,15 +2457,15 @@
               <w:widowControl/>
               <w:jc w:val="left"/>
               <w:rPr>
-                <w:rFonts w:ascii="宋体" w:hAnsi="宋体" w:eastAsia="宋体" w:cs="宋体"/>
-                <w:color w:val="000000"/>
-                <w:kern w:val="0"/>
-                <w:sz w:val="22"/>
-              </w:rPr>
-            </w:pPr>
-            <w:r>
-              <w:rPr>
-                <w:rFonts w:hint="eastAsia" w:ascii="宋体" w:hAnsi="宋体" w:eastAsia="宋体" w:cs="宋体"/>
+                <w:rFonts w:ascii="SimSun" w:eastAsia="SimSun" w:hAnsi="SimSun" w:cs="SimSun"/>
+                <w:color w:val="000000"/>
+                <w:kern w:val="0"/>
+                <w:sz w:val="22"/>
+              </w:rPr>
+            </w:pPr>
+            <w:r>
+              <w:rPr>
+                <w:rFonts w:ascii="SimSun" w:eastAsia="SimSun" w:hAnsi="SimSun" w:cs="SimSun" w:hint="eastAsia"/>
                 <w:color w:val="000000"/>
                 <w:kern w:val="0"/>
                 <w:sz w:val="22"/>
@@ -2215,15 +2478,15 @@
               <w:widowControl/>
               <w:jc w:val="left"/>
               <w:rPr>
-                <w:rFonts w:ascii="宋体" w:hAnsi="宋体" w:eastAsia="宋体" w:cs="宋体"/>
-                <w:color w:val="000000"/>
-                <w:kern w:val="0"/>
-                <w:sz w:val="22"/>
-              </w:rPr>
-            </w:pPr>
-            <w:r>
-              <w:rPr>
-                <w:rFonts w:hint="eastAsia" w:ascii="宋体" w:hAnsi="宋体" w:eastAsia="宋体" w:cs="宋体"/>
+                <w:rFonts w:ascii="SimSun" w:eastAsia="SimSun" w:hAnsi="SimSun" w:cs="SimSun"/>
+                <w:color w:val="000000"/>
+                <w:kern w:val="0"/>
+                <w:sz w:val="22"/>
+              </w:rPr>
+            </w:pPr>
+            <w:r>
+              <w:rPr>
+                <w:rFonts w:ascii="SimSun" w:eastAsia="SimSun" w:hAnsi="SimSun" w:cs="SimSun" w:hint="eastAsia"/>
                 <w:color w:val="000000"/>
                 <w:kern w:val="0"/>
                 <w:sz w:val="22"/>
@@ -2232,7 +2495,7 @@
             </w:r>
             <w:r>
               <w:rPr>
-                <w:rFonts w:ascii="宋体" w:hAnsi="宋体" w:eastAsia="宋体" w:cs="宋体"/>
+                <w:rFonts w:ascii="SimSun" w:eastAsia="SimSun" w:hAnsi="SimSun" w:cs="SimSun"/>
                 <w:color w:val="000000"/>
                 <w:kern w:val="0"/>
                 <w:sz w:val="22"/>
@@ -2241,7 +2504,7 @@
             </w:r>
             <w:r>
               <w:rPr>
-                <w:rFonts w:hint="eastAsia" w:ascii="宋体" w:hAnsi="宋体" w:eastAsia="宋体" w:cs="宋体"/>
+                <w:rFonts w:ascii="SimSun" w:eastAsia="SimSun" w:hAnsi="SimSun" w:cs="SimSun" w:hint="eastAsia"/>
                 <w:color w:val="000000"/>
                 <w:kern w:val="0"/>
                 <w:sz w:val="22"/>
@@ -2254,15 +2517,15 @@
               <w:widowControl/>
               <w:jc w:val="left"/>
               <w:rPr>
-                <w:rFonts w:hint="eastAsia" w:ascii="宋体" w:hAnsi="宋体" w:eastAsia="宋体" w:cs="宋体"/>
-                <w:color w:val="000000"/>
-                <w:kern w:val="0"/>
-                <w:sz w:val="22"/>
-              </w:rPr>
-            </w:pPr>
-            <w:r>
-              <w:rPr>
-                <w:rFonts w:ascii="宋体" w:hAnsi="宋体" w:eastAsia="宋体" w:cs="宋体"/>
+                <w:rFonts w:ascii="SimSun" w:eastAsia="SimSun" w:hAnsi="SimSun" w:cs="SimSun"/>
+                <w:color w:val="000000"/>
+                <w:kern w:val="0"/>
+                <w:sz w:val="22"/>
+              </w:rPr>
+            </w:pPr>
+            <w:r>
+              <w:rPr>
+                <w:rFonts w:ascii="SimSun" w:eastAsia="SimSun" w:hAnsi="SimSun" w:cs="SimSun"/>
                 <w:color w:val="000000"/>
                 <w:kern w:val="0"/>
                 <w:sz w:val="22"/>
@@ -2271,7 +2534,7 @@
             </w:r>
             <w:r>
               <w:rPr>
-                <w:rFonts w:hint="eastAsia" w:ascii="宋体" w:hAnsi="宋体" w:eastAsia="宋体" w:cs="宋体"/>
+                <w:rFonts w:ascii="SimSun" w:eastAsia="SimSun" w:hAnsi="SimSun" w:cs="SimSun" w:hint="eastAsia"/>
                 <w:color w:val="000000"/>
                 <w:kern w:val="0"/>
                 <w:sz w:val="22"/>
@@ -2280,12 +2543,32 @@
             </w:r>
             <w:r>
               <w:rPr>
-                <w:rFonts w:ascii="宋体" w:hAnsi="宋体" w:eastAsia="宋体" w:cs="宋体"/>
-                <w:color w:val="000000"/>
-                <w:kern w:val="0"/>
-                <w:sz w:val="22"/>
-              </w:rPr>
-              <w:t>）通过规模，行业等给初步的价格</w:t>
+                <w:rFonts w:ascii="SimSun" w:eastAsia="SimSun" w:hAnsi="SimSun" w:cs="SimSun"/>
+                <w:color w:val="000000"/>
+                <w:kern w:val="0"/>
+                <w:sz w:val="22"/>
+              </w:rPr>
+              <w:t>）通过规模，行业等</w:t>
+            </w:r>
+            <w:proofErr w:type="gramStart"/>
+            <w:r>
+              <w:rPr>
+                <w:rFonts w:ascii="SimSun" w:eastAsia="SimSun" w:hAnsi="SimSun" w:cs="SimSun"/>
+                <w:color w:val="000000"/>
+                <w:kern w:val="0"/>
+                <w:sz w:val="22"/>
+              </w:rPr>
+              <w:t>给初步</w:t>
+            </w:r>
+            <w:proofErr w:type="gramEnd"/>
+            <w:r>
+              <w:rPr>
+                <w:rFonts w:ascii="SimSun" w:eastAsia="SimSun" w:hAnsi="SimSun" w:cs="SimSun"/>
+                <w:color w:val="000000"/>
+                <w:kern w:val="0"/>
+                <w:sz w:val="22"/>
+              </w:rPr>
+              <w:t>的价格</w:t>
             </w:r>
           </w:p>
         </w:tc>
@@ -2293,10 +2576,10 @@
           <w:tcPr>
             <w:tcW w:w="1074" w:type="pct"/>
             <w:tcBorders>
-              <w:top w:val="single" w:color="auto" w:sz="4" w:space="0"/>
-              <w:left w:val="single" w:color="auto" w:sz="4" w:space="0"/>
-              <w:bottom w:val="single" w:color="auto" w:sz="4" w:space="0"/>
-              <w:right w:val="single" w:color="auto" w:sz="4" w:space="0"/>
+              <w:top w:val="single" w:sz="4" w:space="0" w:color="auto"/>
+              <w:left w:val="single" w:sz="4" w:space="0" w:color="auto"/>
+              <w:bottom w:val="single" w:sz="4" w:space="0" w:color="auto"/>
+              <w:right w:val="single" w:sz="4" w:space="0" w:color="auto"/>
             </w:tcBorders>
             <w:shd w:val="clear" w:color="auto" w:fill="auto"/>
             <w:vAlign w:val="center"/>
@@ -2306,108 +2589,132 @@
               <w:widowControl/>
               <w:jc w:val="left"/>
               <w:rPr>
-                <w:rFonts w:ascii="宋体" w:hAnsi="宋体" w:eastAsia="宋体" w:cs="宋体"/>
-                <w:color w:val="000000"/>
-                <w:kern w:val="0"/>
-                <w:sz w:val="22"/>
-              </w:rPr>
-            </w:pPr>
-            <w:r>
-              <w:rPr>
-                <w:rFonts w:hint="eastAsia" w:ascii="宋体" w:hAnsi="宋体" w:eastAsia="宋体" w:cs="宋体"/>
-                <w:color w:val="000000"/>
-                <w:kern w:val="0"/>
-                <w:sz w:val="22"/>
-              </w:rPr>
-              <w:t>生产工艺、原辅材料、设备、产品、岗位定员、厂区平面布局等内容从环评/安评报告中查找</w:t>
+                <w:rFonts w:ascii="SimSun" w:eastAsia="SimSun" w:hAnsi="SimSun" w:cs="SimSun"/>
+                <w:color w:val="000000"/>
+                <w:kern w:val="0"/>
+                <w:sz w:val="22"/>
+              </w:rPr>
+            </w:pPr>
+            <w:r>
+              <w:rPr>
+                <w:rFonts w:ascii="SimSun" w:eastAsia="SimSun" w:hAnsi="SimSun" w:cs="SimSun" w:hint="eastAsia"/>
+                <w:color w:val="000000"/>
+                <w:kern w:val="0"/>
+                <w:sz w:val="22"/>
+              </w:rPr>
+              <w:t>生产工艺、原辅材料、设备、产品、岗位定员、厂区平面布局等内容从环评/</w:t>
+            </w:r>
+            <w:proofErr w:type="gramStart"/>
+            <w:r>
+              <w:rPr>
+                <w:rFonts w:ascii="SimSun" w:eastAsia="SimSun" w:hAnsi="SimSun" w:cs="SimSun" w:hint="eastAsia"/>
+                <w:color w:val="000000"/>
+                <w:kern w:val="0"/>
+                <w:sz w:val="22"/>
+              </w:rPr>
+              <w:t>安评报告</w:t>
+            </w:r>
+            <w:proofErr w:type="gramEnd"/>
+            <w:r>
+              <w:rPr>
+                <w:rFonts w:ascii="SimSun" w:eastAsia="SimSun" w:hAnsi="SimSun" w:cs="SimSun" w:hint="eastAsia"/>
+                <w:color w:val="000000"/>
+                <w:kern w:val="0"/>
+                <w:sz w:val="22"/>
+              </w:rPr>
+              <w:t>中查找</w:t>
             </w:r>
           </w:p>
         </w:tc>
       </w:tr>
     </w:tbl>
+    <w:p/>
     <w:p>
-      <w:pPr>
-        <w:rPr>
-          <w:rFonts w:hint="default"/>
-          <w:lang w:val="en-US" w:eastAsia="zh-CN"/>
-        </w:rPr>
-      </w:pPr>
-    </w:p>
-    <w:p>
-      <w:pPr>
-        <w:rPr>
-          <w:rFonts w:hint="default"/>
-          <w:lang w:val="en-US" w:eastAsia="zh-CN"/>
-        </w:rPr>
-      </w:pPr>
       <w:r>
         <w:rPr>
-          <w:rFonts w:hint="default"/>
-          <w:lang w:val="en-US" w:eastAsia="zh-CN"/>
+          <w:noProof/>
         </w:rPr>
-        <w:br w:type="page"/>
+        <w:drawing>
+          <wp:inline distT="0" distB="0" distL="0" distR="0" wp14:anchorId="24A4C180" wp14:editId="579B77C0">
+            <wp:extent cx="5274310" cy="2942590"/>
+            <wp:effectExtent l="0" t="0" r="2540" b="0"/>
+            <wp:docPr id="133929115" name="Picture 3" descr="A screenshot of a computer&#10;&#10;AI-generated content may be incorrect."/>
+            <wp:cNvGraphicFramePr>
+              <a:graphicFrameLocks xmlns:a="http://schemas.openxmlformats.org/drawingml/2006/main" noChangeAspect="1"/>
+            </wp:cNvGraphicFramePr>
+            <a:graphic xmlns:a="http://schemas.openxmlformats.org/drawingml/2006/main">
+              <a:graphicData uri="http://schemas.openxmlformats.org/drawingml/2006/picture">
+                <pic:pic xmlns:pic="http://schemas.openxmlformats.org/drawingml/2006/picture">
+                  <pic:nvPicPr>
+                    <pic:cNvPr id="133929115" name="Picture 3" descr="A screenshot of a computer&#10;&#10;AI-generated content may be incorrect."/>
+                    <pic:cNvPicPr>
+                      <a:picLocks noChangeAspect="1" noChangeArrowheads="1"/>
+                    </pic:cNvPicPr>
+                  </pic:nvPicPr>
+                  <pic:blipFill>
+                    <a:blip r:embed="rId5" cstate="print">
+                      <a:extLst>
+                        <a:ext uri="{28A0092B-C50C-407E-A947-70E740481C1C}">
+                          <a14:useLocalDpi xmlns:a14="http://schemas.microsoft.com/office/drawing/2010/main" val="0"/>
+                        </a:ext>
+                      </a:extLst>
+                    </a:blip>
+                    <a:srcRect/>
+                    <a:stretch>
+                      <a:fillRect/>
+                    </a:stretch>
+                  </pic:blipFill>
+                  <pic:spPr bwMode="auto">
+                    <a:xfrm>
+                      <a:off x="0" y="0"/>
+                      <a:ext cx="5274310" cy="2942590"/>
+                    </a:xfrm>
+                    <a:prstGeom prst="rect">
+                      <a:avLst/>
+                    </a:prstGeom>
+                    <a:noFill/>
+                    <a:ln>
+                      <a:noFill/>
+                    </a:ln>
+                  </pic:spPr>
+                </pic:pic>
+              </a:graphicData>
+            </a:graphic>
+          </wp:inline>
+        </w:drawing>
       </w:r>
     </w:p>
     <w:p>
       <w:pPr>
-        <w:pStyle w:val="3"/>
-        <w:bidi w:val="0"/>
+        <w:pStyle w:val="Heading4"/>
         <w:jc w:val="center"/>
-        <w:rPr>
-          <w:rFonts w:hint="eastAsia"/>
-          <w:lang w:val="en-US" w:eastAsia="zh-CN"/>
-        </w:rPr>
       </w:pPr>
+      <w:proofErr w:type="gramStart"/>
       <w:r>
         <w:rPr>
           <w:rFonts w:hint="eastAsia"/>
-          <w:lang w:val="en-US" w:eastAsia="zh-CN"/>
         </w:rPr>
-        <w:t>职卫技术流程</w:t>
+        <w:t>职卫技术</w:t>
+      </w:r>
+      <w:proofErr w:type="gramEnd"/>
+      <w:r>
+        <w:rPr>
+          <w:rFonts w:hint="eastAsia"/>
+        </w:rPr>
+        <w:t>流程</w:t>
       </w:r>
     </w:p>
     <w:tbl>
       <w:tblPr>
-        <w:tblStyle w:val="5"/>
+        <w:tblStyle w:val="TableGrid"/>
         <w:tblW w:w="0" w:type="auto"/>
-        <w:tblInd w:w="0" w:type="dxa"/>
-        <w:tblBorders>
-          <w:top w:val="single" w:color="auto" w:sz="4" w:space="0"/>
-          <w:left w:val="single" w:color="auto" w:sz="4" w:space="0"/>
-          <w:bottom w:val="single" w:color="auto" w:sz="4" w:space="0"/>
-          <w:right w:val="single" w:color="auto" w:sz="4" w:space="0"/>
-          <w:insideH w:val="single" w:color="auto" w:sz="4" w:space="0"/>
-          <w:insideV w:val="single" w:color="auto" w:sz="4" w:space="0"/>
-        </w:tblBorders>
-        <w:tblLayout w:type="autofit"/>
-        <w:tblCellMar>
-          <w:top w:w="0" w:type="dxa"/>
-          <w:left w:w="108" w:type="dxa"/>
-          <w:bottom w:w="0" w:type="dxa"/>
-          <w:right w:w="108" w:type="dxa"/>
-        </w:tblCellMar>
+        <w:tblLook w:val="04A0" w:firstRow="1" w:lastRow="0" w:firstColumn="1" w:lastColumn="0" w:noHBand="0" w:noVBand="1"/>
       </w:tblPr>
       <w:tblGrid>
         <w:gridCol w:w="4261"/>
         <w:gridCol w:w="4261"/>
       </w:tblGrid>
       <w:tr>
-        <w:tblPrEx>
-          <w:tblBorders>
-            <w:top w:val="single" w:color="auto" w:sz="4" w:space="0"/>
-            <w:left w:val="single" w:color="auto" w:sz="4" w:space="0"/>
-            <w:bottom w:val="single" w:color="auto" w:sz="4" w:space="0"/>
-            <w:right w:val="single" w:color="auto" w:sz="4" w:space="0"/>
-            <w:insideH w:val="single" w:color="auto" w:sz="4" w:space="0"/>
-            <w:insideV w:val="single" w:color="auto" w:sz="4" w:space="0"/>
-          </w:tblBorders>
-          <w:tblCellMar>
-            <w:top w:w="0" w:type="dxa"/>
-            <w:left w:w="108" w:type="dxa"/>
-            <w:bottom w:w="0" w:type="dxa"/>
-            <w:right w:w="108" w:type="dxa"/>
-          </w:tblCellMar>
-        </w:tblPrEx>
         <w:tc>
           <w:tcPr>
             <w:tcW w:w="4261" w:type="dxa"/>
@@ -2416,17 +2723,10 @@
             <w:pPr>
               <w:spacing w:line="480" w:lineRule="auto"/>
               <w:jc w:val="center"/>
-              <w:rPr>
-                <w:rFonts w:hint="default"/>
-                <w:vertAlign w:val="baseline"/>
-                <w:lang w:val="en-US" w:eastAsia="zh-CN"/>
-              </w:rPr>
             </w:pPr>
             <w:r>
               <w:rPr>
                 <w:rFonts w:hint="eastAsia"/>
-                <w:vertAlign w:val="baseline"/>
-                <w:lang w:val="en-US" w:eastAsia="zh-CN"/>
               </w:rPr>
               <w:t>阶段</w:t>
             </w:r>
@@ -2440,17 +2740,10 @@
             <w:pPr>
               <w:spacing w:line="480" w:lineRule="auto"/>
               <w:jc w:val="center"/>
-              <w:rPr>
-                <w:rFonts w:hint="default"/>
-                <w:vertAlign w:val="baseline"/>
-                <w:lang w:val="en-US" w:eastAsia="zh-CN"/>
-              </w:rPr>
             </w:pPr>
             <w:r>
               <w:rPr>
                 <w:rFonts w:hint="eastAsia"/>
-                <w:vertAlign w:val="baseline"/>
-                <w:lang w:val="en-US" w:eastAsia="zh-CN"/>
               </w:rPr>
               <w:t>具体内容</w:t>
             </w:r>
@@ -2458,22 +2751,6 @@
         </w:tc>
       </w:tr>
       <w:tr>
-        <w:tblPrEx>
-          <w:tblBorders>
-            <w:top w:val="single" w:color="auto" w:sz="4" w:space="0"/>
-            <w:left w:val="single" w:color="auto" w:sz="4" w:space="0"/>
-            <w:bottom w:val="single" w:color="auto" w:sz="4" w:space="0"/>
-            <w:right w:val="single" w:color="auto" w:sz="4" w:space="0"/>
-            <w:insideH w:val="single" w:color="auto" w:sz="4" w:space="0"/>
-            <w:insideV w:val="single" w:color="auto" w:sz="4" w:space="0"/>
-          </w:tblBorders>
-          <w:tblCellMar>
-            <w:top w:w="0" w:type="dxa"/>
-            <w:left w:w="108" w:type="dxa"/>
-            <w:bottom w:w="0" w:type="dxa"/>
-            <w:right w:w="108" w:type="dxa"/>
-          </w:tblCellMar>
-        </w:tblPrEx>
         <w:tc>
           <w:tcPr>
             <w:tcW w:w="4261" w:type="dxa"/>
@@ -2482,39 +2759,22 @@
             <w:pPr>
               <w:spacing w:line="480" w:lineRule="auto"/>
               <w:jc w:val="center"/>
+            </w:pPr>
+          </w:p>
+          <w:p>
+            <w:pPr>
+              <w:spacing w:line="480" w:lineRule="auto"/>
+              <w:jc w:val="center"/>
+            </w:pPr>
+          </w:p>
+          <w:p>
+            <w:pPr>
+              <w:spacing w:line="480" w:lineRule="auto"/>
+              <w:jc w:val="center"/>
+            </w:pPr>
+            <w:r>
               <w:rPr>
                 <w:rFonts w:hint="eastAsia"/>
-                <w:vertAlign w:val="baseline"/>
-                <w:lang w:val="en-US" w:eastAsia="zh-CN"/>
-              </w:rPr>
-            </w:pPr>
-          </w:p>
-          <w:p>
-            <w:pPr>
-              <w:spacing w:line="480" w:lineRule="auto"/>
-              <w:jc w:val="center"/>
-              <w:rPr>
-                <w:rFonts w:hint="eastAsia"/>
-                <w:vertAlign w:val="baseline"/>
-                <w:lang w:val="en-US" w:eastAsia="zh-CN"/>
-              </w:rPr>
-            </w:pPr>
-          </w:p>
-          <w:p>
-            <w:pPr>
-              <w:spacing w:line="480" w:lineRule="auto"/>
-              <w:jc w:val="center"/>
-              <w:rPr>
-                <w:rFonts w:hint="default"/>
-                <w:vertAlign w:val="baseline"/>
-                <w:lang w:val="en-US" w:eastAsia="zh-CN"/>
-              </w:rPr>
-            </w:pPr>
-            <w:r>
-              <w:rPr>
-                <w:rFonts w:hint="eastAsia"/>
-                <w:vertAlign w:val="baseline"/>
-                <w:lang w:val="en-US" w:eastAsia="zh-CN"/>
               </w:rPr>
               <w:t>准备阶段</w:t>
             </w:r>
@@ -2526,45 +2786,14 @@
           </w:tcPr>
           <w:tbl>
             <w:tblPr>
-              <w:tblStyle w:val="5"/>
+              <w:tblStyle w:val="TableGrid"/>
               <w:tblW w:w="0" w:type="auto"/>
-              <w:tblInd w:w="0" w:type="dxa"/>
-              <w:tblBorders>
-                <w:top w:val="single" w:color="auto" w:sz="4" w:space="0"/>
-                <w:left w:val="single" w:color="auto" w:sz="4" w:space="0"/>
-                <w:bottom w:val="single" w:color="auto" w:sz="4" w:space="0"/>
-                <w:right w:val="single" w:color="auto" w:sz="4" w:space="0"/>
-                <w:insideH w:val="single" w:color="auto" w:sz="4" w:space="0"/>
-                <w:insideV w:val="single" w:color="auto" w:sz="4" w:space="0"/>
-              </w:tblBorders>
-              <w:tblLayout w:type="autofit"/>
-              <w:tblCellMar>
-                <w:top w:w="0" w:type="dxa"/>
-                <w:left w:w="108" w:type="dxa"/>
-                <w:bottom w:w="0" w:type="dxa"/>
-                <w:right w:w="108" w:type="dxa"/>
-              </w:tblCellMar>
+              <w:tblLook w:val="04A0" w:firstRow="1" w:lastRow="0" w:firstColumn="1" w:lastColumn="0" w:noHBand="0" w:noVBand="1"/>
             </w:tblPr>
             <w:tblGrid>
               <w:gridCol w:w="4035"/>
             </w:tblGrid>
             <w:tr>
-              <w:tblPrEx>
-                <w:tblBorders>
-                  <w:top w:val="single" w:color="auto" w:sz="4" w:space="0"/>
-                  <w:left w:val="single" w:color="auto" w:sz="4" w:space="0"/>
-                  <w:bottom w:val="single" w:color="auto" w:sz="4" w:space="0"/>
-                  <w:right w:val="single" w:color="auto" w:sz="4" w:space="0"/>
-                  <w:insideH w:val="single" w:color="auto" w:sz="4" w:space="0"/>
-                  <w:insideV w:val="single" w:color="auto" w:sz="4" w:space="0"/>
-                </w:tblBorders>
-                <w:tblCellMar>
-                  <w:top w:w="0" w:type="dxa"/>
-                  <w:left w:w="108" w:type="dxa"/>
-                  <w:bottom w:w="0" w:type="dxa"/>
-                  <w:right w:w="108" w:type="dxa"/>
-                </w:tblCellMar>
-              </w:tblPrEx>
               <w:tc>
                 <w:tcPr>
                   <w:tcW w:w="4045" w:type="dxa"/>
@@ -2573,17 +2802,10 @@
                   <w:pPr>
                     <w:spacing w:line="480" w:lineRule="auto"/>
                     <w:jc w:val="center"/>
-                    <w:rPr>
-                      <w:rFonts w:hint="default"/>
-                      <w:vertAlign w:val="baseline"/>
-                      <w:lang w:val="en-US" w:eastAsia="zh-CN"/>
-                    </w:rPr>
                   </w:pPr>
                   <w:r>
                     <w:rPr>
                       <w:rFonts w:hint="eastAsia"/>
-                      <w:vertAlign w:val="baseline"/>
-                      <w:lang w:val="en-US" w:eastAsia="zh-CN"/>
                     </w:rPr>
                     <w:t>联系客户收集资料</w:t>
                   </w:r>
@@ -2591,22 +2813,6 @@
               </w:tc>
             </w:tr>
             <w:tr>
-              <w:tblPrEx>
-                <w:tblBorders>
-                  <w:top w:val="single" w:color="auto" w:sz="4" w:space="0"/>
-                  <w:left w:val="single" w:color="auto" w:sz="4" w:space="0"/>
-                  <w:bottom w:val="single" w:color="auto" w:sz="4" w:space="0"/>
-                  <w:right w:val="single" w:color="auto" w:sz="4" w:space="0"/>
-                  <w:insideH w:val="single" w:color="auto" w:sz="4" w:space="0"/>
-                  <w:insideV w:val="single" w:color="auto" w:sz="4" w:space="0"/>
-                </w:tblBorders>
-                <w:tblCellMar>
-                  <w:top w:w="0" w:type="dxa"/>
-                  <w:left w:w="108" w:type="dxa"/>
-                  <w:bottom w:w="0" w:type="dxa"/>
-                  <w:right w:w="108" w:type="dxa"/>
-                </w:tblCellMar>
-              </w:tblPrEx>
               <w:tc>
                 <w:tcPr>
                   <w:tcW w:w="4045" w:type="dxa"/>
@@ -2615,17 +2821,10 @@
                   <w:pPr>
                     <w:spacing w:line="480" w:lineRule="auto"/>
                     <w:jc w:val="center"/>
-                    <w:rPr>
-                      <w:rFonts w:hint="default"/>
-                      <w:vertAlign w:val="baseline"/>
-                      <w:lang w:val="en-US" w:eastAsia="zh-CN"/>
-                    </w:rPr>
                   </w:pPr>
                   <w:r>
                     <w:rPr>
                       <w:rFonts w:hint="eastAsia"/>
-                      <w:vertAlign w:val="baseline"/>
-                      <w:lang w:val="en-US" w:eastAsia="zh-CN"/>
                     </w:rPr>
                     <w:t>现场调查</w:t>
                   </w:r>
@@ -2633,22 +2832,6 @@
               </w:tc>
             </w:tr>
             <w:tr>
-              <w:tblPrEx>
-                <w:tblBorders>
-                  <w:top w:val="single" w:color="auto" w:sz="4" w:space="0"/>
-                  <w:left w:val="single" w:color="auto" w:sz="4" w:space="0"/>
-                  <w:bottom w:val="single" w:color="auto" w:sz="4" w:space="0"/>
-                  <w:right w:val="single" w:color="auto" w:sz="4" w:space="0"/>
-                  <w:insideH w:val="single" w:color="auto" w:sz="4" w:space="0"/>
-                  <w:insideV w:val="single" w:color="auto" w:sz="4" w:space="0"/>
-                </w:tblBorders>
-                <w:tblCellMar>
-                  <w:top w:w="0" w:type="dxa"/>
-                  <w:left w:w="108" w:type="dxa"/>
-                  <w:bottom w:w="0" w:type="dxa"/>
-                  <w:right w:w="108" w:type="dxa"/>
-                </w:tblCellMar>
-              </w:tblPrEx>
               <w:tc>
                 <w:tcPr>
                   <w:tcW w:w="4045" w:type="dxa"/>
@@ -2657,17 +2840,10 @@
                   <w:pPr>
                     <w:spacing w:line="480" w:lineRule="auto"/>
                     <w:jc w:val="center"/>
-                    <w:rPr>
-                      <w:rFonts w:hint="default"/>
-                      <w:vertAlign w:val="baseline"/>
-                      <w:lang w:val="en-US" w:eastAsia="zh-CN"/>
-                    </w:rPr>
                   </w:pPr>
                   <w:r>
                     <w:rPr>
                       <w:rFonts w:hint="eastAsia"/>
-                      <w:vertAlign w:val="baseline"/>
-                      <w:lang w:val="en-US" w:eastAsia="zh-CN"/>
                     </w:rPr>
                     <w:t>编制方案</w:t>
                   </w:r>
@@ -2675,22 +2851,6 @@
               </w:tc>
             </w:tr>
             <w:tr>
-              <w:tblPrEx>
-                <w:tblBorders>
-                  <w:top w:val="single" w:color="auto" w:sz="4" w:space="0"/>
-                  <w:left w:val="single" w:color="auto" w:sz="4" w:space="0"/>
-                  <w:bottom w:val="single" w:color="auto" w:sz="4" w:space="0"/>
-                  <w:right w:val="single" w:color="auto" w:sz="4" w:space="0"/>
-                  <w:insideH w:val="single" w:color="auto" w:sz="4" w:space="0"/>
-                  <w:insideV w:val="single" w:color="auto" w:sz="4" w:space="0"/>
-                </w:tblBorders>
-                <w:tblCellMar>
-                  <w:top w:w="0" w:type="dxa"/>
-                  <w:left w:w="108" w:type="dxa"/>
-                  <w:bottom w:w="0" w:type="dxa"/>
-                  <w:right w:w="108" w:type="dxa"/>
-                </w:tblCellMar>
-              </w:tblPrEx>
               <w:tc>
                 <w:tcPr>
                   <w:tcW w:w="4045" w:type="dxa"/>
@@ -2699,17 +2859,10 @@
                   <w:pPr>
                     <w:spacing w:line="480" w:lineRule="auto"/>
                     <w:jc w:val="center"/>
-                    <w:rPr>
-                      <w:rFonts w:hint="default"/>
-                      <w:vertAlign w:val="baseline"/>
-                      <w:lang w:val="en-US" w:eastAsia="zh-CN"/>
-                    </w:rPr>
                   </w:pPr>
                   <w:r>
                     <w:rPr>
                       <w:rFonts w:hint="eastAsia"/>
-                      <w:vertAlign w:val="baseline"/>
-                      <w:lang w:val="en-US" w:eastAsia="zh-CN"/>
                     </w:rPr>
                     <w:t>方案审查</w:t>
                   </w:r>
@@ -2717,22 +2870,6 @@
               </w:tc>
             </w:tr>
             <w:tr>
-              <w:tblPrEx>
-                <w:tblBorders>
-                  <w:top w:val="single" w:color="auto" w:sz="4" w:space="0"/>
-                  <w:left w:val="single" w:color="auto" w:sz="4" w:space="0"/>
-                  <w:bottom w:val="single" w:color="auto" w:sz="4" w:space="0"/>
-                  <w:right w:val="single" w:color="auto" w:sz="4" w:space="0"/>
-                  <w:insideH w:val="single" w:color="auto" w:sz="4" w:space="0"/>
-                  <w:insideV w:val="single" w:color="auto" w:sz="4" w:space="0"/>
-                </w:tblBorders>
-                <w:tblCellMar>
-                  <w:top w:w="0" w:type="dxa"/>
-                  <w:left w:w="108" w:type="dxa"/>
-                  <w:bottom w:w="0" w:type="dxa"/>
-                  <w:right w:w="108" w:type="dxa"/>
-                </w:tblCellMar>
-              </w:tblPrEx>
               <w:tc>
                 <w:tcPr>
                   <w:tcW w:w="4045" w:type="dxa"/>
@@ -2741,17 +2878,10 @@
                   <w:pPr>
                     <w:spacing w:line="480" w:lineRule="auto"/>
                     <w:jc w:val="center"/>
-                    <w:rPr>
-                      <w:rFonts w:hint="default"/>
-                      <w:vertAlign w:val="baseline"/>
-                      <w:lang w:val="en-US" w:eastAsia="zh-CN"/>
-                    </w:rPr>
                   </w:pPr>
                   <w:r>
                     <w:rPr>
                       <w:rFonts w:hint="eastAsia"/>
-                      <w:vertAlign w:val="baseline"/>
-                      <w:lang w:val="en-US" w:eastAsia="zh-CN"/>
                     </w:rPr>
                     <w:t>方案确定</w:t>
                   </w:r>
@@ -2763,32 +2893,11 @@
             <w:pPr>
               <w:spacing w:line="480" w:lineRule="auto"/>
               <w:jc w:val="center"/>
-              <w:rPr>
-                <w:rFonts w:hint="default"/>
-                <w:vertAlign w:val="baseline"/>
-                <w:lang w:val="en-US" w:eastAsia="zh-CN"/>
-              </w:rPr>
             </w:pPr>
           </w:p>
         </w:tc>
       </w:tr>
       <w:tr>
-        <w:tblPrEx>
-          <w:tblBorders>
-            <w:top w:val="single" w:color="auto" w:sz="4" w:space="0"/>
-            <w:left w:val="single" w:color="auto" w:sz="4" w:space="0"/>
-            <w:bottom w:val="single" w:color="auto" w:sz="4" w:space="0"/>
-            <w:right w:val="single" w:color="auto" w:sz="4" w:space="0"/>
-            <w:insideH w:val="single" w:color="auto" w:sz="4" w:space="0"/>
-            <w:insideV w:val="single" w:color="auto" w:sz="4" w:space="0"/>
-          </w:tblBorders>
-          <w:tblCellMar>
-            <w:top w:w="0" w:type="dxa"/>
-            <w:left w:w="108" w:type="dxa"/>
-            <w:bottom w:w="0" w:type="dxa"/>
-            <w:right w:w="108" w:type="dxa"/>
-          </w:tblCellMar>
-        </w:tblPrEx>
         <w:tc>
           <w:tcPr>
             <w:tcW w:w="4261" w:type="dxa"/>
@@ -2797,30 +2906,29 @@
             <w:pPr>
               <w:spacing w:line="480" w:lineRule="auto"/>
               <w:jc w:val="center"/>
-              <w:rPr>
-                <w:rFonts w:hint="default"/>
-                <w:vertAlign w:val="baseline"/>
-                <w:lang w:val="en-US" w:eastAsia="zh-CN"/>
-              </w:rPr>
             </w:pPr>
           </w:p>
           <w:p>
             <w:pPr>
               <w:spacing w:line="480" w:lineRule="auto"/>
               <w:jc w:val="center"/>
-              <w:rPr>
-                <w:rFonts w:hint="default"/>
-                <w:vertAlign w:val="baseline"/>
-                <w:lang w:val="en-US" w:eastAsia="zh-CN"/>
-              </w:rPr>
-            </w:pPr>
-            <w:r>
-              <w:rPr>
-                <w:rFonts w:hint="default"/>
-                <w:vertAlign w:val="baseline"/>
-                <w:lang w:val="en-US" w:eastAsia="zh-CN"/>
-              </w:rPr>
-              <w:t>实施阶段(预评价如涉及类比检测)</w:t>
+            </w:pPr>
+            <w:r>
+              <w:t>实施阶段</w:t>
+            </w:r>
+            <w:r>
+              <w:t>(</w:t>
+            </w:r>
+            <w:proofErr w:type="gramStart"/>
+            <w:r>
+              <w:t>预评价如</w:t>
+            </w:r>
+            <w:proofErr w:type="gramEnd"/>
+            <w:r>
+              <w:t>涉及类比检测</w:t>
+            </w:r>
+            <w:r>
+              <w:t>)</w:t>
             </w:r>
           </w:p>
         </w:tc>
@@ -2830,45 +2938,14 @@
           </w:tcPr>
           <w:tbl>
             <w:tblPr>
-              <w:tblStyle w:val="5"/>
+              <w:tblStyle w:val="TableGrid"/>
               <w:tblW w:w="0" w:type="auto"/>
-              <w:tblInd w:w="0" w:type="dxa"/>
-              <w:tblBorders>
-                <w:top w:val="single" w:color="auto" w:sz="4" w:space="0"/>
-                <w:left w:val="single" w:color="auto" w:sz="4" w:space="0"/>
-                <w:bottom w:val="single" w:color="auto" w:sz="4" w:space="0"/>
-                <w:right w:val="single" w:color="auto" w:sz="4" w:space="0"/>
-                <w:insideH w:val="single" w:color="auto" w:sz="4" w:space="0"/>
-                <w:insideV w:val="single" w:color="auto" w:sz="4" w:space="0"/>
-              </w:tblBorders>
-              <w:tblLayout w:type="autofit"/>
-              <w:tblCellMar>
-                <w:top w:w="0" w:type="dxa"/>
-                <w:left w:w="108" w:type="dxa"/>
-                <w:bottom w:w="0" w:type="dxa"/>
-                <w:right w:w="108" w:type="dxa"/>
-              </w:tblCellMar>
+              <w:tblLook w:val="04A0" w:firstRow="1" w:lastRow="0" w:firstColumn="1" w:lastColumn="0" w:noHBand="0" w:noVBand="1"/>
             </w:tblPr>
             <w:tblGrid>
               <w:gridCol w:w="4035"/>
             </w:tblGrid>
             <w:tr>
-              <w:tblPrEx>
-                <w:tblBorders>
-                  <w:top w:val="single" w:color="auto" w:sz="4" w:space="0"/>
-                  <w:left w:val="single" w:color="auto" w:sz="4" w:space="0"/>
-                  <w:bottom w:val="single" w:color="auto" w:sz="4" w:space="0"/>
-                  <w:right w:val="single" w:color="auto" w:sz="4" w:space="0"/>
-                  <w:insideH w:val="single" w:color="auto" w:sz="4" w:space="0"/>
-                  <w:insideV w:val="single" w:color="auto" w:sz="4" w:space="0"/>
-                </w:tblBorders>
-                <w:tblCellMar>
-                  <w:top w:w="0" w:type="dxa"/>
-                  <w:left w:w="108" w:type="dxa"/>
-                  <w:bottom w:w="0" w:type="dxa"/>
-                  <w:right w:w="108" w:type="dxa"/>
-                </w:tblCellMar>
-              </w:tblPrEx>
               <w:tc>
                 <w:tcPr>
                   <w:tcW w:w="4045" w:type="dxa"/>
@@ -2877,17 +2954,10 @@
                   <w:pPr>
                     <w:spacing w:line="480" w:lineRule="auto"/>
                     <w:jc w:val="center"/>
-                    <w:rPr>
-                      <w:rFonts w:hint="default"/>
-                      <w:vertAlign w:val="baseline"/>
-                      <w:lang w:val="en-US" w:eastAsia="zh-CN"/>
-                    </w:rPr>
                   </w:pPr>
                   <w:r>
                     <w:rPr>
                       <w:rFonts w:hint="eastAsia"/>
-                      <w:vertAlign w:val="baseline"/>
-                      <w:lang w:val="en-US" w:eastAsia="zh-CN"/>
                     </w:rPr>
                     <w:t>现场采样</w:t>
                   </w:r>
@@ -2895,22 +2965,6 @@
               </w:tc>
             </w:tr>
             <w:tr>
-              <w:tblPrEx>
-                <w:tblBorders>
-                  <w:top w:val="single" w:color="auto" w:sz="4" w:space="0"/>
-                  <w:left w:val="single" w:color="auto" w:sz="4" w:space="0"/>
-                  <w:bottom w:val="single" w:color="auto" w:sz="4" w:space="0"/>
-                  <w:right w:val="single" w:color="auto" w:sz="4" w:space="0"/>
-                  <w:insideH w:val="single" w:color="auto" w:sz="4" w:space="0"/>
-                  <w:insideV w:val="single" w:color="auto" w:sz="4" w:space="0"/>
-                </w:tblBorders>
-                <w:tblCellMar>
-                  <w:top w:w="0" w:type="dxa"/>
-                  <w:left w:w="108" w:type="dxa"/>
-                  <w:bottom w:w="0" w:type="dxa"/>
-                  <w:right w:w="108" w:type="dxa"/>
-                </w:tblCellMar>
-              </w:tblPrEx>
               <w:tc>
                 <w:tcPr>
                   <w:tcW w:w="4045" w:type="dxa"/>
@@ -2919,17 +2973,10 @@
                   <w:pPr>
                     <w:spacing w:line="480" w:lineRule="auto"/>
                     <w:jc w:val="center"/>
-                    <w:rPr>
-                      <w:rFonts w:hint="default"/>
-                      <w:vertAlign w:val="baseline"/>
-                      <w:lang w:val="en-US" w:eastAsia="zh-CN"/>
-                    </w:rPr>
                   </w:pPr>
                   <w:r>
                     <w:rPr>
                       <w:rFonts w:hint="eastAsia"/>
-                      <w:vertAlign w:val="baseline"/>
-                      <w:lang w:val="en-US" w:eastAsia="zh-CN"/>
                     </w:rPr>
                     <w:t>实验室分析</w:t>
                   </w:r>
@@ -2937,22 +2984,6 @@
               </w:tc>
             </w:tr>
             <w:tr>
-              <w:tblPrEx>
-                <w:tblBorders>
-                  <w:top w:val="single" w:color="auto" w:sz="4" w:space="0"/>
-                  <w:left w:val="single" w:color="auto" w:sz="4" w:space="0"/>
-                  <w:bottom w:val="single" w:color="auto" w:sz="4" w:space="0"/>
-                  <w:right w:val="single" w:color="auto" w:sz="4" w:space="0"/>
-                  <w:insideH w:val="single" w:color="auto" w:sz="4" w:space="0"/>
-                  <w:insideV w:val="single" w:color="auto" w:sz="4" w:space="0"/>
-                </w:tblBorders>
-                <w:tblCellMar>
-                  <w:top w:w="0" w:type="dxa"/>
-                  <w:left w:w="108" w:type="dxa"/>
-                  <w:bottom w:w="0" w:type="dxa"/>
-                  <w:right w:w="108" w:type="dxa"/>
-                </w:tblCellMar>
-              </w:tblPrEx>
               <w:tc>
                 <w:tcPr>
                   <w:tcW w:w="4045" w:type="dxa"/>
@@ -2961,18 +2992,12 @@
                   <w:pPr>
                     <w:spacing w:line="480" w:lineRule="auto"/>
                     <w:jc w:val="center"/>
-                    <w:rPr>
-                      <w:rFonts w:hint="default"/>
-                      <w:vertAlign w:val="baseline"/>
-                      <w:lang w:val="en-US" w:eastAsia="zh-CN"/>
-                    </w:rPr>
                   </w:pPr>
                   <w:r>
                     <w:rPr>
                       <w:rFonts w:hint="eastAsia"/>
-                      <w:vertAlign w:val="baseline"/>
-                      <w:lang w:val="en-US" w:eastAsia="zh-CN"/>
                     </w:rPr>
+                    <w:lastRenderedPageBreak/>
                     <w:t>定量评价</w:t>
                   </w:r>
                 </w:p>
@@ -2983,32 +3008,11 @@
             <w:pPr>
               <w:spacing w:line="480" w:lineRule="auto"/>
               <w:jc w:val="center"/>
-              <w:rPr>
-                <w:rFonts w:hint="default"/>
-                <w:vertAlign w:val="baseline"/>
-                <w:lang w:val="en-US" w:eastAsia="zh-CN"/>
-              </w:rPr>
             </w:pPr>
           </w:p>
         </w:tc>
       </w:tr>
       <w:tr>
-        <w:tblPrEx>
-          <w:tblBorders>
-            <w:top w:val="single" w:color="auto" w:sz="4" w:space="0"/>
-            <w:left w:val="single" w:color="auto" w:sz="4" w:space="0"/>
-            <w:bottom w:val="single" w:color="auto" w:sz="4" w:space="0"/>
-            <w:right w:val="single" w:color="auto" w:sz="4" w:space="0"/>
-            <w:insideH w:val="single" w:color="auto" w:sz="4" w:space="0"/>
-            <w:insideV w:val="single" w:color="auto" w:sz="4" w:space="0"/>
-          </w:tblBorders>
-          <w:tblCellMar>
-            <w:top w:w="0" w:type="dxa"/>
-            <w:left w:w="108" w:type="dxa"/>
-            <w:bottom w:w="0" w:type="dxa"/>
-            <w:right w:w="108" w:type="dxa"/>
-          </w:tblCellMar>
-        </w:tblPrEx>
         <w:tc>
           <w:tcPr>
             <w:tcW w:w="4261" w:type="dxa"/>
@@ -3017,18 +3021,12 @@
             <w:pPr>
               <w:spacing w:line="480" w:lineRule="auto"/>
               <w:jc w:val="center"/>
-              <w:rPr>
-                <w:rFonts w:hint="default"/>
-                <w:vertAlign w:val="baseline"/>
-                <w:lang w:val="en-US" w:eastAsia="zh-CN"/>
-              </w:rPr>
             </w:pPr>
             <w:r>
               <w:rPr>
                 <w:rFonts w:hint="eastAsia"/>
-                <w:vertAlign w:val="baseline"/>
-                <w:lang w:val="en-US" w:eastAsia="zh-CN"/>
-              </w:rPr>
+              </w:rPr>
+              <w:lastRenderedPageBreak/>
               <w:t>报告编制</w:t>
             </w:r>
           </w:p>
@@ -3041,17 +3039,10 @@
             <w:pPr>
               <w:spacing w:line="480" w:lineRule="auto"/>
               <w:jc w:val="center"/>
-              <w:rPr>
-                <w:rFonts w:hint="default"/>
-                <w:vertAlign w:val="baseline"/>
-                <w:lang w:val="en-US" w:eastAsia="zh-CN"/>
-              </w:rPr>
             </w:pPr>
             <w:r>
               <w:rPr>
                 <w:rFonts w:hint="eastAsia"/>
-                <w:vertAlign w:val="baseline"/>
-                <w:lang w:val="en-US" w:eastAsia="zh-CN"/>
               </w:rPr>
               <w:t>报告编制</w:t>
             </w:r>
@@ -3059,22 +3050,6 @@
         </w:tc>
       </w:tr>
       <w:tr>
-        <w:tblPrEx>
-          <w:tblBorders>
-            <w:top w:val="single" w:color="auto" w:sz="4" w:space="0"/>
-            <w:left w:val="single" w:color="auto" w:sz="4" w:space="0"/>
-            <w:bottom w:val="single" w:color="auto" w:sz="4" w:space="0"/>
-            <w:right w:val="single" w:color="auto" w:sz="4" w:space="0"/>
-            <w:insideH w:val="single" w:color="auto" w:sz="4" w:space="0"/>
-            <w:insideV w:val="single" w:color="auto" w:sz="4" w:space="0"/>
-          </w:tblBorders>
-          <w:tblCellMar>
-            <w:top w:w="0" w:type="dxa"/>
-            <w:left w:w="108" w:type="dxa"/>
-            <w:bottom w:w="0" w:type="dxa"/>
-            <w:right w:w="108" w:type="dxa"/>
-          </w:tblCellMar>
-        </w:tblPrEx>
         <w:tc>
           <w:tcPr>
             <w:tcW w:w="4261" w:type="dxa"/>
@@ -3083,28 +3058,16 @@
             <w:pPr>
               <w:spacing w:line="480" w:lineRule="auto"/>
               <w:jc w:val="center"/>
+            </w:pPr>
+          </w:p>
+          <w:p>
+            <w:pPr>
+              <w:spacing w:line="480" w:lineRule="auto"/>
+              <w:jc w:val="center"/>
+            </w:pPr>
+            <w:r>
               <w:rPr>
                 <w:rFonts w:hint="eastAsia"/>
-                <w:vertAlign w:val="baseline"/>
-                <w:lang w:val="en-US" w:eastAsia="zh-CN"/>
-              </w:rPr>
-            </w:pPr>
-          </w:p>
-          <w:p>
-            <w:pPr>
-              <w:spacing w:line="480" w:lineRule="auto"/>
-              <w:jc w:val="center"/>
-              <w:rPr>
-                <w:rFonts w:hint="default"/>
-                <w:vertAlign w:val="baseline"/>
-                <w:lang w:val="en-US" w:eastAsia="zh-CN"/>
-              </w:rPr>
-            </w:pPr>
-            <w:r>
-              <w:rPr>
-                <w:rFonts w:hint="eastAsia"/>
-                <w:vertAlign w:val="baseline"/>
-                <w:lang w:val="en-US" w:eastAsia="zh-CN"/>
               </w:rPr>
               <w:t>报告评审阶段</w:t>
             </w:r>
@@ -3116,45 +3079,14 @@
           </w:tcPr>
           <w:tbl>
             <w:tblPr>
-              <w:tblStyle w:val="5"/>
+              <w:tblStyle w:val="TableGrid"/>
               <w:tblW w:w="0" w:type="auto"/>
-              <w:tblInd w:w="0" w:type="dxa"/>
-              <w:tblBorders>
-                <w:top w:val="single" w:color="auto" w:sz="4" w:space="0"/>
-                <w:left w:val="single" w:color="auto" w:sz="4" w:space="0"/>
-                <w:bottom w:val="single" w:color="auto" w:sz="4" w:space="0"/>
-                <w:right w:val="single" w:color="auto" w:sz="4" w:space="0"/>
-                <w:insideH w:val="single" w:color="auto" w:sz="4" w:space="0"/>
-                <w:insideV w:val="single" w:color="auto" w:sz="4" w:space="0"/>
-              </w:tblBorders>
-              <w:tblLayout w:type="autofit"/>
-              <w:tblCellMar>
-                <w:top w:w="0" w:type="dxa"/>
-                <w:left w:w="108" w:type="dxa"/>
-                <w:bottom w:w="0" w:type="dxa"/>
-                <w:right w:w="108" w:type="dxa"/>
-              </w:tblCellMar>
+              <w:tblLook w:val="04A0" w:firstRow="1" w:lastRow="0" w:firstColumn="1" w:lastColumn="0" w:noHBand="0" w:noVBand="1"/>
             </w:tblPr>
             <w:tblGrid>
               <w:gridCol w:w="4035"/>
             </w:tblGrid>
             <w:tr>
-              <w:tblPrEx>
-                <w:tblBorders>
-                  <w:top w:val="single" w:color="auto" w:sz="4" w:space="0"/>
-                  <w:left w:val="single" w:color="auto" w:sz="4" w:space="0"/>
-                  <w:bottom w:val="single" w:color="auto" w:sz="4" w:space="0"/>
-                  <w:right w:val="single" w:color="auto" w:sz="4" w:space="0"/>
-                  <w:insideH w:val="single" w:color="auto" w:sz="4" w:space="0"/>
-                  <w:insideV w:val="single" w:color="auto" w:sz="4" w:space="0"/>
-                </w:tblBorders>
-                <w:tblCellMar>
-                  <w:top w:w="0" w:type="dxa"/>
-                  <w:left w:w="108" w:type="dxa"/>
-                  <w:bottom w:w="0" w:type="dxa"/>
-                  <w:right w:w="108" w:type="dxa"/>
-                </w:tblCellMar>
-              </w:tblPrEx>
               <w:tc>
                 <w:tcPr>
                   <w:tcW w:w="4045" w:type="dxa"/>
@@ -3163,17 +3095,10 @@
                   <w:pPr>
                     <w:spacing w:line="480" w:lineRule="auto"/>
                     <w:jc w:val="center"/>
-                    <w:rPr>
-                      <w:rFonts w:hint="default"/>
-                      <w:vertAlign w:val="baseline"/>
-                      <w:lang w:val="en-US" w:eastAsia="zh-CN"/>
-                    </w:rPr>
                   </w:pPr>
                   <w:r>
                     <w:rPr>
                       <w:rFonts w:hint="eastAsia"/>
-                      <w:vertAlign w:val="baseline"/>
-                      <w:lang w:val="en-US" w:eastAsia="zh-CN"/>
                     </w:rPr>
                     <w:t>报告内审（一审）及修改</w:t>
                   </w:r>
@@ -3181,22 +3106,6 @@
               </w:tc>
             </w:tr>
             <w:tr>
-              <w:tblPrEx>
-                <w:tblBorders>
-                  <w:top w:val="single" w:color="auto" w:sz="4" w:space="0"/>
-                  <w:left w:val="single" w:color="auto" w:sz="4" w:space="0"/>
-                  <w:bottom w:val="single" w:color="auto" w:sz="4" w:space="0"/>
-                  <w:right w:val="single" w:color="auto" w:sz="4" w:space="0"/>
-                  <w:insideH w:val="single" w:color="auto" w:sz="4" w:space="0"/>
-                  <w:insideV w:val="single" w:color="auto" w:sz="4" w:space="0"/>
-                </w:tblBorders>
-                <w:tblCellMar>
-                  <w:top w:w="0" w:type="dxa"/>
-                  <w:left w:w="108" w:type="dxa"/>
-                  <w:bottom w:w="0" w:type="dxa"/>
-                  <w:right w:w="108" w:type="dxa"/>
-                </w:tblCellMar>
-              </w:tblPrEx>
               <w:tc>
                 <w:tcPr>
                   <w:tcW w:w="4045" w:type="dxa"/>
@@ -3205,17 +3114,10 @@
                   <w:pPr>
                     <w:spacing w:line="480" w:lineRule="auto"/>
                     <w:jc w:val="center"/>
-                    <w:rPr>
-                      <w:rFonts w:hint="default"/>
-                      <w:vertAlign w:val="baseline"/>
-                      <w:lang w:val="en-US" w:eastAsia="zh-CN"/>
-                    </w:rPr>
                   </w:pPr>
                   <w:r>
                     <w:rPr>
                       <w:rFonts w:hint="eastAsia"/>
-                      <w:vertAlign w:val="baseline"/>
-                      <w:lang w:val="en-US" w:eastAsia="zh-CN"/>
                     </w:rPr>
                     <w:t>报告内审（二审）及修改</w:t>
                   </w:r>
@@ -3223,22 +3125,6 @@
               </w:tc>
             </w:tr>
             <w:tr>
-              <w:tblPrEx>
-                <w:tblBorders>
-                  <w:top w:val="single" w:color="auto" w:sz="4" w:space="0"/>
-                  <w:left w:val="single" w:color="auto" w:sz="4" w:space="0"/>
-                  <w:bottom w:val="single" w:color="auto" w:sz="4" w:space="0"/>
-                  <w:right w:val="single" w:color="auto" w:sz="4" w:space="0"/>
-                  <w:insideH w:val="single" w:color="auto" w:sz="4" w:space="0"/>
-                  <w:insideV w:val="single" w:color="auto" w:sz="4" w:space="0"/>
-                </w:tblBorders>
-                <w:tblCellMar>
-                  <w:top w:w="0" w:type="dxa"/>
-                  <w:left w:w="108" w:type="dxa"/>
-                  <w:bottom w:w="0" w:type="dxa"/>
-                  <w:right w:w="108" w:type="dxa"/>
-                </w:tblCellMar>
-              </w:tblPrEx>
               <w:tc>
                 <w:tcPr>
                   <w:tcW w:w="4045" w:type="dxa"/>
@@ -3247,17 +3133,10 @@
                   <w:pPr>
                     <w:spacing w:line="480" w:lineRule="auto"/>
                     <w:jc w:val="center"/>
-                    <w:rPr>
-                      <w:rFonts w:hint="default"/>
-                      <w:vertAlign w:val="baseline"/>
-                      <w:lang w:val="en-US" w:eastAsia="zh-CN"/>
-                    </w:rPr>
                   </w:pPr>
                   <w:r>
                     <w:rPr>
                       <w:rFonts w:hint="eastAsia"/>
-                      <w:vertAlign w:val="baseline"/>
-                      <w:lang w:val="en-US" w:eastAsia="zh-CN"/>
                     </w:rPr>
                     <w:t>评审会及报告修改</w:t>
                   </w:r>
@@ -3265,22 +3144,6 @@
               </w:tc>
             </w:tr>
             <w:tr>
-              <w:tblPrEx>
-                <w:tblBorders>
-                  <w:top w:val="single" w:color="auto" w:sz="4" w:space="0"/>
-                  <w:left w:val="single" w:color="auto" w:sz="4" w:space="0"/>
-                  <w:bottom w:val="single" w:color="auto" w:sz="4" w:space="0"/>
-                  <w:right w:val="single" w:color="auto" w:sz="4" w:space="0"/>
-                  <w:insideH w:val="single" w:color="auto" w:sz="4" w:space="0"/>
-                  <w:insideV w:val="single" w:color="auto" w:sz="4" w:space="0"/>
-                </w:tblBorders>
-                <w:tblCellMar>
-                  <w:top w:w="0" w:type="dxa"/>
-                  <w:left w:w="108" w:type="dxa"/>
-                  <w:bottom w:w="0" w:type="dxa"/>
-                  <w:right w:w="108" w:type="dxa"/>
-                </w:tblCellMar>
-              </w:tblPrEx>
               <w:tc>
                 <w:tcPr>
                   <w:tcW w:w="4045" w:type="dxa"/>
@@ -3289,17 +3152,10 @@
                   <w:pPr>
                     <w:spacing w:line="480" w:lineRule="auto"/>
                     <w:jc w:val="center"/>
-                    <w:rPr>
-                      <w:rFonts w:hint="default"/>
-                      <w:vertAlign w:val="baseline"/>
-                      <w:lang w:val="en-US" w:eastAsia="zh-CN"/>
-                    </w:rPr>
                   </w:pPr>
                   <w:r>
                     <w:rPr>
                       <w:rFonts w:hint="eastAsia"/>
-                      <w:vertAlign w:val="baseline"/>
-                      <w:lang w:val="en-US" w:eastAsia="zh-CN"/>
                     </w:rPr>
                     <w:t>出具报告</w:t>
                   </w:r>
@@ -3311,321 +3167,399 @@
             <w:pPr>
               <w:spacing w:line="480" w:lineRule="auto"/>
               <w:jc w:val="center"/>
-              <w:rPr>
-                <w:rFonts w:hint="default"/>
-                <w:vertAlign w:val="baseline"/>
-                <w:lang w:val="en-US" w:eastAsia="zh-CN"/>
-              </w:rPr>
             </w:pPr>
           </w:p>
         </w:tc>
       </w:tr>
     </w:tbl>
     <w:p>
-      <w:pPr>
+      <w:r>
         <w:rPr>
-          <w:rFonts w:hint="default"/>
-          <w:lang w:val="en-US" w:eastAsia="zh-CN"/>
+          <w:noProof/>
         </w:rPr>
-      </w:pPr>
+        <w:drawing>
+          <wp:inline distT="0" distB="0" distL="0" distR="0" wp14:anchorId="5EC556BD" wp14:editId="27F4061E">
+            <wp:extent cx="5274310" cy="2942590"/>
+            <wp:effectExtent l="0" t="0" r="2540" b="0"/>
+            <wp:docPr id="558629646" name="Picture 7" descr="A diagram of a diagram&#10;&#10;AI-generated content may be incorrect."/>
+            <wp:cNvGraphicFramePr>
+              <a:graphicFrameLocks xmlns:a="http://schemas.openxmlformats.org/drawingml/2006/main" noChangeAspect="1"/>
+            </wp:cNvGraphicFramePr>
+            <a:graphic xmlns:a="http://schemas.openxmlformats.org/drawingml/2006/main">
+              <a:graphicData uri="http://schemas.openxmlformats.org/drawingml/2006/picture">
+                <pic:pic xmlns:pic="http://schemas.openxmlformats.org/drawingml/2006/picture">
+                  <pic:nvPicPr>
+                    <pic:cNvPr id="558629646" name="Picture 7" descr="A diagram of a diagram&#10;&#10;AI-generated content may be incorrect."/>
+                    <pic:cNvPicPr>
+                      <a:picLocks noChangeAspect="1" noChangeArrowheads="1"/>
+                    </pic:cNvPicPr>
+                  </pic:nvPicPr>
+                  <pic:blipFill>
+                    <a:blip r:embed="rId6" cstate="print">
+                      <a:extLst>
+                        <a:ext uri="{28A0092B-C50C-407E-A947-70E740481C1C}">
+                          <a14:useLocalDpi xmlns:a14="http://schemas.microsoft.com/office/drawing/2010/main" val="0"/>
+                        </a:ext>
+                      </a:extLst>
+                    </a:blip>
+                    <a:srcRect/>
+                    <a:stretch>
+                      <a:fillRect/>
+                    </a:stretch>
+                  </pic:blipFill>
+                  <pic:spPr bwMode="auto">
+                    <a:xfrm>
+                      <a:off x="0" y="0"/>
+                      <a:ext cx="5274310" cy="2942590"/>
+                    </a:xfrm>
+                    <a:prstGeom prst="rect">
+                      <a:avLst/>
+                    </a:prstGeom>
+                    <a:noFill/>
+                    <a:ln>
+                      <a:noFill/>
+                    </a:ln>
+                  </pic:spPr>
+                </pic:pic>
+              </a:graphicData>
+            </a:graphic>
+          </wp:inline>
+        </w:drawing>
+      </w:r>
     </w:p>
     <w:sectPr>
       <w:pgSz w:w="11906" w:h="16838"/>
       <w:pgMar w:top="1440" w:right="1800" w:bottom="1440" w:left="1800" w:header="851" w:footer="992" w:gutter="0"/>
-      <w:cols w:space="425" w:num="1"/>
-      <w:docGrid w:type="lines" w:linePitch="312" w:charSpace="0"/>
+      <w:cols w:space="425"/>
+      <w:docGrid w:type="lines" w:linePitch="312"/>
     </w:sectPr>
   </w:body>
 </w:document>
 </file>
 
 <file path=word/styles.xml><?xml version="1.0" encoding="utf-8"?>
-<w:styles xmlns:mc="http://schemas.openxmlformats.org/markup-compatibility/2006" xmlns:o="urn:schemas-microsoft-com:office:office" xmlns:r="http://schemas.openxmlformats.org/officeDocument/2006/relationships" xmlns:m="http://schemas.openxmlformats.org/officeDocument/2006/math" xmlns:v="urn:schemas-microsoft-com:vml" xmlns:w="http://schemas.openxmlformats.org/wordprocessingml/2006/main" xmlns:w14="http://schemas.microsoft.com/office/word/2010/wordml" xmlns:w10="urn:schemas-microsoft-com:office:word" xmlns:sl="http://schemas.openxmlformats.org/schemaLibrary/2006/main" xmlns:wpsCustomData="http://www.wps.cn/officeDocument/2013/wpsCustomData" mc:Ignorable="w14">
+<w:styles xmlns:mc="http://schemas.openxmlformats.org/markup-compatibility/2006" xmlns:r="http://schemas.openxmlformats.org/officeDocument/2006/relationships" xmlns:w="http://schemas.openxmlformats.org/wordprocessingml/2006/main" xmlns:w14="http://schemas.microsoft.com/office/word/2010/wordml" xmlns:w15="http://schemas.microsoft.com/office/word/2012/wordml" xmlns:w16cex="http://schemas.microsoft.com/office/word/2018/wordml/cex" xmlns:w16cid="http://schemas.microsoft.com/office/word/2016/wordml/cid" xmlns:w16="http://schemas.microsoft.com/office/word/2018/wordml" xmlns:w16du="http://schemas.microsoft.com/office/word/2023/wordml/word16du" xmlns:w16sdtdh="http://schemas.microsoft.com/office/word/2020/wordml/sdtdatahash" xmlns:w16sdtfl="http://schemas.microsoft.com/office/word/2024/wordml/sdtformatlock" xmlns:w16se="http://schemas.microsoft.com/office/word/2015/wordml/symex" mc:Ignorable="w14 w15 w16se w16cid w16 w16cex w16sdtdh w16sdtfl w16du">
   <w:docDefaults>
     <w:rPrDefault>
       <w:rPr>
-        <w:rFonts w:ascii="Times New Roman" w:hAnsi="Times New Roman" w:eastAsia="宋体" w:cs="Times New Roman"/>
+        <w:rFonts w:ascii="Times New Roman" w:eastAsia="SimSun" w:hAnsi="Times New Roman" w:cs="Times New Roman"/>
+        <w:lang w:val="en-US" w:eastAsia="zh-CN" w:bidi="ar-SA"/>
       </w:rPr>
     </w:rPrDefault>
     <w:pPrDefault/>
   </w:docDefaults>
-  <w:latentStyles w:count="260" w:defQFormat="0" w:defUnhideWhenUsed="1" w:defSemiHidden="1" w:defUIPriority="99" w:defLockedState="0">
-    <w:lsdException w:qFormat="1" w:unhideWhenUsed="0" w:uiPriority="0" w:semiHidden="0" w:name="Normal"/>
-    <w:lsdException w:qFormat="1" w:unhideWhenUsed="0" w:uiPriority="0" w:semiHidden="0" w:name="heading 1"/>
-    <w:lsdException w:qFormat="1" w:uiPriority="0" w:name="heading 2"/>
-    <w:lsdException w:qFormat="1" w:uiPriority="0" w:semiHidden="0" w:name="heading 3"/>
-    <w:lsdException w:qFormat="1" w:uiPriority="0" w:semiHidden="0" w:name="heading 4"/>
-    <w:lsdException w:qFormat="1" w:uiPriority="0" w:name="heading 5"/>
-    <w:lsdException w:qFormat="1" w:uiPriority="0" w:name="heading 6"/>
-    <w:lsdException w:qFormat="1" w:uiPriority="0" w:name="heading 7"/>
-    <w:lsdException w:qFormat="1" w:uiPriority="0" w:name="heading 8"/>
-    <w:lsdException w:qFormat="1" w:uiPriority="0" w:name="heading 9"/>
-    <w:lsdException w:unhideWhenUsed="0" w:uiPriority="0" w:semiHidden="0" w:name="index 1"/>
-    <w:lsdException w:unhideWhenUsed="0" w:uiPriority="0" w:semiHidden="0" w:name="index 2"/>
-    <w:lsdException w:unhideWhenUsed="0" w:uiPriority="0" w:semiHidden="0" w:name="index 3"/>
-    <w:lsdException w:unhideWhenUsed="0" w:uiPriority="0" w:semiHidden="0" w:name="index 4"/>
-    <w:lsdException w:unhideWhenUsed="0" w:uiPriority="0" w:semiHidden="0" w:name="index 5"/>
-    <w:lsdException w:unhideWhenUsed="0" w:uiPriority="0" w:semiHidden="0" w:name="index 6"/>
-    <w:lsdException w:unhideWhenUsed="0" w:uiPriority="0" w:semiHidden="0" w:name="index 7"/>
-    <w:lsdException w:unhideWhenUsed="0" w:uiPriority="0" w:semiHidden="0" w:name="index 8"/>
-    <w:lsdException w:unhideWhenUsed="0" w:uiPriority="0" w:semiHidden="0" w:name="index 9"/>
-    <w:lsdException w:unhideWhenUsed="0" w:uiPriority="0" w:semiHidden="0" w:name="toc 1"/>
-    <w:lsdException w:unhideWhenUsed="0" w:uiPriority="0" w:semiHidden="0" w:name="toc 2"/>
-    <w:lsdException w:unhideWhenUsed="0" w:uiPriority="0" w:semiHidden="0" w:name="toc 3"/>
-    <w:lsdException w:unhideWhenUsed="0" w:uiPriority="0" w:semiHidden="0" w:name="toc 4"/>
-    <w:lsdException w:unhideWhenUsed="0" w:uiPriority="0" w:semiHidden="0" w:name="toc 5"/>
-    <w:lsdException w:unhideWhenUsed="0" w:uiPriority="0" w:semiHidden="0" w:name="toc 6"/>
-    <w:lsdException w:unhideWhenUsed="0" w:uiPriority="0" w:semiHidden="0" w:name="toc 7"/>
-    <w:lsdException w:unhideWhenUsed="0" w:uiPriority="0" w:semiHidden="0" w:name="toc 8"/>
-    <w:lsdException w:unhideWhenUsed="0" w:uiPriority="0" w:semiHidden="0" w:name="toc 9"/>
-    <w:lsdException w:unhideWhenUsed="0" w:uiPriority="0" w:semiHidden="0" w:name="Normal Indent"/>
-    <w:lsdException w:unhideWhenUsed="0" w:uiPriority="0" w:semiHidden="0" w:name="footnote text"/>
-    <w:lsdException w:unhideWhenUsed="0" w:uiPriority="0" w:semiHidden="0" w:name="annotation text"/>
-    <w:lsdException w:unhideWhenUsed="0" w:uiPriority="0" w:semiHidden="0" w:name="header"/>
-    <w:lsdException w:unhideWhenUsed="0" w:uiPriority="0" w:semiHidden="0" w:name="footer"/>
-    <w:lsdException w:unhideWhenUsed="0" w:uiPriority="0" w:semiHidden="0" w:name="index heading"/>
-    <w:lsdException w:qFormat="1" w:uiPriority="0" w:name="caption"/>
-    <w:lsdException w:unhideWhenUsed="0" w:uiPriority="0" w:semiHidden="0" w:name="table of figures"/>
-    <w:lsdException w:unhideWhenUsed="0" w:uiPriority="0" w:semiHidden="0" w:name="envelope address"/>
-    <w:lsdException w:unhideWhenUsed="0" w:uiPriority="0" w:semiHidden="0" w:name="envelope return"/>
-    <w:lsdException w:unhideWhenUsed="0" w:uiPriority="0" w:semiHidden="0" w:name="footnote reference"/>
-    <w:lsdException w:unhideWhenUsed="0" w:uiPriority="0" w:semiHidden="0" w:name="annotation reference"/>
-    <w:lsdException w:unhideWhenUsed="0" w:uiPriority="0" w:semiHidden="0" w:name="line number"/>
-    <w:lsdException w:unhideWhenUsed="0" w:uiPriority="0" w:semiHidden="0" w:name="page number"/>
-    <w:lsdException w:unhideWhenUsed="0" w:uiPriority="0" w:semiHidden="0" w:name="endnote reference"/>
-    <w:lsdException w:unhideWhenUsed="0" w:uiPriority="0" w:semiHidden="0" w:name="endnote text"/>
-    <w:lsdException w:unhideWhenUsed="0" w:uiPriority="0" w:semiHidden="0" w:name="table of authorities"/>
-    <w:lsdException w:unhideWhenUsed="0" w:uiPriority="0" w:semiHidden="0" w:name="macro"/>
-    <w:lsdException w:unhideWhenUsed="0" w:uiPriority="0" w:semiHidden="0" w:name="toa heading"/>
-    <w:lsdException w:unhideWhenUsed="0" w:uiPriority="0" w:semiHidden="0" w:name="List"/>
-    <w:lsdException w:unhideWhenUsed="0" w:uiPriority="0" w:semiHidden="0" w:name="List Bullet"/>
-    <w:lsdException w:unhideWhenUsed="0" w:uiPriority="0" w:semiHidden="0" w:name="List Number"/>
-    <w:lsdException w:unhideWhenUsed="0" w:uiPriority="0" w:semiHidden="0" w:name="List 2"/>
-    <w:lsdException w:unhideWhenUsed="0" w:uiPriority="0" w:semiHidden="0" w:name="List 3"/>
-    <w:lsdException w:unhideWhenUsed="0" w:uiPriority="0" w:semiHidden="0" w:name="List 4"/>
-    <w:lsdException w:unhideWhenUsed="0" w:uiPriority="0" w:semiHidden="0" w:name="List 5"/>
-    <w:lsdException w:unhideWhenUsed="0" w:uiPriority="0" w:semiHidden="0" w:name="List Bullet 2"/>
-    <w:lsdException w:unhideWhenUsed="0" w:uiPriority="0" w:semiHidden="0" w:name="List Bullet 3"/>
-    <w:lsdException w:unhideWhenUsed="0" w:uiPriority="0" w:semiHidden="0" w:name="List Bullet 4"/>
-    <w:lsdException w:unhideWhenUsed="0" w:uiPriority="0" w:semiHidden="0" w:name="List Bullet 5"/>
-    <w:lsdException w:unhideWhenUsed="0" w:uiPriority="0" w:semiHidden="0" w:name="List Number 2"/>
-    <w:lsdException w:unhideWhenUsed="0" w:uiPriority="0" w:semiHidden="0" w:name="List Number 3"/>
-    <w:lsdException w:unhideWhenUsed="0" w:uiPriority="0" w:semiHidden="0" w:name="List Number 4"/>
-    <w:lsdException w:unhideWhenUsed="0" w:uiPriority="0" w:semiHidden="0" w:name="List Number 5"/>
-    <w:lsdException w:qFormat="1" w:unhideWhenUsed="0" w:uiPriority="0" w:semiHidden="0" w:name="Title"/>
-    <w:lsdException w:unhideWhenUsed="0" w:uiPriority="0" w:semiHidden="0" w:name="Closing"/>
-    <w:lsdException w:unhideWhenUsed="0" w:uiPriority="0" w:semiHidden="0" w:name="Signature"/>
-    <w:lsdException w:unhideWhenUsed="0" w:uiPriority="0" w:name="Default Paragraph Font"/>
-    <w:lsdException w:unhideWhenUsed="0" w:uiPriority="0" w:semiHidden="0" w:name="Body Text"/>
-    <w:lsdException w:unhideWhenUsed="0" w:uiPriority="0" w:semiHidden="0" w:name="Body Text Indent"/>
-    <w:lsdException w:unhideWhenUsed="0" w:uiPriority="0" w:semiHidden="0" w:name="List Continue"/>
-    <w:lsdException w:unhideWhenUsed="0" w:uiPriority="0" w:semiHidden="0" w:name="List Continue 2"/>
-    <w:lsdException w:unhideWhenUsed="0" w:uiPriority="0" w:semiHidden="0" w:name="List Continue 3"/>
-    <w:lsdException w:unhideWhenUsed="0" w:uiPriority="0" w:semiHidden="0" w:name="List Continue 4"/>
-    <w:lsdException w:unhideWhenUsed="0" w:uiPriority="0" w:semiHidden="0" w:name="List Continue 5"/>
-    <w:lsdException w:unhideWhenUsed="0" w:uiPriority="0" w:semiHidden="0" w:name="Message Header"/>
-    <w:lsdException w:qFormat="1" w:unhideWhenUsed="0" w:uiPriority="0" w:semiHidden="0" w:name="Subtitle"/>
-    <w:lsdException w:unhideWhenUsed="0" w:uiPriority="0" w:semiHidden="0" w:name="Salutation"/>
-    <w:lsdException w:unhideWhenUsed="0" w:uiPriority="0" w:semiHidden="0" w:name="Date"/>
-    <w:lsdException w:unhideWhenUsed="0" w:uiPriority="0" w:semiHidden="0" w:name="Body Text First Indent"/>
-    <w:lsdException w:unhideWhenUsed="0" w:uiPriority="0" w:semiHidden="0" w:name="Body Text First Indent 2"/>
-    <w:lsdException w:unhideWhenUsed="0" w:uiPriority="0" w:semiHidden="0" w:name="Note Heading"/>
-    <w:lsdException w:unhideWhenUsed="0" w:uiPriority="0" w:semiHidden="0" w:name="Body Text 2"/>
-    <w:lsdException w:unhideWhenUsed="0" w:uiPriority="0" w:semiHidden="0" w:name="Body Text 3"/>
-    <w:lsdException w:unhideWhenUsed="0" w:uiPriority="0" w:semiHidden="0" w:name="Body Text Indent 2"/>
-    <w:lsdException w:unhideWhenUsed="0" w:uiPriority="0" w:semiHidden="0" w:name="Body Text Indent 3"/>
-    <w:lsdException w:unhideWhenUsed="0" w:uiPriority="0" w:semiHidden="0" w:name="Block Text"/>
-    <w:lsdException w:unhideWhenUsed="0" w:uiPriority="0" w:semiHidden="0" w:name="Hyperlink"/>
-    <w:lsdException w:unhideWhenUsed="0" w:uiPriority="0" w:semiHidden="0" w:name="FollowedHyperlink"/>
-    <w:lsdException w:qFormat="1" w:unhideWhenUsed="0" w:uiPriority="0" w:semiHidden="0" w:name="Strong"/>
-    <w:lsdException w:qFormat="1" w:unhideWhenUsed="0" w:uiPriority="0" w:semiHidden="0" w:name="Emphasis"/>
-    <w:lsdException w:unhideWhenUsed="0" w:uiPriority="0" w:semiHidden="0" w:name="Document Map"/>
-    <w:lsdException w:unhideWhenUsed="0" w:uiPriority="0" w:semiHidden="0" w:name="Plain Text"/>
-    <w:lsdException w:unhideWhenUsed="0" w:uiPriority="0" w:semiHidden="0" w:name="E-mail Signature"/>
-    <w:lsdException w:unhideWhenUsed="0" w:uiPriority="0" w:semiHidden="0" w:name="Normal (Web)"/>
-    <w:lsdException w:unhideWhenUsed="0" w:uiPriority="0" w:semiHidden="0" w:name="HTML Acronym"/>
-    <w:lsdException w:unhideWhenUsed="0" w:uiPriority="0" w:semiHidden="0" w:name="HTML Address"/>
-    <w:lsdException w:unhideWhenUsed="0" w:uiPriority="0" w:semiHidden="0" w:name="HTML Cite"/>
-    <w:lsdException w:unhideWhenUsed="0" w:uiPriority="0" w:semiHidden="0" w:name="HTML Code"/>
-    <w:lsdException w:unhideWhenUsed="0" w:uiPriority="0" w:semiHidden="0" w:name="HTML Definition"/>
-    <w:lsdException w:unhideWhenUsed="0" w:uiPriority="0" w:semiHidden="0" w:name="HTML Keyboard"/>
-    <w:lsdException w:unhideWhenUsed="0" w:uiPriority="0" w:semiHidden="0" w:name="HTML Preformatted"/>
-    <w:lsdException w:unhideWhenUsed="0" w:uiPriority="0" w:semiHidden="0" w:name="HTML Sample"/>
-    <w:lsdException w:unhideWhenUsed="0" w:uiPriority="0" w:semiHidden="0" w:name="HTML Typewriter"/>
-    <w:lsdException w:unhideWhenUsed="0" w:uiPriority="0" w:semiHidden="0" w:name="HTML Variable"/>
-    <w:lsdException w:unhideWhenUsed="0" w:uiPriority="0" w:name="Normal Table"/>
-    <w:lsdException w:unhideWhenUsed="0" w:uiPriority="0" w:semiHidden="0" w:name="annotation subject"/>
-    <w:lsdException w:unhideWhenUsed="0" w:uiPriority="0" w:semiHidden="0" w:name="Table Simple 1"/>
-    <w:lsdException w:unhideWhenUsed="0" w:uiPriority="0" w:semiHidden="0" w:name="Table Simple 2"/>
-    <w:lsdException w:unhideWhenUsed="0" w:uiPriority="0" w:semiHidden="0" w:name="Table Simple 3"/>
-    <w:lsdException w:unhideWhenUsed="0" w:uiPriority="0" w:semiHidden="0" w:name="Table Classic 1"/>
-    <w:lsdException w:unhideWhenUsed="0" w:uiPriority="0" w:semiHidden="0" w:name="Table Classic 2"/>
-    <w:lsdException w:unhideWhenUsed="0" w:uiPriority="0" w:semiHidden="0" w:name="Table Classic 3"/>
-    <w:lsdException w:unhideWhenUsed="0" w:uiPriority="0" w:semiHidden="0" w:name="Table Classic 4"/>
-    <w:lsdException w:unhideWhenUsed="0" w:uiPriority="0" w:semiHidden="0" w:name="Table Colorful 1"/>
-    <w:lsdException w:unhideWhenUsed="0" w:uiPriority="0" w:semiHidden="0" w:name="Table Colorful 2"/>
-    <w:lsdException w:unhideWhenUsed="0" w:uiPriority="0" w:semiHidden="0" w:name="Table Colorful 3"/>
-    <w:lsdException w:unhideWhenUsed="0" w:uiPriority="0" w:semiHidden="0" w:name="Table Columns 1"/>
-    <w:lsdException w:unhideWhenUsed="0" w:uiPriority="0" w:semiHidden="0" w:name="Table Columns 2"/>
-    <w:lsdException w:unhideWhenUsed="0" w:uiPriority="0" w:semiHidden="0" w:name="Table Columns 3"/>
-    <w:lsdException w:unhideWhenUsed="0" w:uiPriority="0" w:semiHidden="0" w:name="Table Columns 4"/>
-    <w:lsdException w:unhideWhenUsed="0" w:uiPriority="0" w:semiHidden="0" w:name="Table Columns 5"/>
-    <w:lsdException w:unhideWhenUsed="0" w:uiPriority="0" w:semiHidden="0" w:name="Table Grid 1"/>
-    <w:lsdException w:unhideWhenUsed="0" w:uiPriority="0" w:semiHidden="0" w:name="Table Grid 2"/>
-    <w:lsdException w:unhideWhenUsed="0" w:uiPriority="0" w:semiHidden="0" w:name="Table Grid 3"/>
-    <w:lsdException w:unhideWhenUsed="0" w:uiPriority="0" w:semiHidden="0" w:name="Table Grid 4"/>
-    <w:lsdException w:unhideWhenUsed="0" w:uiPriority="0" w:semiHidden="0" w:name="Table Grid 5"/>
-    <w:lsdException w:unhideWhenUsed="0" w:uiPriority="0" w:semiHidden="0" w:name="Table Grid 6"/>
-    <w:lsdException w:unhideWhenUsed="0" w:uiPriority="0" w:semiHidden="0" w:name="Table Grid 7"/>
-    <w:lsdException w:unhideWhenUsed="0" w:uiPriority="0" w:semiHidden="0" w:name="Table Grid 8"/>
-    <w:lsdException w:unhideWhenUsed="0" w:uiPriority="0" w:semiHidden="0" w:name="Table List 1"/>
-    <w:lsdException w:unhideWhenUsed="0" w:uiPriority="0" w:semiHidden="0" w:name="Table List 2"/>
-    <w:lsdException w:unhideWhenUsed="0" w:uiPriority="0" w:semiHidden="0" w:name="Table List 3"/>
-    <w:lsdException w:unhideWhenUsed="0" w:uiPriority="0" w:semiHidden="0" w:name="Table List 4"/>
-    <w:lsdException w:unhideWhenUsed="0" w:uiPriority="0" w:semiHidden="0" w:name="Table List 5"/>
-    <w:lsdException w:unhideWhenUsed="0" w:uiPriority="0" w:semiHidden="0" w:name="Table List 6"/>
-    <w:lsdException w:unhideWhenUsed="0" w:uiPriority="0" w:semiHidden="0" w:name="Table List 7"/>
-    <w:lsdException w:unhideWhenUsed="0" w:uiPriority="0" w:semiHidden="0" w:name="Table List 8"/>
-    <w:lsdException w:unhideWhenUsed="0" w:uiPriority="0" w:semiHidden="0" w:name="Table 3D effects 1"/>
-    <w:lsdException w:unhideWhenUsed="0" w:uiPriority="0" w:semiHidden="0" w:name="Table 3D effects 2"/>
-    <w:lsdException w:unhideWhenUsed="0" w:uiPriority="0" w:semiHidden="0" w:name="Table 3D effects 3"/>
-    <w:lsdException w:unhideWhenUsed="0" w:uiPriority="0" w:semiHidden="0" w:name="Table Contemporary"/>
-    <w:lsdException w:unhideWhenUsed="0" w:uiPriority="0" w:semiHidden="0" w:name="Table Elegant"/>
-    <w:lsdException w:unhideWhenUsed="0" w:uiPriority="0" w:semiHidden="0" w:name="Table Professional"/>
-    <w:lsdException w:unhideWhenUsed="0" w:uiPriority="0" w:semiHidden="0" w:name="Table Subtle 1"/>
-    <w:lsdException w:unhideWhenUsed="0" w:uiPriority="0" w:semiHidden="0" w:name="Table Subtle 2"/>
-    <w:lsdException w:unhideWhenUsed="0" w:uiPriority="0" w:semiHidden="0" w:name="Table Web 1"/>
-    <w:lsdException w:unhideWhenUsed="0" w:uiPriority="0" w:semiHidden="0" w:name="Table Web 2"/>
-    <w:lsdException w:unhideWhenUsed="0" w:uiPriority="0" w:semiHidden="0" w:name="Table Web 3"/>
-    <w:lsdException w:unhideWhenUsed="0" w:uiPriority="0" w:semiHidden="0" w:name="Balloon Text"/>
-    <w:lsdException w:unhideWhenUsed="0" w:uiPriority="0" w:semiHidden="0" w:name="Table Grid"/>
-    <w:lsdException w:unhideWhenUsed="0" w:uiPriority="0" w:semiHidden="0" w:name="Table Theme"/>
-    <w:lsdException w:unhideWhenUsed="0" w:uiPriority="60" w:semiHidden="0" w:name="Light Shading"/>
-    <w:lsdException w:unhideWhenUsed="0" w:uiPriority="61" w:semiHidden="0" w:name="Light List"/>
-    <w:lsdException w:unhideWhenUsed="0" w:uiPriority="62" w:semiHidden="0" w:name="Light Grid"/>
-    <w:lsdException w:unhideWhenUsed="0" w:uiPriority="63" w:semiHidden="0" w:name="Medium Shading 1"/>
-    <w:lsdException w:unhideWhenUsed="0" w:uiPriority="64" w:semiHidden="0" w:name="Medium Shading 2"/>
-    <w:lsdException w:unhideWhenUsed="0" w:uiPriority="65" w:semiHidden="0" w:name="Medium List 1"/>
-    <w:lsdException w:unhideWhenUsed="0" w:uiPriority="66" w:semiHidden="0" w:name="Medium List 2"/>
-    <w:lsdException w:unhideWhenUsed="0" w:uiPriority="67" w:semiHidden="0" w:name="Medium Grid 1"/>
-    <w:lsdException w:unhideWhenUsed="0" w:uiPriority="68" w:semiHidden="0" w:name="Medium Grid 2"/>
-    <w:lsdException w:unhideWhenUsed="0" w:uiPriority="69" w:semiHidden="0" w:name="Medium Grid 3"/>
-    <w:lsdException w:unhideWhenUsed="0" w:uiPriority="70" w:semiHidden="0" w:name="Dark List"/>
-    <w:lsdException w:unhideWhenUsed="0" w:uiPriority="71" w:semiHidden="0" w:name="Colorful Shading"/>
-    <w:lsdException w:unhideWhenUsed="0" w:uiPriority="72" w:semiHidden="0" w:name="Colorful List"/>
-    <w:lsdException w:unhideWhenUsed="0" w:uiPriority="73" w:semiHidden="0" w:name="Colorful Grid"/>
-    <w:lsdException w:unhideWhenUsed="0" w:uiPriority="60" w:semiHidden="0" w:name="Light Shading Accent 1"/>
-    <w:lsdException w:unhideWhenUsed="0" w:uiPriority="61" w:semiHidden="0" w:name="Light List Accent 1"/>
-    <w:lsdException w:unhideWhenUsed="0" w:uiPriority="62" w:semiHidden="0" w:name="Light Grid Accent 1"/>
-    <w:lsdException w:unhideWhenUsed="0" w:uiPriority="63" w:semiHidden="0" w:name="Medium Shading 1 Accent 1"/>
-    <w:lsdException w:unhideWhenUsed="0" w:uiPriority="64" w:semiHidden="0" w:name="Medium Shading 2 Accent 1"/>
-    <w:lsdException w:unhideWhenUsed="0" w:uiPriority="65" w:semiHidden="0" w:name="Medium List 1 Accent 1"/>
-    <w:lsdException w:unhideWhenUsed="0" w:uiPriority="66" w:semiHidden="0" w:name="Medium List 2 Accent 1"/>
-    <w:lsdException w:unhideWhenUsed="0" w:uiPriority="67" w:semiHidden="0" w:name="Medium Grid 1 Accent 1"/>
-    <w:lsdException w:unhideWhenUsed="0" w:uiPriority="68" w:semiHidden="0" w:name="Medium Grid 2 Accent 1"/>
-    <w:lsdException w:unhideWhenUsed="0" w:uiPriority="69" w:semiHidden="0" w:name="Medium Grid 3 Accent 1"/>
-    <w:lsdException w:unhideWhenUsed="0" w:uiPriority="70" w:semiHidden="0" w:name="Dark List Accent 1"/>
-    <w:lsdException w:unhideWhenUsed="0" w:uiPriority="71" w:semiHidden="0" w:name="Colorful Shading Accent 1"/>
-    <w:lsdException w:unhideWhenUsed="0" w:uiPriority="72" w:semiHidden="0" w:name="Colorful List Accent 1"/>
-    <w:lsdException w:unhideWhenUsed="0" w:uiPriority="73" w:semiHidden="0" w:name="Colorful Grid Accent 1"/>
-    <w:lsdException w:unhideWhenUsed="0" w:uiPriority="60" w:semiHidden="0" w:name="Light Shading Accent 2"/>
-    <w:lsdException w:unhideWhenUsed="0" w:uiPriority="61" w:semiHidden="0" w:name="Light List Accent 2"/>
-    <w:lsdException w:unhideWhenUsed="0" w:uiPriority="62" w:semiHidden="0" w:name="Light Grid Accent 2"/>
-    <w:lsdException w:unhideWhenUsed="0" w:uiPriority="63" w:semiHidden="0" w:name="Medium Shading 1 Accent 2"/>
-    <w:lsdException w:unhideWhenUsed="0" w:uiPriority="64" w:semiHidden="0" w:name="Medium Shading 2 Accent 2"/>
-    <w:lsdException w:unhideWhenUsed="0" w:uiPriority="65" w:semiHidden="0" w:name="Medium List 1 Accent 2"/>
-    <w:lsdException w:unhideWhenUsed="0" w:uiPriority="66" w:semiHidden="0" w:name="Medium List 2 Accent 2"/>
-    <w:lsdException w:unhideWhenUsed="0" w:uiPriority="67" w:semiHidden="0" w:name="Medium Grid 1 Accent 2"/>
-    <w:lsdException w:unhideWhenUsed="0" w:uiPriority="68" w:semiHidden="0" w:name="Medium Grid 2 Accent 2"/>
-    <w:lsdException w:unhideWhenUsed="0" w:uiPriority="69" w:semiHidden="0" w:name="Medium Grid 3 Accent 2"/>
-    <w:lsdException w:unhideWhenUsed="0" w:uiPriority="70" w:semiHidden="0" w:name="Dark List Accent 2"/>
-    <w:lsdException w:unhideWhenUsed="0" w:uiPriority="71" w:semiHidden="0" w:name="Colorful Shading Accent 2"/>
-    <w:lsdException w:unhideWhenUsed="0" w:uiPriority="72" w:semiHidden="0" w:name="Colorful List Accent 2"/>
-    <w:lsdException w:unhideWhenUsed="0" w:uiPriority="73" w:semiHidden="0" w:name="Colorful Grid Accent 2"/>
-    <w:lsdException w:unhideWhenUsed="0" w:uiPriority="60" w:semiHidden="0" w:name="Light Shading Accent 3"/>
-    <w:lsdException w:unhideWhenUsed="0" w:uiPriority="61" w:semiHidden="0" w:name="Light List Accent 3"/>
-    <w:lsdException w:unhideWhenUsed="0" w:uiPriority="62" w:semiHidden="0" w:name="Light Grid Accent 3"/>
-    <w:lsdException w:unhideWhenUsed="0" w:uiPriority="63" w:semiHidden="0" w:name="Medium Shading 1 Accent 3"/>
-    <w:lsdException w:unhideWhenUsed="0" w:uiPriority="64" w:semiHidden="0" w:name="Medium Shading 2 Accent 3"/>
-    <w:lsdException w:unhideWhenUsed="0" w:uiPriority="65" w:semiHidden="0" w:name="Medium List 1 Accent 3"/>
-    <w:lsdException w:unhideWhenUsed="0" w:uiPriority="66" w:semiHidden="0" w:name="Medium List 2 Accent 3"/>
-    <w:lsdException w:unhideWhenUsed="0" w:uiPriority="67" w:semiHidden="0" w:name="Medium Grid 1 Accent 3"/>
-    <w:lsdException w:unhideWhenUsed="0" w:uiPriority="68" w:semiHidden="0" w:name="Medium Grid 2 Accent 3"/>
-    <w:lsdException w:unhideWhenUsed="0" w:uiPriority="69" w:semiHidden="0" w:name="Medium Grid 3 Accent 3"/>
-    <w:lsdException w:unhideWhenUsed="0" w:uiPriority="70" w:semiHidden="0" w:name="Dark List Accent 3"/>
-    <w:lsdException w:unhideWhenUsed="0" w:uiPriority="71" w:semiHidden="0" w:name="Colorful Shading Accent 3"/>
-    <w:lsdException w:unhideWhenUsed="0" w:uiPriority="72" w:semiHidden="0" w:name="Colorful List Accent 3"/>
-    <w:lsdException w:unhideWhenUsed="0" w:uiPriority="73" w:semiHidden="0" w:name="Colorful Grid Accent 3"/>
-    <w:lsdException w:unhideWhenUsed="0" w:uiPriority="60" w:semiHidden="0" w:name="Light Shading Accent 4"/>
-    <w:lsdException w:unhideWhenUsed="0" w:uiPriority="61" w:semiHidden="0" w:name="Light List Accent 4"/>
-    <w:lsdException w:unhideWhenUsed="0" w:uiPriority="62" w:semiHidden="0" w:name="Light Grid Accent 4"/>
-    <w:lsdException w:unhideWhenUsed="0" w:uiPriority="63" w:semiHidden="0" w:name="Medium Shading 1 Accent 4"/>
-    <w:lsdException w:unhideWhenUsed="0" w:uiPriority="64" w:semiHidden="0" w:name="Medium Shading 2 Accent 4"/>
-    <w:lsdException w:unhideWhenUsed="0" w:uiPriority="65" w:semiHidden="0" w:name="Medium List 1 Accent 4"/>
-    <w:lsdException w:unhideWhenUsed="0" w:uiPriority="66" w:semiHidden="0" w:name="Medium List 2 Accent 4"/>
-    <w:lsdException w:unhideWhenUsed="0" w:uiPriority="67" w:semiHidden="0" w:name="Medium Grid 1 Accent 4"/>
-    <w:lsdException w:unhideWhenUsed="0" w:uiPriority="68" w:semiHidden="0" w:name="Medium Grid 2 Accent 4"/>
-    <w:lsdException w:unhideWhenUsed="0" w:uiPriority="69" w:semiHidden="0" w:name="Medium Grid 3 Accent 4"/>
-    <w:lsdException w:unhideWhenUsed="0" w:uiPriority="70" w:semiHidden="0" w:name="Dark List Accent 4"/>
-    <w:lsdException w:unhideWhenUsed="0" w:uiPriority="71" w:semiHidden="0" w:name="Colorful Shading Accent 4"/>
-    <w:lsdException w:unhideWhenUsed="0" w:uiPriority="72" w:semiHidden="0" w:name="Colorful List Accent 4"/>
-    <w:lsdException w:unhideWhenUsed="0" w:uiPriority="73" w:semiHidden="0" w:name="Colorful Grid Accent 4"/>
-    <w:lsdException w:unhideWhenUsed="0" w:uiPriority="60" w:semiHidden="0" w:name="Light Shading Accent 5"/>
-    <w:lsdException w:unhideWhenUsed="0" w:uiPriority="61" w:semiHidden="0" w:name="Light List Accent 5"/>
-    <w:lsdException w:unhideWhenUsed="0" w:uiPriority="62" w:semiHidden="0" w:name="Light Grid Accent 5"/>
-    <w:lsdException w:unhideWhenUsed="0" w:uiPriority="63" w:semiHidden="0" w:name="Medium Shading 1 Accent 5"/>
-    <w:lsdException w:unhideWhenUsed="0" w:uiPriority="64" w:semiHidden="0" w:name="Medium Shading 2 Accent 5"/>
-    <w:lsdException w:unhideWhenUsed="0" w:uiPriority="65" w:semiHidden="0" w:name="Medium List 1 Accent 5"/>
-    <w:lsdException w:unhideWhenUsed="0" w:uiPriority="66" w:semiHidden="0" w:name="Medium List 2 Accent 5"/>
-    <w:lsdException w:unhideWhenUsed="0" w:uiPriority="67" w:semiHidden="0" w:name="Medium Grid 1 Accent 5"/>
-    <w:lsdException w:unhideWhenUsed="0" w:uiPriority="68" w:semiHidden="0" w:name="Medium Grid 2 Accent 5"/>
-    <w:lsdException w:unhideWhenUsed="0" w:uiPriority="69" w:semiHidden="0" w:name="Medium Grid 3 Accent 5"/>
-    <w:lsdException w:unhideWhenUsed="0" w:uiPriority="70" w:semiHidden="0" w:name="Dark List Accent 5"/>
-    <w:lsdException w:unhideWhenUsed="0" w:uiPriority="71" w:semiHidden="0" w:name="Colorful Shading Accent 5"/>
-    <w:lsdException w:unhideWhenUsed="0" w:uiPriority="72" w:semiHidden="0" w:name="Colorful List Accent 5"/>
-    <w:lsdException w:unhideWhenUsed="0" w:uiPriority="73" w:semiHidden="0" w:name="Colorful Grid Accent 5"/>
-    <w:lsdException w:unhideWhenUsed="0" w:uiPriority="60" w:semiHidden="0" w:name="Light Shading Accent 6"/>
-    <w:lsdException w:unhideWhenUsed="0" w:uiPriority="61" w:semiHidden="0" w:name="Light List Accent 6"/>
-    <w:lsdException w:unhideWhenUsed="0" w:uiPriority="62" w:semiHidden="0" w:name="Light Grid Accent 6"/>
-    <w:lsdException w:unhideWhenUsed="0" w:uiPriority="63" w:semiHidden="0" w:name="Medium Shading 1 Accent 6"/>
-    <w:lsdException w:unhideWhenUsed="0" w:uiPriority="64" w:semiHidden="0" w:name="Medium Shading 2 Accent 6"/>
-    <w:lsdException w:unhideWhenUsed="0" w:uiPriority="65" w:semiHidden="0" w:name="Medium List 1 Accent 6"/>
-    <w:lsdException w:unhideWhenUsed="0" w:uiPriority="66" w:semiHidden="0" w:name="Medium List 2 Accent 6"/>
-    <w:lsdException w:unhideWhenUsed="0" w:uiPriority="67" w:semiHidden="0" w:name="Medium Grid 1 Accent 6"/>
-    <w:lsdException w:unhideWhenUsed="0" w:uiPriority="68" w:semiHidden="0" w:name="Medium Grid 2 Accent 6"/>
-    <w:lsdException w:unhideWhenUsed="0" w:uiPriority="69" w:semiHidden="0" w:name="Medium Grid 3 Accent 6"/>
-    <w:lsdException w:unhideWhenUsed="0" w:uiPriority="70" w:semiHidden="0" w:name="Dark List Accent 6"/>
-    <w:lsdException w:unhideWhenUsed="0" w:uiPriority="71" w:semiHidden="0" w:name="Colorful Shading Accent 6"/>
-    <w:lsdException w:unhideWhenUsed="0" w:uiPriority="72" w:semiHidden="0" w:name="Colorful List Accent 6"/>
-    <w:lsdException w:unhideWhenUsed="0" w:uiPriority="73" w:semiHidden="0" w:name="Colorful Grid Accent 6"/>
+  <w:latentStyles w:defLockedState="0" w:defUIPriority="0" w:defSemiHidden="0" w:defUnhideWhenUsed="0" w:defQFormat="0" w:count="376">
+    <w:lsdException w:name="Normal" w:qFormat="1"/>
+    <w:lsdException w:name="heading 1" w:qFormat="1"/>
+    <w:lsdException w:name="heading 2" w:semiHidden="1" w:unhideWhenUsed="1" w:qFormat="1"/>
+    <w:lsdException w:name="heading 3" w:unhideWhenUsed="1" w:qFormat="1"/>
+    <w:lsdException w:name="heading 4" w:unhideWhenUsed="1" w:qFormat="1"/>
+    <w:lsdException w:name="heading 5" w:semiHidden="1" w:unhideWhenUsed="1" w:qFormat="1"/>
+    <w:lsdException w:name="heading 6" w:semiHidden="1" w:unhideWhenUsed="1" w:qFormat="1"/>
+    <w:lsdException w:name="heading 7" w:semiHidden="1" w:unhideWhenUsed="1" w:qFormat="1"/>
+    <w:lsdException w:name="heading 8" w:semiHidden="1" w:unhideWhenUsed="1" w:qFormat="1"/>
+    <w:lsdException w:name="heading 9" w:semiHidden="1" w:unhideWhenUsed="1" w:qFormat="1"/>
+    <w:lsdException w:name="caption" w:semiHidden="1" w:unhideWhenUsed="1" w:qFormat="1"/>
+    <w:lsdException w:name="Title" w:qFormat="1"/>
+    <w:lsdException w:name="Default Paragraph Font" w:semiHidden="1"/>
+    <w:lsdException w:name="Subtitle" w:qFormat="1"/>
+    <w:lsdException w:name="Strong" w:qFormat="1"/>
+    <w:lsdException w:name="Emphasis" w:qFormat="1"/>
+    <w:lsdException w:name="HTML Top of Form" w:semiHidden="1" w:uiPriority="99" w:unhideWhenUsed="1"/>
+    <w:lsdException w:name="HTML Bottom of Form" w:semiHidden="1" w:uiPriority="99" w:unhideWhenUsed="1"/>
+    <w:lsdException w:name="Normal Table" w:semiHidden="1" w:unhideWhenUsed="1"/>
+    <w:lsdException w:name="No List" w:semiHidden="1" w:uiPriority="99" w:unhideWhenUsed="1"/>
+    <w:lsdException w:name="Outline List 1" w:semiHidden="1" w:uiPriority="99" w:unhideWhenUsed="1"/>
+    <w:lsdException w:name="Outline List 2" w:semiHidden="1" w:uiPriority="99" w:unhideWhenUsed="1"/>
+    <w:lsdException w:name="Outline List 3" w:semiHidden="1" w:uiPriority="99" w:unhideWhenUsed="1"/>
+    <w:lsdException w:name="Table Simple 1" w:semiHidden="1" w:unhideWhenUsed="1"/>
+    <w:lsdException w:name="Table Simple 2" w:semiHidden="1" w:unhideWhenUsed="1"/>
+    <w:lsdException w:name="Table Simple 3" w:semiHidden="1" w:unhideWhenUsed="1"/>
+    <w:lsdException w:name="Table Classic 1" w:semiHidden="1" w:unhideWhenUsed="1"/>
+    <w:lsdException w:name="Table Classic 2" w:semiHidden="1" w:unhideWhenUsed="1"/>
+    <w:lsdException w:name="Table Classic 3" w:semiHidden="1" w:unhideWhenUsed="1"/>
+    <w:lsdException w:name="Table Classic 4" w:semiHidden="1" w:unhideWhenUsed="1"/>
+    <w:lsdException w:name="Table Colorful 1" w:semiHidden="1" w:unhideWhenUsed="1"/>
+    <w:lsdException w:name="Table Colorful 2" w:semiHidden="1" w:unhideWhenUsed="1"/>
+    <w:lsdException w:name="Table Colorful 3" w:semiHidden="1" w:unhideWhenUsed="1"/>
+    <w:lsdException w:name="Table Columns 1" w:semiHidden="1" w:unhideWhenUsed="1"/>
+    <w:lsdException w:name="Table Columns 2" w:semiHidden="1" w:unhideWhenUsed="1"/>
+    <w:lsdException w:name="Table Columns 3" w:semiHidden="1" w:unhideWhenUsed="1"/>
+    <w:lsdException w:name="Table Columns 4" w:semiHidden="1" w:unhideWhenUsed="1"/>
+    <w:lsdException w:name="Table Columns 5" w:semiHidden="1" w:unhideWhenUsed="1"/>
+    <w:lsdException w:name="Table Grid 1" w:semiHidden="1" w:unhideWhenUsed="1"/>
+    <w:lsdException w:name="Table Grid 2" w:semiHidden="1" w:unhideWhenUsed="1"/>
+    <w:lsdException w:name="Table Grid 3" w:semiHidden="1" w:unhideWhenUsed="1"/>
+    <w:lsdException w:name="Table Grid 4" w:semiHidden="1" w:unhideWhenUsed="1"/>
+    <w:lsdException w:name="Table Grid 5" w:semiHidden="1" w:unhideWhenUsed="1"/>
+    <w:lsdException w:name="Table Grid 6" w:semiHidden="1" w:unhideWhenUsed="1"/>
+    <w:lsdException w:name="Table Grid 7" w:semiHidden="1" w:unhideWhenUsed="1"/>
+    <w:lsdException w:name="Table Grid 8" w:semiHidden="1" w:unhideWhenUsed="1"/>
+    <w:lsdException w:name="Table List 1" w:semiHidden="1" w:unhideWhenUsed="1"/>
+    <w:lsdException w:name="Table List 2" w:semiHidden="1" w:unhideWhenUsed="1"/>
+    <w:lsdException w:name="Table List 3" w:semiHidden="1" w:unhideWhenUsed="1"/>
+    <w:lsdException w:name="Table List 4" w:semiHidden="1" w:unhideWhenUsed="1"/>
+    <w:lsdException w:name="Table List 5" w:semiHidden="1" w:unhideWhenUsed="1"/>
+    <w:lsdException w:name="Table List 6" w:semiHidden="1" w:unhideWhenUsed="1"/>
+    <w:lsdException w:name="Table List 7" w:semiHidden="1" w:unhideWhenUsed="1"/>
+    <w:lsdException w:name="Table List 8" w:semiHidden="1" w:unhideWhenUsed="1"/>
+    <w:lsdException w:name="Table 3D effects 1" w:semiHidden="1" w:unhideWhenUsed="1"/>
+    <w:lsdException w:name="Table 3D effects 2" w:semiHidden="1" w:unhideWhenUsed="1"/>
+    <w:lsdException w:name="Table 3D effects 3" w:semiHidden="1" w:unhideWhenUsed="1"/>
+    <w:lsdException w:name="Table Contemporary" w:semiHidden="1" w:unhideWhenUsed="1"/>
+    <w:lsdException w:name="Table Elegant" w:semiHidden="1" w:unhideWhenUsed="1"/>
+    <w:lsdException w:name="Table Professional" w:semiHidden="1" w:unhideWhenUsed="1"/>
+    <w:lsdException w:name="Table Subtle 1" w:semiHidden="1" w:unhideWhenUsed="1"/>
+    <w:lsdException w:name="Table Subtle 2" w:semiHidden="1" w:unhideWhenUsed="1"/>
+    <w:lsdException w:name="Table Web 1" w:semiHidden="1" w:unhideWhenUsed="1"/>
+    <w:lsdException w:name="Table Web 2" w:semiHidden="1" w:unhideWhenUsed="1"/>
+    <w:lsdException w:name="Table Web 3" w:semiHidden="1" w:unhideWhenUsed="1"/>
+    <w:lsdException w:name="Table Theme" w:semiHidden="1" w:unhideWhenUsed="1"/>
+    <w:lsdException w:name="Placeholder Text" w:semiHidden="1" w:uiPriority="99" w:unhideWhenUsed="1"/>
+    <w:lsdException w:name="No Spacing" w:semiHidden="1" w:uiPriority="99" w:unhideWhenUsed="1"/>
+    <w:lsdException w:name="Light Shading" w:uiPriority="60"/>
+    <w:lsdException w:name="Light List" w:uiPriority="61"/>
+    <w:lsdException w:name="Light Grid" w:uiPriority="62"/>
+    <w:lsdException w:name="Medium Shading 1" w:uiPriority="63"/>
+    <w:lsdException w:name="Medium Shading 2" w:uiPriority="64"/>
+    <w:lsdException w:name="Medium List 1" w:uiPriority="65"/>
+    <w:lsdException w:name="Medium List 2" w:uiPriority="66"/>
+    <w:lsdException w:name="Medium Grid 1" w:uiPriority="67"/>
+    <w:lsdException w:name="Medium Grid 2" w:uiPriority="68"/>
+    <w:lsdException w:name="Medium Grid 3" w:uiPriority="69"/>
+    <w:lsdException w:name="Dark List" w:uiPriority="70"/>
+    <w:lsdException w:name="Colorful Shading" w:uiPriority="71"/>
+    <w:lsdException w:name="Colorful List" w:uiPriority="72"/>
+    <w:lsdException w:name="Colorful Grid" w:uiPriority="73"/>
+    <w:lsdException w:name="Light Shading Accent 1" w:uiPriority="60"/>
+    <w:lsdException w:name="Light List Accent 1" w:uiPriority="61"/>
+    <w:lsdException w:name="Light Grid Accent 1" w:uiPriority="62"/>
+    <w:lsdException w:name="Medium Shading 1 Accent 1" w:uiPriority="63"/>
+    <w:lsdException w:name="Medium Shading 2 Accent 1" w:uiPriority="64"/>
+    <w:lsdException w:name="Medium List 1 Accent 1" w:uiPriority="65"/>
+    <w:lsdException w:name="Revision" w:semiHidden="1" w:uiPriority="99" w:unhideWhenUsed="1"/>
+    <w:lsdException w:name="List Paragraph" w:semiHidden="1" w:uiPriority="99" w:unhideWhenUsed="1"/>
+    <w:lsdException w:name="Quote" w:semiHidden="1" w:uiPriority="99" w:unhideWhenUsed="1"/>
+    <w:lsdException w:name="Intense Quote" w:semiHidden="1" w:uiPriority="99" w:unhideWhenUsed="1"/>
+    <w:lsdException w:name="Medium List 2 Accent 1" w:uiPriority="66"/>
+    <w:lsdException w:name="Medium Grid 1 Accent 1" w:uiPriority="67"/>
+    <w:lsdException w:name="Medium Grid 2 Accent 1" w:uiPriority="68"/>
+    <w:lsdException w:name="Medium Grid 3 Accent 1" w:uiPriority="69"/>
+    <w:lsdException w:name="Dark List Accent 1" w:uiPriority="70"/>
+    <w:lsdException w:name="Colorful Shading Accent 1" w:uiPriority="71"/>
+    <w:lsdException w:name="Colorful List Accent 1" w:uiPriority="72"/>
+    <w:lsdException w:name="Colorful Grid Accent 1" w:uiPriority="73"/>
+    <w:lsdException w:name="Light Shading Accent 2" w:uiPriority="60"/>
+    <w:lsdException w:name="Light List Accent 2" w:uiPriority="61"/>
+    <w:lsdException w:name="Light Grid Accent 2" w:uiPriority="62"/>
+    <w:lsdException w:name="Medium Shading 1 Accent 2" w:uiPriority="63"/>
+    <w:lsdException w:name="Medium Shading 2 Accent 2" w:uiPriority="64"/>
+    <w:lsdException w:name="Medium List 1 Accent 2" w:uiPriority="65"/>
+    <w:lsdException w:name="Medium List 2 Accent 2" w:uiPriority="66"/>
+    <w:lsdException w:name="Medium Grid 1 Accent 2" w:uiPriority="67"/>
+    <w:lsdException w:name="Medium Grid 2 Accent 2" w:uiPriority="68"/>
+    <w:lsdException w:name="Medium Grid 3 Accent 2" w:uiPriority="69"/>
+    <w:lsdException w:name="Dark List Accent 2" w:uiPriority="70"/>
+    <w:lsdException w:name="Colorful Shading Accent 2" w:uiPriority="71"/>
+    <w:lsdException w:name="Colorful List Accent 2" w:uiPriority="72"/>
+    <w:lsdException w:name="Colorful Grid Accent 2" w:uiPriority="73"/>
+    <w:lsdException w:name="Light Shading Accent 3" w:uiPriority="60"/>
+    <w:lsdException w:name="Light List Accent 3" w:uiPriority="61"/>
+    <w:lsdException w:name="Light Grid Accent 3" w:uiPriority="62"/>
+    <w:lsdException w:name="Medium Shading 1 Accent 3" w:uiPriority="63"/>
+    <w:lsdException w:name="Medium Shading 2 Accent 3" w:uiPriority="64"/>
+    <w:lsdException w:name="Medium List 1 Accent 3" w:uiPriority="65"/>
+    <w:lsdException w:name="Medium List 2 Accent 3" w:uiPriority="66"/>
+    <w:lsdException w:name="Medium Grid 1 Accent 3" w:uiPriority="67"/>
+    <w:lsdException w:name="Medium Grid 2 Accent 3" w:uiPriority="68"/>
+    <w:lsdException w:name="Medium Grid 3 Accent 3" w:uiPriority="69"/>
+    <w:lsdException w:name="Dark List Accent 3" w:uiPriority="70"/>
+    <w:lsdException w:name="Colorful Shading Accent 3" w:uiPriority="71"/>
+    <w:lsdException w:name="Colorful List Accent 3" w:uiPriority="72"/>
+    <w:lsdException w:name="Colorful Grid Accent 3" w:uiPriority="73"/>
+    <w:lsdException w:name="Light Shading Accent 4" w:uiPriority="60"/>
+    <w:lsdException w:name="Light List Accent 4" w:uiPriority="61"/>
+    <w:lsdException w:name="Light Grid Accent 4" w:uiPriority="62"/>
+    <w:lsdException w:name="Medium Shading 1 Accent 4" w:uiPriority="63"/>
+    <w:lsdException w:name="Medium Shading 2 Accent 4" w:uiPriority="64"/>
+    <w:lsdException w:name="Medium List 1 Accent 4" w:uiPriority="65"/>
+    <w:lsdException w:name="Medium List 2 Accent 4" w:uiPriority="66"/>
+    <w:lsdException w:name="Medium Grid 1 Accent 4" w:uiPriority="67"/>
+    <w:lsdException w:name="Medium Grid 2 Accent 4" w:uiPriority="68"/>
+    <w:lsdException w:name="Medium Grid 3 Accent 4" w:uiPriority="69"/>
+    <w:lsdException w:name="Dark List Accent 4" w:uiPriority="70"/>
+    <w:lsdException w:name="Colorful Shading Accent 4" w:uiPriority="71"/>
+    <w:lsdException w:name="Colorful List Accent 4" w:uiPriority="72"/>
+    <w:lsdException w:name="Colorful Grid Accent 4" w:uiPriority="73"/>
+    <w:lsdException w:name="Light Shading Accent 5" w:uiPriority="60"/>
+    <w:lsdException w:name="Light List Accent 5" w:uiPriority="61"/>
+    <w:lsdException w:name="Light Grid Accent 5" w:uiPriority="62"/>
+    <w:lsdException w:name="Medium Shading 1 Accent 5" w:uiPriority="63"/>
+    <w:lsdException w:name="Medium Shading 2 Accent 5" w:uiPriority="64"/>
+    <w:lsdException w:name="Medium List 1 Accent 5" w:uiPriority="65"/>
+    <w:lsdException w:name="Medium List 2 Accent 5" w:uiPriority="66"/>
+    <w:lsdException w:name="Medium Grid 1 Accent 5" w:uiPriority="67"/>
+    <w:lsdException w:name="Medium Grid 2 Accent 5" w:uiPriority="68"/>
+    <w:lsdException w:name="Medium Grid 3 Accent 5" w:uiPriority="69"/>
+    <w:lsdException w:name="Dark List Accent 5" w:uiPriority="70"/>
+    <w:lsdException w:name="Colorful Shading Accent 5" w:uiPriority="71"/>
+    <w:lsdException w:name="Colorful List Accent 5" w:uiPriority="72"/>
+    <w:lsdException w:name="Colorful Grid Accent 5" w:uiPriority="73"/>
+    <w:lsdException w:name="Light Shading Accent 6" w:uiPriority="60"/>
+    <w:lsdException w:name="Light List Accent 6" w:uiPriority="61"/>
+    <w:lsdException w:name="Light Grid Accent 6" w:uiPriority="62"/>
+    <w:lsdException w:name="Medium Shading 1 Accent 6" w:uiPriority="63"/>
+    <w:lsdException w:name="Medium Shading 2 Accent 6" w:uiPriority="64"/>
+    <w:lsdException w:name="Medium List 1 Accent 6" w:uiPriority="65"/>
+    <w:lsdException w:name="Medium List 2 Accent 6" w:uiPriority="66"/>
+    <w:lsdException w:name="Medium Grid 1 Accent 6" w:uiPriority="67"/>
+    <w:lsdException w:name="Medium Grid 2 Accent 6" w:uiPriority="68"/>
+    <w:lsdException w:name="Medium Grid 3 Accent 6" w:uiPriority="69"/>
+    <w:lsdException w:name="Dark List Accent 6" w:uiPriority="70"/>
+    <w:lsdException w:name="Colorful Shading Accent 6" w:uiPriority="71"/>
+    <w:lsdException w:name="Colorful List Accent 6" w:uiPriority="72"/>
+    <w:lsdException w:name="Colorful Grid Accent 6" w:uiPriority="73"/>
+    <w:lsdException w:name="Subtle Emphasis" w:uiPriority="19" w:qFormat="1"/>
+    <w:lsdException w:name="Intense Emphasis" w:uiPriority="21" w:qFormat="1"/>
+    <w:lsdException w:name="Subtle Reference" w:uiPriority="31" w:qFormat="1"/>
+    <w:lsdException w:name="Intense Reference" w:uiPriority="32" w:qFormat="1"/>
+    <w:lsdException w:name="Book Title" w:uiPriority="33" w:qFormat="1"/>
+    <w:lsdException w:name="Bibliography" w:semiHidden="1" w:uiPriority="37" w:unhideWhenUsed="1"/>
+    <w:lsdException w:name="TOC Heading" w:semiHidden="1" w:uiPriority="39" w:unhideWhenUsed="1" w:qFormat="1"/>
+    <w:lsdException w:name="Plain Table 1" w:uiPriority="41"/>
+    <w:lsdException w:name="Plain Table 2" w:uiPriority="42"/>
+    <w:lsdException w:name="Plain Table 3" w:uiPriority="43"/>
+    <w:lsdException w:name="Plain Table 4" w:uiPriority="44"/>
+    <w:lsdException w:name="Plain Table 5" w:uiPriority="45"/>
+    <w:lsdException w:name="Grid Table Light" w:uiPriority="40"/>
+    <w:lsdException w:name="Grid Table 1 Light" w:uiPriority="46"/>
+    <w:lsdException w:name="Grid Table 2" w:uiPriority="47"/>
+    <w:lsdException w:name="Grid Table 3" w:uiPriority="48"/>
+    <w:lsdException w:name="Grid Table 4" w:uiPriority="49"/>
+    <w:lsdException w:name="Grid Table 5 Dark" w:uiPriority="50"/>
+    <w:lsdException w:name="Grid Table 6 Colorful" w:uiPriority="51"/>
+    <w:lsdException w:name="Grid Table 7 Colorful" w:uiPriority="52"/>
+    <w:lsdException w:name="Grid Table 1 Light Accent 1" w:uiPriority="46"/>
+    <w:lsdException w:name="Grid Table 2 Accent 1" w:uiPriority="47"/>
+    <w:lsdException w:name="Grid Table 3 Accent 1" w:uiPriority="48"/>
+    <w:lsdException w:name="Grid Table 4 Accent 1" w:uiPriority="49"/>
+    <w:lsdException w:name="Grid Table 5 Dark Accent 1" w:uiPriority="50"/>
+    <w:lsdException w:name="Grid Table 6 Colorful Accent 1" w:uiPriority="51"/>
+    <w:lsdException w:name="Grid Table 7 Colorful Accent 1" w:uiPriority="52"/>
+    <w:lsdException w:name="Grid Table 1 Light Accent 2" w:uiPriority="46"/>
+    <w:lsdException w:name="Grid Table 2 Accent 2" w:uiPriority="47"/>
+    <w:lsdException w:name="Grid Table 3 Accent 2" w:uiPriority="48"/>
+    <w:lsdException w:name="Grid Table 4 Accent 2" w:uiPriority="49"/>
+    <w:lsdException w:name="Grid Table 5 Dark Accent 2" w:uiPriority="50"/>
+    <w:lsdException w:name="Grid Table 6 Colorful Accent 2" w:uiPriority="51"/>
+    <w:lsdException w:name="Grid Table 7 Colorful Accent 2" w:uiPriority="52"/>
+    <w:lsdException w:name="Grid Table 1 Light Accent 3" w:uiPriority="46"/>
+    <w:lsdException w:name="Grid Table 2 Accent 3" w:uiPriority="47"/>
+    <w:lsdException w:name="Grid Table 3 Accent 3" w:uiPriority="48"/>
+    <w:lsdException w:name="Grid Table 4 Accent 3" w:uiPriority="49"/>
+    <w:lsdException w:name="Grid Table 5 Dark Accent 3" w:uiPriority="50"/>
+    <w:lsdException w:name="Grid Table 6 Colorful Accent 3" w:uiPriority="51"/>
+    <w:lsdException w:name="Grid Table 7 Colorful Accent 3" w:uiPriority="52"/>
+    <w:lsdException w:name="Grid Table 1 Light Accent 4" w:uiPriority="46"/>
+    <w:lsdException w:name="Grid Table 2 Accent 4" w:uiPriority="47"/>
+    <w:lsdException w:name="Grid Table 3 Accent 4" w:uiPriority="48"/>
+    <w:lsdException w:name="Grid Table 4 Accent 4" w:uiPriority="49"/>
+    <w:lsdException w:name="Grid Table 5 Dark Accent 4" w:uiPriority="50"/>
+    <w:lsdException w:name="Grid Table 6 Colorful Accent 4" w:uiPriority="51"/>
+    <w:lsdException w:name="Grid Table 7 Colorful Accent 4" w:uiPriority="52"/>
+    <w:lsdException w:name="Grid Table 1 Light Accent 5" w:uiPriority="46"/>
+    <w:lsdException w:name="Grid Table 2 Accent 5" w:uiPriority="47"/>
+    <w:lsdException w:name="Grid Table 3 Accent 5" w:uiPriority="48"/>
+    <w:lsdException w:name="Grid Table 4 Accent 5" w:uiPriority="49"/>
+    <w:lsdException w:name="Grid Table 5 Dark Accent 5" w:uiPriority="50"/>
+    <w:lsdException w:name="Grid Table 6 Colorful Accent 5" w:uiPriority="51"/>
+    <w:lsdException w:name="Grid Table 7 Colorful Accent 5" w:uiPriority="52"/>
+    <w:lsdException w:name="Grid Table 1 Light Accent 6" w:uiPriority="46"/>
+    <w:lsdException w:name="Grid Table 2 Accent 6" w:uiPriority="47"/>
+    <w:lsdException w:name="Grid Table 3 Accent 6" w:uiPriority="48"/>
+    <w:lsdException w:name="Grid Table 4 Accent 6" w:uiPriority="49"/>
+    <w:lsdException w:name="Grid Table 5 Dark Accent 6" w:uiPriority="50"/>
+    <w:lsdException w:name="Grid Table 6 Colorful Accent 6" w:uiPriority="51"/>
+    <w:lsdException w:name="Grid Table 7 Colorful Accent 6" w:uiPriority="52"/>
+    <w:lsdException w:name="List Table 1 Light" w:uiPriority="46"/>
+    <w:lsdException w:name="List Table 2" w:uiPriority="47"/>
+    <w:lsdException w:name="List Table 3" w:uiPriority="48"/>
+    <w:lsdException w:name="List Table 4" w:uiPriority="49"/>
+    <w:lsdException w:name="List Table 5 Dark" w:uiPriority="50"/>
+    <w:lsdException w:name="List Table 6 Colorful" w:uiPriority="51"/>
+    <w:lsdException w:name="List Table 7 Colorful" w:uiPriority="52"/>
+    <w:lsdException w:name="List Table 1 Light Accent 1" w:uiPriority="46"/>
+    <w:lsdException w:name="List Table 2 Accent 1" w:uiPriority="47"/>
+    <w:lsdException w:name="List Table 3 Accent 1" w:uiPriority="48"/>
+    <w:lsdException w:name="List Table 4 Accent 1" w:uiPriority="49"/>
+    <w:lsdException w:name="List Table 5 Dark Accent 1" w:uiPriority="50"/>
+    <w:lsdException w:name="List Table 6 Colorful Accent 1" w:uiPriority="51"/>
+    <w:lsdException w:name="List Table 7 Colorful Accent 1" w:uiPriority="52"/>
+    <w:lsdException w:name="List Table 1 Light Accent 2" w:uiPriority="46"/>
+    <w:lsdException w:name="List Table 2 Accent 2" w:uiPriority="47"/>
+    <w:lsdException w:name="List Table 3 Accent 2" w:uiPriority="48"/>
+    <w:lsdException w:name="List Table 4 Accent 2" w:uiPriority="49"/>
+    <w:lsdException w:name="List Table 5 Dark Accent 2" w:uiPriority="50"/>
+    <w:lsdException w:name="List Table 6 Colorful Accent 2" w:uiPriority="51"/>
+    <w:lsdException w:name="List Table 7 Colorful Accent 2" w:uiPriority="52"/>
+    <w:lsdException w:name="List Table 1 Light Accent 3" w:uiPriority="46"/>
+    <w:lsdException w:name="List Table 2 Accent 3" w:uiPriority="47"/>
+    <w:lsdException w:name="List Table 3 Accent 3" w:uiPriority="48"/>
+    <w:lsdException w:name="List Table 4 Accent 3" w:uiPriority="49"/>
+    <w:lsdException w:name="List Table 5 Dark Accent 3" w:uiPriority="50"/>
+    <w:lsdException w:name="List Table 6 Colorful Accent 3" w:uiPriority="51"/>
+    <w:lsdException w:name="List Table 7 Colorful Accent 3" w:uiPriority="52"/>
+    <w:lsdException w:name="List Table 1 Light Accent 4" w:uiPriority="46"/>
+    <w:lsdException w:name="List Table 2 Accent 4" w:uiPriority="47"/>
+    <w:lsdException w:name="List Table 3 Accent 4" w:uiPriority="48"/>
+    <w:lsdException w:name="List Table 4 Accent 4" w:uiPriority="49"/>
+    <w:lsdException w:name="List Table 5 Dark Accent 4" w:uiPriority="50"/>
+    <w:lsdException w:name="List Table 6 Colorful Accent 4" w:uiPriority="51"/>
+    <w:lsdException w:name="List Table 7 Colorful Accent 4" w:uiPriority="52"/>
+    <w:lsdException w:name="List Table 1 Light Accent 5" w:uiPriority="46"/>
+    <w:lsdException w:name="List Table 2 Accent 5" w:uiPriority="47"/>
+    <w:lsdException w:name="List Table 3 Accent 5" w:uiPriority="48"/>
+    <w:lsdException w:name="List Table 4 Accent 5" w:uiPriority="49"/>
+    <w:lsdException w:name="List Table 5 Dark Accent 5" w:uiPriority="50"/>
+    <w:lsdException w:name="List Table 6 Colorful Accent 5" w:uiPriority="51"/>
+    <w:lsdException w:name="List Table 7 Colorful Accent 5" w:uiPriority="52"/>
+    <w:lsdException w:name="List Table 1 Light Accent 6" w:uiPriority="46"/>
+    <w:lsdException w:name="List Table 2 Accent 6" w:uiPriority="47"/>
+    <w:lsdException w:name="List Table 3 Accent 6" w:uiPriority="48"/>
+    <w:lsdException w:name="List Table 4 Accent 6" w:uiPriority="49"/>
+    <w:lsdException w:name="List Table 5 Dark Accent 6" w:uiPriority="50"/>
+    <w:lsdException w:name="List Table 6 Colorful Accent 6" w:uiPriority="51"/>
+    <w:lsdException w:name="List Table 7 Colorful Accent 6" w:uiPriority="52"/>
+    <w:lsdException w:name="Mention" w:semiHidden="1" w:uiPriority="99" w:unhideWhenUsed="1"/>
+    <w:lsdException w:name="Smart Hyperlink" w:semiHidden="1" w:uiPriority="99" w:unhideWhenUsed="1"/>
+    <w:lsdException w:name="Hashtag" w:semiHidden="1" w:uiPriority="99" w:unhideWhenUsed="1"/>
+    <w:lsdException w:name="Unresolved Mention" w:semiHidden="1" w:uiPriority="99" w:unhideWhenUsed="1"/>
+    <w:lsdException w:name="Smart Link" w:semiHidden="1" w:uiPriority="99" w:unhideWhenUsed="1"/>
   </w:latentStyles>
-  <w:style w:type="paragraph" w:default="1" w:styleId="1">
+  <w:style w:type="paragraph" w:default="1" w:styleId="Normal">
     <w:name w:val="Normal"/>
     <w:qFormat/>
-    <w:uiPriority w:val="0"/>
     <w:pPr>
       <w:widowControl w:val="0"/>
       <w:jc w:val="both"/>
     </w:pPr>
     <w:rPr>
-      <w:rFonts w:asciiTheme="minorHAnsi" w:hAnsiTheme="minorHAnsi" w:eastAsiaTheme="minorEastAsia" w:cstheme="minorBidi"/>
+      <w:rFonts w:asciiTheme="minorHAnsi" w:eastAsiaTheme="minorEastAsia" w:hAnsiTheme="minorHAnsi" w:cstheme="minorBidi"/>
       <w:kern w:val="2"/>
       <w:sz w:val="21"/>
       <w:szCs w:val="24"/>
-      <w:lang w:val="en-US" w:eastAsia="zh-CN" w:bidi="ar-SA"/>
     </w:rPr>
   </w:style>
-  <w:style w:type="paragraph" w:styleId="2">
+  <w:style w:type="paragraph" w:styleId="Heading3">
     <w:name w:val="heading 3"/>
-    <w:basedOn w:val="1"/>
-    <w:next w:val="1"/>
+    <w:basedOn w:val="Normal"/>
+    <w:next w:val="Normal"/>
     <w:unhideWhenUsed/>
     <w:qFormat/>
-    <w:uiPriority w:val="0"/>
     <w:pPr>
       <w:keepNext/>
       <w:keepLines/>
-      <w:spacing w:before="260" w:beforeLines="0" w:beforeAutospacing="0" w:after="260" w:afterLines="0" w:afterAutospacing="0" w:line="413" w:lineRule="auto"/>
+      <w:spacing w:before="260" w:after="260" w:line="413" w:lineRule="auto"/>
       <w:outlineLvl w:val="2"/>
     </w:pPr>
     <w:rPr>
@@ -3633,35 +3567,37 @@
       <w:sz w:val="32"/>
     </w:rPr>
   </w:style>
-  <w:style w:type="paragraph" w:styleId="3">
+  <w:style w:type="paragraph" w:styleId="Heading4">
     <w:name w:val="heading 4"/>
-    <w:basedOn w:val="1"/>
-    <w:next w:val="1"/>
+    <w:basedOn w:val="Normal"/>
+    <w:next w:val="Normal"/>
     <w:unhideWhenUsed/>
     <w:qFormat/>
-    <w:uiPriority w:val="0"/>
     <w:pPr>
       <w:keepNext/>
       <w:keepLines/>
-      <w:spacing w:before="280" w:beforeLines="0" w:beforeAutospacing="0" w:after="290" w:afterLines="0" w:afterAutospacing="0" w:line="372" w:lineRule="auto"/>
+      <w:spacing w:before="280" w:after="290" w:line="372" w:lineRule="auto"/>
       <w:outlineLvl w:val="3"/>
     </w:pPr>
     <w:rPr>
-      <w:rFonts w:ascii="Arial" w:hAnsi="Arial" w:eastAsia="黑体"/>
+      <w:rFonts w:ascii="Arial" w:eastAsia="SimHei" w:hAnsi="Arial"/>
       <w:b/>
       <w:sz w:val="28"/>
     </w:rPr>
   </w:style>
-  <w:style w:type="character" w:default="1" w:styleId="6">
+  <w:style w:type="character" w:default="1" w:styleId="DefaultParagraphFont">
     <w:name w:val="Default Paragraph Font"/>
+    <w:uiPriority w:val="1"/>
     <w:semiHidden/>
-    <w:uiPriority w:val="0"/>
+    <w:unhideWhenUsed/>
   </w:style>
-  <w:style w:type="table" w:default="1" w:styleId="4">
+  <w:style w:type="table" w:default="1" w:styleId="TableNormal">
     <w:name w:val="Normal Table"/>
+    <w:uiPriority w:val="99"/>
     <w:semiHidden/>
-    <w:uiPriority w:val="0"/>
+    <w:unhideWhenUsed/>
     <w:tblPr>
+      <w:tblInd w:w="0" w:type="dxa"/>
       <w:tblCellMar>
         <w:top w:w="0" w:type="dxa"/>
         <w:left w:w="108" w:type="dxa"/>
@@ -3670,22 +3606,27 @@
       </w:tblCellMar>
     </w:tblPr>
   </w:style>
-  <w:style w:type="table" w:styleId="5">
+  <w:style w:type="numbering" w:default="1" w:styleId="NoList">
+    <w:name w:val="No List"/>
+    <w:uiPriority w:val="99"/>
+    <w:semiHidden/>
+    <w:unhideWhenUsed/>
+  </w:style>
+  <w:style w:type="table" w:styleId="TableGrid">
     <w:name w:val="Table Grid"/>
-    <w:basedOn w:val="4"/>
-    <w:uiPriority w:val="0"/>
+    <w:basedOn w:val="TableNormal"/>
     <w:pPr>
       <w:widowControl w:val="0"/>
       <w:jc w:val="both"/>
     </w:pPr>
     <w:tblPr>
       <w:tblBorders>
-        <w:top w:val="single" w:color="auto" w:sz="4" w:space="0"/>
-        <w:left w:val="single" w:color="auto" w:sz="4" w:space="0"/>
-        <w:bottom w:val="single" w:color="auto" w:sz="4" w:space="0"/>
-        <w:right w:val="single" w:color="auto" w:sz="4" w:space="0"/>
-        <w:insideH w:val="single" w:color="auto" w:sz="4" w:space="0"/>
-        <w:insideV w:val="single" w:color="auto" w:sz="4" w:space="0"/>
+        <w:top w:val="single" w:sz="4" w:space="0" w:color="auto"/>
+        <w:left w:val="single" w:sz="4" w:space="0" w:color="auto"/>
+        <w:bottom w:val="single" w:sz="4" w:space="0" w:color="auto"/>
+        <w:right w:val="single" w:sz="4" w:space="0" w:color="auto"/>
+        <w:insideH w:val="single" w:sz="4" w:space="0" w:color="auto"/>
+        <w:insideV w:val="single" w:sz="4" w:space="0" w:color="auto"/>
       </w:tblBorders>
     </w:tblPr>
   </w:style>
@@ -3936,5 +3877,6 @@
     </a:fmtScheme>
   </a:themeElements>
   <a:objectDefaults/>
+  <a:extraClrSchemeLst/>
 </a:theme>
 </file>